--- a/VS Code Settings.docx
+++ b/VS Code Settings.docx
@@ -5300,11 +5300,11 @@
     </w:p>
     <w:p>
       <w:pPr>
-        <w:shd w:val="clear" w:color="auto" w:fill="1F1F1F"/>
-        <w:spacing w:after="0" w:line="315" w:lineRule="atLeast"/>
-        <w:rPr>
-          <w:rFonts w:ascii="Source Code Pro" w:eastAsia="Times New Roman" w:hAnsi="Source Code Pro" w:cs="Times New Roman"/>
-          <w:color w:val="CCCCCC"/>
+        <w:shd w:val="clear" w:color="auto" w:fill="121314"/>
+        <w:spacing w:line="315" w:lineRule="atLeast"/>
+        <w:rPr>
+          <w:rFonts w:ascii="Source Code Pro" w:eastAsia="Times New Roman" w:hAnsi="Source Code Pro" w:cs="Times New Roman"/>
+          <w:color w:val="8B949E"/>
           <w:kern w:val="0"/>
           <w:sz w:val="21"/>
           <w:szCs w:val="21"/>
@@ -5325,32 +5325,116 @@
       <w:r>
         <w:rPr>
           <w:rFonts w:ascii="Source Code Pro" w:eastAsia="Times New Roman" w:hAnsi="Source Code Pro" w:cs="Times New Roman"/>
-          <w:color w:val="6A9955"/>
-          <w:kern w:val="0"/>
-          <w:sz w:val="21"/>
-          <w:szCs w:val="21"/>
-          <w14:ligatures w14:val="none"/>
-        </w:rPr>
-        <w:t>// --- 3. PYTHON &amp; PYLANCE (PHANTOM HINTS) ---</w:t>
-      </w:r>
-    </w:p>
-    <w:p>
-      <w:pPr>
-        <w:shd w:val="clear" w:color="auto" w:fill="1F1F1F"/>
-        <w:spacing w:after="0" w:line="315" w:lineRule="atLeast"/>
-        <w:rPr>
-          <w:rFonts w:ascii="Source Code Pro" w:eastAsia="Times New Roman" w:hAnsi="Source Code Pro" w:cs="Times New Roman"/>
-          <w:color w:val="CCCCCC"/>
-          <w:kern w:val="0"/>
-          <w:sz w:val="21"/>
-          <w:szCs w:val="21"/>
-          <w14:ligatures w14:val="none"/>
-        </w:rPr>
-      </w:pPr>
-      <w:r>
-        <w:rPr>
-          <w:rFonts w:ascii="Source Code Pro" w:eastAsia="Times New Roman" w:hAnsi="Source Code Pro" w:cs="Times New Roman"/>
-          <w:color w:val="CCCCCC"/>
+          <w:color w:val="8B949E"/>
+          <w:kern w:val="0"/>
+          <w:sz w:val="21"/>
+          <w:szCs w:val="21"/>
+          <w14:ligatures w14:val="none"/>
+        </w:rPr>
+        <w:t>// --- 3. PYTHON &amp; PYLANCE (PHANTOM HINTS)</w:t>
+      </w:r>
+      <w:r>
+        <w:rPr>
+          <w:rFonts w:ascii="Source Code Pro" w:eastAsia="Times New Roman" w:hAnsi="Source Code Pro" w:cs="Times New Roman"/>
+          <w:color w:val="8B949E"/>
+          <w:kern w:val="0"/>
+          <w:sz w:val="21"/>
+          <w:szCs w:val="21"/>
+          <w14:ligatures w14:val="none"/>
+        </w:rPr>
+        <w:t>-</w:t>
+      </w:r>
+      <w:proofErr w:type="spellStart"/>
+      <w:r>
+        <w:rPr>
+          <w:rFonts w:ascii="Source Code Pro" w:eastAsia="Times New Roman" w:hAnsi="Source Code Pro" w:cs="Times New Roman"/>
+          <w:color w:val="8B949E"/>
+          <w:kern w:val="0"/>
+          <w:sz w:val="21"/>
+          <w:szCs w:val="21"/>
+          <w14:ligatures w14:val="none"/>
+        </w:rPr>
+        <w:t>pylance</w:t>
+      </w:r>
+      <w:proofErr w:type="spellEnd"/>
+      <w:r>
+        <w:rPr>
+          <w:rFonts w:ascii="Source Code Pro" w:eastAsia="Times New Roman" w:hAnsi="Source Code Pro" w:cs="Times New Roman"/>
+          <w:color w:val="8B949E"/>
+          <w:kern w:val="0"/>
+          <w:sz w:val="21"/>
+          <w:szCs w:val="21"/>
+          <w14:ligatures w14:val="none"/>
+        </w:rPr>
+        <w:t xml:space="preserve"> </w:t>
+      </w:r>
+      <w:proofErr w:type="spellStart"/>
+      <w:r>
+        <w:rPr>
+          <w:rFonts w:ascii="Source Code Pro" w:eastAsia="Times New Roman" w:hAnsi="Source Code Pro" w:cs="Times New Roman"/>
+          <w:color w:val="8B949E"/>
+          <w:kern w:val="0"/>
+          <w:sz w:val="21"/>
+          <w:szCs w:val="21"/>
+          <w14:ligatures w14:val="none"/>
+        </w:rPr>
+        <w:t>ext</w:t>
+      </w:r>
+      <w:proofErr w:type="spellEnd"/>
+      <w:r>
+        <w:rPr>
+          <w:rFonts w:ascii="Source Code Pro" w:eastAsia="Times New Roman" w:hAnsi="Source Code Pro" w:cs="Times New Roman"/>
+          <w:color w:val="8B949E"/>
+          <w:kern w:val="0"/>
+          <w:sz w:val="21"/>
+          <w:szCs w:val="21"/>
+          <w14:ligatures w14:val="none"/>
+        </w:rPr>
+        <w:t xml:space="preserve"> installed</w:t>
+      </w:r>
+      <w:r>
+        <w:rPr>
+          <w:rFonts w:ascii="Source Code Pro" w:eastAsia="Times New Roman" w:hAnsi="Source Code Pro" w:cs="Times New Roman"/>
+          <w:color w:val="8B949E"/>
+          <w:kern w:val="0"/>
+          <w:sz w:val="21"/>
+          <w:szCs w:val="21"/>
+          <w14:ligatures w14:val="none"/>
+        </w:rPr>
+        <w:t xml:space="preserve"> ---</w:t>
+      </w:r>
+    </w:p>
+    <w:p>
+      <w:pPr>
+        <w:shd w:val="clear" w:color="auto" w:fill="121314"/>
+        <w:spacing w:line="315" w:lineRule="atLeast"/>
+        <w:rPr>
+          <w:rFonts w:ascii="Source Code Pro" w:eastAsia="Times New Roman" w:hAnsi="Source Code Pro" w:cs="Times New Roman"/>
+          <w:color w:val="BBBEBF"/>
+          <w:kern w:val="0"/>
+          <w:sz w:val="21"/>
+          <w:szCs w:val="21"/>
+          <w14:ligatures w14:val="none"/>
+        </w:rPr>
+      </w:pPr>
+    </w:p>
+    <w:p>
+      <w:pPr>
+        <w:shd w:val="clear" w:color="auto" w:fill="121314"/>
+        <w:spacing w:after="0" w:line="315" w:lineRule="atLeast"/>
+        <w:rPr>
+          <w:rFonts w:ascii="Source Code Pro" w:eastAsia="Times New Roman" w:hAnsi="Source Code Pro" w:cs="Times New Roman"/>
+          <w:color w:val="BBBEBF"/>
+          <w:kern w:val="0"/>
+          <w:sz w:val="21"/>
+          <w:szCs w:val="21"/>
+          <w14:ligatures w14:val="none"/>
+        </w:rPr>
+      </w:pPr>
+      <w:r>
+        <w:rPr>
+          <w:rFonts w:ascii="Source Code Pro" w:eastAsia="Times New Roman" w:hAnsi="Source Code Pro" w:cs="Times New Roman"/>
+          <w:color w:val="BBBEBF"/>
           <w:kern w:val="0"/>
           <w:sz w:val="21"/>
           <w:szCs w:val="21"/>
@@ -5361,7 +5445,7 @@
       <w:r>
         <w:rPr>
           <w:rFonts w:ascii="Source Code Pro" w:eastAsia="Times New Roman" w:hAnsi="Source Code Pro" w:cs="Times New Roman"/>
-          <w:color w:val="9CDCFE"/>
+          <w:color w:val="7EE787"/>
           <w:kern w:val="0"/>
           <w:sz w:val="21"/>
           <w:szCs w:val="21"/>
@@ -5374,7 +5458,7 @@
       <w:r>
         <w:rPr>
           <w:rFonts w:ascii="Source Code Pro" w:eastAsia="Times New Roman" w:hAnsi="Source Code Pro" w:cs="Times New Roman"/>
-          <w:color w:val="9CDCFE"/>
+          <w:color w:val="7EE787"/>
           <w:kern w:val="0"/>
           <w:sz w:val="21"/>
           <w:szCs w:val="21"/>
@@ -5387,7 +5471,7 @@
       <w:r>
         <w:rPr>
           <w:rFonts w:ascii="Source Code Pro" w:eastAsia="Times New Roman" w:hAnsi="Source Code Pro" w:cs="Times New Roman"/>
-          <w:color w:val="9CDCFE"/>
+          <w:color w:val="7EE787"/>
           <w:kern w:val="0"/>
           <w:sz w:val="21"/>
           <w:szCs w:val="21"/>
@@ -5398,7 +5482,7 @@
       <w:r>
         <w:rPr>
           <w:rFonts w:ascii="Source Code Pro" w:eastAsia="Times New Roman" w:hAnsi="Source Code Pro" w:cs="Times New Roman"/>
-          <w:color w:val="CCCCCC"/>
+          <w:color w:val="BBBEBF"/>
           <w:kern w:val="0"/>
           <w:sz w:val="21"/>
           <w:szCs w:val="21"/>
@@ -5409,7 +5493,7 @@
       <w:r>
         <w:rPr>
           <w:rFonts w:ascii="Source Code Pro" w:eastAsia="Times New Roman" w:hAnsi="Source Code Pro" w:cs="Times New Roman"/>
-          <w:color w:val="CE9178"/>
+          <w:color w:val="A5D6FF"/>
           <w:kern w:val="0"/>
           <w:sz w:val="21"/>
           <w:szCs w:val="21"/>
@@ -5421,7 +5505,7 @@
       <w:r>
         <w:rPr>
           <w:rFonts w:ascii="Source Code Pro" w:eastAsia="Times New Roman" w:hAnsi="Source Code Pro" w:cs="Times New Roman"/>
-          <w:color w:val="CE9178"/>
+          <w:color w:val="A5D6FF"/>
           <w:kern w:val="0"/>
           <w:sz w:val="21"/>
           <w:szCs w:val="21"/>
@@ -5433,7 +5517,7 @@
       <w:r>
         <w:rPr>
           <w:rFonts w:ascii="Source Code Pro" w:eastAsia="Times New Roman" w:hAnsi="Source Code Pro" w:cs="Times New Roman"/>
-          <w:color w:val="CE9178"/>
+          <w:color w:val="A5D6FF"/>
           <w:kern w:val="0"/>
           <w:sz w:val="21"/>
           <w:szCs w:val="21"/>
@@ -5444,7 +5528,7 @@
       <w:r>
         <w:rPr>
           <w:rFonts w:ascii="Source Code Pro" w:eastAsia="Times New Roman" w:hAnsi="Source Code Pro" w:cs="Times New Roman"/>
-          <w:color w:val="CCCCCC"/>
+          <w:color w:val="BBBEBF"/>
           <w:kern w:val="0"/>
           <w:sz w:val="21"/>
           <w:szCs w:val="21"/>
@@ -5455,21 +5539,21 @@
     </w:p>
     <w:p>
       <w:pPr>
-        <w:shd w:val="clear" w:color="auto" w:fill="1F1F1F"/>
-        <w:spacing w:after="0" w:line="315" w:lineRule="atLeast"/>
-        <w:rPr>
-          <w:rFonts w:ascii="Source Code Pro" w:eastAsia="Times New Roman" w:hAnsi="Source Code Pro" w:cs="Times New Roman"/>
-          <w:color w:val="CCCCCC"/>
-          <w:kern w:val="0"/>
-          <w:sz w:val="21"/>
-          <w:szCs w:val="21"/>
-          <w14:ligatures w14:val="none"/>
-        </w:rPr>
-      </w:pPr>
-      <w:r>
-        <w:rPr>
-          <w:rFonts w:ascii="Source Code Pro" w:eastAsia="Times New Roman" w:hAnsi="Source Code Pro" w:cs="Times New Roman"/>
-          <w:color w:val="CCCCCC"/>
+        <w:shd w:val="clear" w:color="auto" w:fill="121314"/>
+        <w:spacing w:after="0" w:line="315" w:lineRule="atLeast"/>
+        <w:rPr>
+          <w:rFonts w:ascii="Source Code Pro" w:eastAsia="Times New Roman" w:hAnsi="Source Code Pro" w:cs="Times New Roman"/>
+          <w:color w:val="BBBEBF"/>
+          <w:kern w:val="0"/>
+          <w:sz w:val="21"/>
+          <w:szCs w:val="21"/>
+          <w14:ligatures w14:val="none"/>
+        </w:rPr>
+      </w:pPr>
+      <w:r>
+        <w:rPr>
+          <w:rFonts w:ascii="Source Code Pro" w:eastAsia="Times New Roman" w:hAnsi="Source Code Pro" w:cs="Times New Roman"/>
+          <w:color w:val="BBBEBF"/>
           <w:kern w:val="0"/>
           <w:sz w:val="21"/>
           <w:szCs w:val="21"/>
@@ -5480,7 +5564,7 @@
       <w:r>
         <w:rPr>
           <w:rFonts w:ascii="Source Code Pro" w:eastAsia="Times New Roman" w:hAnsi="Source Code Pro" w:cs="Times New Roman"/>
-          <w:color w:val="9CDCFE"/>
+          <w:color w:val="7EE787"/>
           <w:kern w:val="0"/>
           <w:sz w:val="21"/>
           <w:szCs w:val="21"/>
@@ -5493,7 +5577,7 @@
       <w:r>
         <w:rPr>
           <w:rFonts w:ascii="Source Code Pro" w:eastAsia="Times New Roman" w:hAnsi="Source Code Pro" w:cs="Times New Roman"/>
-          <w:color w:val="9CDCFE"/>
+          <w:color w:val="7EE787"/>
           <w:kern w:val="0"/>
           <w:sz w:val="21"/>
           <w:szCs w:val="21"/>
@@ -5506,7 +5590,7 @@
       <w:r>
         <w:rPr>
           <w:rFonts w:ascii="Source Code Pro" w:eastAsia="Times New Roman" w:hAnsi="Source Code Pro" w:cs="Times New Roman"/>
-          <w:color w:val="9CDCFE"/>
+          <w:color w:val="7EE787"/>
           <w:kern w:val="0"/>
           <w:sz w:val="21"/>
           <w:szCs w:val="21"/>
@@ -5517,7 +5601,7 @@
       <w:r>
         <w:rPr>
           <w:rFonts w:ascii="Source Code Pro" w:eastAsia="Times New Roman" w:hAnsi="Source Code Pro" w:cs="Times New Roman"/>
-          <w:color w:val="CCCCCC"/>
+          <w:color w:val="BBBEBF"/>
           <w:kern w:val="0"/>
           <w:sz w:val="21"/>
           <w:szCs w:val="21"/>
@@ -5529,7 +5613,7 @@
       <w:r>
         <w:rPr>
           <w:rFonts w:ascii="Source Code Pro" w:eastAsia="Times New Roman" w:hAnsi="Source Code Pro" w:cs="Times New Roman"/>
-          <w:color w:val="CE9178"/>
+          <w:color w:val="A5D6FF"/>
           <w:kern w:val="0"/>
           <w:sz w:val="21"/>
           <w:szCs w:val="21"/>
@@ -5541,7 +5625,7 @@
       <w:r>
         <w:rPr>
           <w:rFonts w:ascii="Source Code Pro" w:eastAsia="Times New Roman" w:hAnsi="Source Code Pro" w:cs="Times New Roman"/>
-          <w:color w:val="CE9178"/>
+          <w:color w:val="A5D6FF"/>
           <w:kern w:val="0"/>
           <w:sz w:val="21"/>
           <w:szCs w:val="21"/>
@@ -5554,7 +5638,7 @@
       <w:r>
         <w:rPr>
           <w:rFonts w:ascii="Source Code Pro" w:eastAsia="Times New Roman" w:hAnsi="Source Code Pro" w:cs="Times New Roman"/>
-          <w:color w:val="CE9178"/>
+          <w:color w:val="A5D6FF"/>
           <w:kern w:val="0"/>
           <w:sz w:val="21"/>
           <w:szCs w:val="21"/>
@@ -5565,7 +5649,7 @@
       <w:r>
         <w:rPr>
           <w:rFonts w:ascii="Source Code Pro" w:eastAsia="Times New Roman" w:hAnsi="Source Code Pro" w:cs="Times New Roman"/>
-          <w:color w:val="CCCCCC"/>
+          <w:color w:val="BBBEBF"/>
           <w:kern w:val="0"/>
           <w:sz w:val="21"/>
           <w:szCs w:val="21"/>
@@ -5576,7 +5660,7 @@
       <w:r>
         <w:rPr>
           <w:rFonts w:ascii="Source Code Pro" w:eastAsia="Times New Roman" w:hAnsi="Source Code Pro" w:cs="Times New Roman"/>
-          <w:color w:val="CE9178"/>
+          <w:color w:val="A5D6FF"/>
           <w:kern w:val="0"/>
           <w:sz w:val="21"/>
           <w:szCs w:val="21"/>
@@ -5588,7 +5672,7 @@
       <w:r>
         <w:rPr>
           <w:rFonts w:ascii="Source Code Pro" w:eastAsia="Times New Roman" w:hAnsi="Source Code Pro" w:cs="Times New Roman"/>
-          <w:color w:val="CE9178"/>
+          <w:color w:val="A5D6FF"/>
           <w:kern w:val="0"/>
           <w:sz w:val="21"/>
           <w:szCs w:val="21"/>
@@ -5600,7 +5684,7 @@
       <w:r>
         <w:rPr>
           <w:rFonts w:ascii="Source Code Pro" w:eastAsia="Times New Roman" w:hAnsi="Source Code Pro" w:cs="Times New Roman"/>
-          <w:color w:val="CE9178"/>
+          <w:color w:val="A5D6FF"/>
           <w:kern w:val="0"/>
           <w:sz w:val="21"/>
           <w:szCs w:val="21"/>
@@ -5611,7 +5695,7 @@
       <w:r>
         <w:rPr>
           <w:rFonts w:ascii="Source Code Pro" w:eastAsia="Times New Roman" w:hAnsi="Source Code Pro" w:cs="Times New Roman"/>
-          <w:color w:val="CCCCCC"/>
+          <w:color w:val="BBBEBF"/>
           <w:kern w:val="0"/>
           <w:sz w:val="21"/>
           <w:szCs w:val="21"/>
@@ -5622,21 +5706,21 @@
     </w:p>
     <w:p>
       <w:pPr>
-        <w:shd w:val="clear" w:color="auto" w:fill="1F1F1F"/>
-        <w:spacing w:after="0" w:line="315" w:lineRule="atLeast"/>
-        <w:rPr>
-          <w:rFonts w:ascii="Source Code Pro" w:eastAsia="Times New Roman" w:hAnsi="Source Code Pro" w:cs="Times New Roman"/>
-          <w:color w:val="CCCCCC"/>
-          <w:kern w:val="0"/>
-          <w:sz w:val="21"/>
-          <w:szCs w:val="21"/>
-          <w14:ligatures w14:val="none"/>
-        </w:rPr>
-      </w:pPr>
-      <w:r>
-        <w:rPr>
-          <w:rFonts w:ascii="Source Code Pro" w:eastAsia="Times New Roman" w:hAnsi="Source Code Pro" w:cs="Times New Roman"/>
-          <w:color w:val="CCCCCC"/>
+        <w:shd w:val="clear" w:color="auto" w:fill="121314"/>
+        <w:spacing w:after="0" w:line="315" w:lineRule="atLeast"/>
+        <w:rPr>
+          <w:rFonts w:ascii="Source Code Pro" w:eastAsia="Times New Roman" w:hAnsi="Source Code Pro" w:cs="Times New Roman"/>
+          <w:color w:val="BBBEBF"/>
+          <w:kern w:val="0"/>
+          <w:sz w:val="21"/>
+          <w:szCs w:val="21"/>
+          <w14:ligatures w14:val="none"/>
+        </w:rPr>
+      </w:pPr>
+      <w:r>
+        <w:rPr>
+          <w:rFonts w:ascii="Source Code Pro" w:eastAsia="Times New Roman" w:hAnsi="Source Code Pro" w:cs="Times New Roman"/>
+          <w:color w:val="BBBEBF"/>
           <w:kern w:val="0"/>
           <w:sz w:val="21"/>
           <w:szCs w:val="21"/>
@@ -5647,7 +5731,43 @@
       <w:r>
         <w:rPr>
           <w:rFonts w:ascii="Source Code Pro" w:eastAsia="Times New Roman" w:hAnsi="Source Code Pro" w:cs="Times New Roman"/>
-          <w:color w:val="9CDCFE"/>
+          <w:color w:val="8B949E"/>
+          <w:kern w:val="0"/>
+          <w:sz w:val="21"/>
+          <w:szCs w:val="21"/>
+          <w14:ligatures w14:val="none"/>
+        </w:rPr>
+        <w:t>// These are the "Phantom" hints you want</w:t>
+      </w:r>
+    </w:p>
+    <w:p>
+      <w:pPr>
+        <w:shd w:val="clear" w:color="auto" w:fill="121314"/>
+        <w:spacing w:after="0" w:line="315" w:lineRule="atLeast"/>
+        <w:rPr>
+          <w:rFonts w:ascii="Source Code Pro" w:eastAsia="Times New Roman" w:hAnsi="Source Code Pro" w:cs="Times New Roman"/>
+          <w:color w:val="BBBEBF"/>
+          <w:kern w:val="0"/>
+          <w:sz w:val="21"/>
+          <w:szCs w:val="21"/>
+          <w14:ligatures w14:val="none"/>
+        </w:rPr>
+      </w:pPr>
+      <w:r>
+        <w:rPr>
+          <w:rFonts w:ascii="Source Code Pro" w:eastAsia="Times New Roman" w:hAnsi="Source Code Pro" w:cs="Times New Roman"/>
+          <w:color w:val="BBBEBF"/>
+          <w:kern w:val="0"/>
+          <w:sz w:val="21"/>
+          <w:szCs w:val="21"/>
+          <w14:ligatures w14:val="none"/>
+        </w:rPr>
+        <w:t xml:space="preserve">  </w:t>
+      </w:r>
+      <w:r>
+        <w:rPr>
+          <w:rFonts w:ascii="Source Code Pro" w:eastAsia="Times New Roman" w:hAnsi="Source Code Pro" w:cs="Times New Roman"/>
+          <w:color w:val="7EE787"/>
           <w:kern w:val="0"/>
           <w:sz w:val="21"/>
           <w:szCs w:val="21"/>
@@ -5660,31 +5780,20 @@
       <w:r>
         <w:rPr>
           <w:rFonts w:ascii="Source Code Pro" w:eastAsia="Times New Roman" w:hAnsi="Source Code Pro" w:cs="Times New Roman"/>
-          <w:color w:val="9CDCFE"/>
-          <w:kern w:val="0"/>
-          <w:sz w:val="21"/>
-          <w:szCs w:val="21"/>
-          <w14:ligatures w14:val="none"/>
-        </w:rPr>
-        <w:t>python.analysis</w:t>
-      </w:r>
+          <w:color w:val="7EE787"/>
+          <w:kern w:val="0"/>
+          <w:sz w:val="21"/>
+          <w:szCs w:val="21"/>
+          <w14:ligatures w14:val="none"/>
+        </w:rPr>
+        <w:t>editor.inlayHints.enabled</w:t>
+      </w:r>
+      <w:proofErr w:type="spellEnd"/>
       <w:proofErr w:type="gramEnd"/>
       <w:r>
         <w:rPr>
           <w:rFonts w:ascii="Source Code Pro" w:eastAsia="Times New Roman" w:hAnsi="Source Code Pro" w:cs="Times New Roman"/>
-          <w:color w:val="9CDCFE"/>
-          <w:kern w:val="0"/>
-          <w:sz w:val="21"/>
-          <w:szCs w:val="21"/>
-          <w14:ligatures w14:val="none"/>
-        </w:rPr>
-        <w:t>.typeCheckingMode</w:t>
-      </w:r>
-      <w:proofErr w:type="spellEnd"/>
-      <w:r>
-        <w:rPr>
-          <w:rFonts w:ascii="Source Code Pro" w:eastAsia="Times New Roman" w:hAnsi="Source Code Pro" w:cs="Times New Roman"/>
-          <w:color w:val="9CDCFE"/>
+          <w:color w:val="7EE787"/>
           <w:kern w:val="0"/>
           <w:sz w:val="21"/>
           <w:szCs w:val="21"/>
@@ -5695,7 +5804,7 @@
       <w:r>
         <w:rPr>
           <w:rFonts w:ascii="Source Code Pro" w:eastAsia="Times New Roman" w:hAnsi="Source Code Pro" w:cs="Times New Roman"/>
-          <w:color w:val="CCCCCC"/>
+          <w:color w:val="BBBEBF"/>
           <w:kern w:val="0"/>
           <w:sz w:val="21"/>
           <w:szCs w:val="21"/>
@@ -5706,18 +5815,18 @@
       <w:r>
         <w:rPr>
           <w:rFonts w:ascii="Source Code Pro" w:eastAsia="Times New Roman" w:hAnsi="Source Code Pro" w:cs="Times New Roman"/>
-          <w:color w:val="CE9178"/>
-          <w:kern w:val="0"/>
-          <w:sz w:val="21"/>
-          <w:szCs w:val="21"/>
-          <w14:ligatures w14:val="none"/>
-        </w:rPr>
-        <w:t>"basic"</w:t>
-      </w:r>
-      <w:r>
-        <w:rPr>
-          <w:rFonts w:ascii="Source Code Pro" w:eastAsia="Times New Roman" w:hAnsi="Source Code Pro" w:cs="Times New Roman"/>
-          <w:color w:val="CCCCCC"/>
+          <w:color w:val="A5D6FF"/>
+          <w:kern w:val="0"/>
+          <w:sz w:val="21"/>
+          <w:szCs w:val="21"/>
+          <w14:ligatures w14:val="none"/>
+        </w:rPr>
+        <w:t>"on"</w:t>
+      </w:r>
+      <w:r>
+        <w:rPr>
+          <w:rFonts w:ascii="Source Code Pro" w:eastAsia="Times New Roman" w:hAnsi="Source Code Pro" w:cs="Times New Roman"/>
+          <w:color w:val="BBBEBF"/>
           <w:kern w:val="0"/>
           <w:sz w:val="21"/>
           <w:szCs w:val="21"/>
@@ -5728,21 +5837,21 @@
     </w:p>
     <w:p>
       <w:pPr>
-        <w:shd w:val="clear" w:color="auto" w:fill="1F1F1F"/>
-        <w:spacing w:after="0" w:line="315" w:lineRule="atLeast"/>
-        <w:rPr>
-          <w:rFonts w:ascii="Source Code Pro" w:eastAsia="Times New Roman" w:hAnsi="Source Code Pro" w:cs="Times New Roman"/>
-          <w:color w:val="CCCCCC"/>
-          <w:kern w:val="0"/>
-          <w:sz w:val="21"/>
-          <w:szCs w:val="21"/>
-          <w14:ligatures w14:val="none"/>
-        </w:rPr>
-      </w:pPr>
-      <w:r>
-        <w:rPr>
-          <w:rFonts w:ascii="Source Code Pro" w:eastAsia="Times New Roman" w:hAnsi="Source Code Pro" w:cs="Times New Roman"/>
-          <w:color w:val="CCCCCC"/>
+        <w:shd w:val="clear" w:color="auto" w:fill="121314"/>
+        <w:spacing w:after="0" w:line="315" w:lineRule="atLeast"/>
+        <w:rPr>
+          <w:rFonts w:ascii="Source Code Pro" w:eastAsia="Times New Roman" w:hAnsi="Source Code Pro" w:cs="Times New Roman"/>
+          <w:color w:val="BBBEBF"/>
+          <w:kern w:val="0"/>
+          <w:sz w:val="21"/>
+          <w:szCs w:val="21"/>
+          <w14:ligatures w14:val="none"/>
+        </w:rPr>
+      </w:pPr>
+      <w:r>
+        <w:rPr>
+          <w:rFonts w:ascii="Source Code Pro" w:eastAsia="Times New Roman" w:hAnsi="Source Code Pro" w:cs="Times New Roman"/>
+          <w:color w:val="BBBEBF"/>
           <w:kern w:val="0"/>
           <w:sz w:val="21"/>
           <w:szCs w:val="21"/>
@@ -5753,7 +5862,7 @@
       <w:r>
         <w:rPr>
           <w:rFonts w:ascii="Source Code Pro" w:eastAsia="Times New Roman" w:hAnsi="Source Code Pro" w:cs="Times New Roman"/>
-          <w:color w:val="9CDCFE"/>
+          <w:color w:val="7EE787"/>
           <w:kern w:val="0"/>
           <w:sz w:val="21"/>
           <w:szCs w:val="21"/>
@@ -5766,7 +5875,7 @@
       <w:r>
         <w:rPr>
           <w:rFonts w:ascii="Source Code Pro" w:eastAsia="Times New Roman" w:hAnsi="Source Code Pro" w:cs="Times New Roman"/>
-          <w:color w:val="9CDCFE"/>
+          <w:color w:val="7EE787"/>
           <w:kern w:val="0"/>
           <w:sz w:val="21"/>
           <w:szCs w:val="21"/>
@@ -5778,19 +5887,19 @@
       <w:r>
         <w:rPr>
           <w:rFonts w:ascii="Source Code Pro" w:eastAsia="Times New Roman" w:hAnsi="Source Code Pro" w:cs="Times New Roman"/>
-          <w:color w:val="9CDCFE"/>
-          <w:kern w:val="0"/>
-          <w:sz w:val="21"/>
-          <w:szCs w:val="21"/>
-          <w14:ligatures w14:val="none"/>
-        </w:rPr>
-        <w:t>.autoFormatStrings</w:t>
+          <w:color w:val="7EE787"/>
+          <w:kern w:val="0"/>
+          <w:sz w:val="21"/>
+          <w:szCs w:val="21"/>
+          <w14:ligatures w14:val="none"/>
+        </w:rPr>
+        <w:t>.inlayHints.functionReturnTypes</w:t>
       </w:r>
       <w:proofErr w:type="spellEnd"/>
       <w:r>
         <w:rPr>
           <w:rFonts w:ascii="Source Code Pro" w:eastAsia="Times New Roman" w:hAnsi="Source Code Pro" w:cs="Times New Roman"/>
-          <w:color w:val="9CDCFE"/>
+          <w:color w:val="7EE787"/>
           <w:kern w:val="0"/>
           <w:sz w:val="21"/>
           <w:szCs w:val="21"/>
@@ -5801,7 +5910,7 @@
       <w:r>
         <w:rPr>
           <w:rFonts w:ascii="Source Code Pro" w:eastAsia="Times New Roman" w:hAnsi="Source Code Pro" w:cs="Times New Roman"/>
-          <w:color w:val="CCCCCC"/>
+          <w:color w:val="BBBEBF"/>
           <w:kern w:val="0"/>
           <w:sz w:val="21"/>
           <w:szCs w:val="21"/>
@@ -5823,7 +5932,7 @@
       <w:r>
         <w:rPr>
           <w:rFonts w:ascii="Source Code Pro" w:eastAsia="Times New Roman" w:hAnsi="Source Code Pro" w:cs="Times New Roman"/>
-          <w:color w:val="CCCCCC"/>
+          <w:color w:val="BBBEBF"/>
           <w:kern w:val="0"/>
           <w:sz w:val="21"/>
           <w:szCs w:val="21"/>
@@ -5834,21 +5943,21 @@
     </w:p>
     <w:p>
       <w:pPr>
-        <w:shd w:val="clear" w:color="auto" w:fill="1F1F1F"/>
-        <w:spacing w:after="0" w:line="315" w:lineRule="atLeast"/>
-        <w:rPr>
-          <w:rFonts w:ascii="Source Code Pro" w:eastAsia="Times New Roman" w:hAnsi="Source Code Pro" w:cs="Times New Roman"/>
-          <w:color w:val="CCCCCC"/>
-          <w:kern w:val="0"/>
-          <w:sz w:val="21"/>
-          <w:szCs w:val="21"/>
-          <w14:ligatures w14:val="none"/>
-        </w:rPr>
-      </w:pPr>
-      <w:r>
-        <w:rPr>
-          <w:rFonts w:ascii="Source Code Pro" w:eastAsia="Times New Roman" w:hAnsi="Source Code Pro" w:cs="Times New Roman"/>
-          <w:color w:val="CCCCCC"/>
+        <w:shd w:val="clear" w:color="auto" w:fill="121314"/>
+        <w:spacing w:after="0" w:line="315" w:lineRule="atLeast"/>
+        <w:rPr>
+          <w:rFonts w:ascii="Source Code Pro" w:eastAsia="Times New Roman" w:hAnsi="Source Code Pro" w:cs="Times New Roman"/>
+          <w:color w:val="BBBEBF"/>
+          <w:kern w:val="0"/>
+          <w:sz w:val="21"/>
+          <w:szCs w:val="21"/>
+          <w14:ligatures w14:val="none"/>
+        </w:rPr>
+      </w:pPr>
+      <w:r>
+        <w:rPr>
+          <w:rFonts w:ascii="Source Code Pro" w:eastAsia="Times New Roman" w:hAnsi="Source Code Pro" w:cs="Times New Roman"/>
+          <w:color w:val="BBBEBF"/>
           <w:kern w:val="0"/>
           <w:sz w:val="21"/>
           <w:szCs w:val="21"/>
@@ -5859,7 +5968,7 @@
       <w:r>
         <w:rPr>
           <w:rFonts w:ascii="Source Code Pro" w:eastAsia="Times New Roman" w:hAnsi="Source Code Pro" w:cs="Times New Roman"/>
-          <w:color w:val="9CDCFE"/>
+          <w:color w:val="7EE787"/>
           <w:kern w:val="0"/>
           <w:sz w:val="21"/>
           <w:szCs w:val="21"/>
@@ -5872,7 +5981,7 @@
       <w:r>
         <w:rPr>
           <w:rFonts w:ascii="Source Code Pro" w:eastAsia="Times New Roman" w:hAnsi="Source Code Pro" w:cs="Times New Roman"/>
-          <w:color w:val="9CDCFE"/>
+          <w:color w:val="7EE787"/>
           <w:kern w:val="0"/>
           <w:sz w:val="21"/>
           <w:szCs w:val="21"/>
@@ -5884,19 +5993,19 @@
       <w:r>
         <w:rPr>
           <w:rFonts w:ascii="Source Code Pro" w:eastAsia="Times New Roman" w:hAnsi="Source Code Pro" w:cs="Times New Roman"/>
-          <w:color w:val="9CDCFE"/>
-          <w:kern w:val="0"/>
-          <w:sz w:val="21"/>
-          <w:szCs w:val="21"/>
-          <w14:ligatures w14:val="none"/>
-        </w:rPr>
-        <w:t>.inlayHints.functionReturnTypes</w:t>
+          <w:color w:val="7EE787"/>
+          <w:kern w:val="0"/>
+          <w:sz w:val="21"/>
+          <w:szCs w:val="21"/>
+          <w14:ligatures w14:val="none"/>
+        </w:rPr>
+        <w:t>.inlayHints.variableTypes</w:t>
       </w:r>
       <w:proofErr w:type="spellEnd"/>
       <w:r>
         <w:rPr>
           <w:rFonts w:ascii="Source Code Pro" w:eastAsia="Times New Roman" w:hAnsi="Source Code Pro" w:cs="Times New Roman"/>
-          <w:color w:val="9CDCFE"/>
+          <w:color w:val="7EE787"/>
           <w:kern w:val="0"/>
           <w:sz w:val="21"/>
           <w:szCs w:val="21"/>
@@ -5907,7 +6016,7 @@
       <w:r>
         <w:rPr>
           <w:rFonts w:ascii="Source Code Pro" w:eastAsia="Times New Roman" w:hAnsi="Source Code Pro" w:cs="Times New Roman"/>
-          <w:color w:val="CCCCCC"/>
+          <w:color w:val="BBBEBF"/>
           <w:kern w:val="0"/>
           <w:sz w:val="21"/>
           <w:szCs w:val="21"/>
@@ -5929,7 +6038,7 @@
       <w:r>
         <w:rPr>
           <w:rFonts w:ascii="Source Code Pro" w:eastAsia="Times New Roman" w:hAnsi="Source Code Pro" w:cs="Times New Roman"/>
-          <w:color w:val="CCCCCC"/>
+          <w:color w:val="BBBEBF"/>
           <w:kern w:val="0"/>
           <w:sz w:val="21"/>
           <w:szCs w:val="21"/>
@@ -5940,21 +6049,21 @@
     </w:p>
     <w:p>
       <w:pPr>
-        <w:shd w:val="clear" w:color="auto" w:fill="1F1F1F"/>
-        <w:spacing w:after="0" w:line="315" w:lineRule="atLeast"/>
-        <w:rPr>
-          <w:rFonts w:ascii="Source Code Pro" w:eastAsia="Times New Roman" w:hAnsi="Source Code Pro" w:cs="Times New Roman"/>
-          <w:color w:val="CCCCCC"/>
-          <w:kern w:val="0"/>
-          <w:sz w:val="21"/>
-          <w:szCs w:val="21"/>
-          <w14:ligatures w14:val="none"/>
-        </w:rPr>
-      </w:pPr>
-      <w:r>
-        <w:rPr>
-          <w:rFonts w:ascii="Source Code Pro" w:eastAsia="Times New Roman" w:hAnsi="Source Code Pro" w:cs="Times New Roman"/>
-          <w:color w:val="CCCCCC"/>
+        <w:shd w:val="clear" w:color="auto" w:fill="121314"/>
+        <w:spacing w:after="0" w:line="315" w:lineRule="atLeast"/>
+        <w:rPr>
+          <w:rFonts w:ascii="Source Code Pro" w:eastAsia="Times New Roman" w:hAnsi="Source Code Pro" w:cs="Times New Roman"/>
+          <w:color w:val="BBBEBF"/>
+          <w:kern w:val="0"/>
+          <w:sz w:val="21"/>
+          <w:szCs w:val="21"/>
+          <w14:ligatures w14:val="none"/>
+        </w:rPr>
+      </w:pPr>
+      <w:r>
+        <w:rPr>
+          <w:rFonts w:ascii="Source Code Pro" w:eastAsia="Times New Roman" w:hAnsi="Source Code Pro" w:cs="Times New Roman"/>
+          <w:color w:val="BBBEBF"/>
           <w:kern w:val="0"/>
           <w:sz w:val="21"/>
           <w:szCs w:val="21"/>
@@ -5965,7 +6074,7 @@
       <w:r>
         <w:rPr>
           <w:rFonts w:ascii="Source Code Pro" w:eastAsia="Times New Roman" w:hAnsi="Source Code Pro" w:cs="Times New Roman"/>
-          <w:color w:val="9CDCFE"/>
+          <w:color w:val="7EE787"/>
           <w:kern w:val="0"/>
           <w:sz w:val="21"/>
           <w:szCs w:val="21"/>
@@ -5978,7 +6087,7 @@
       <w:r>
         <w:rPr>
           <w:rFonts w:ascii="Source Code Pro" w:eastAsia="Times New Roman" w:hAnsi="Source Code Pro" w:cs="Times New Roman"/>
-          <w:color w:val="9CDCFE"/>
+          <w:color w:val="7EE787"/>
           <w:kern w:val="0"/>
           <w:sz w:val="21"/>
           <w:szCs w:val="21"/>
@@ -5990,19 +6099,19 @@
       <w:r>
         <w:rPr>
           <w:rFonts w:ascii="Source Code Pro" w:eastAsia="Times New Roman" w:hAnsi="Source Code Pro" w:cs="Times New Roman"/>
-          <w:color w:val="9CDCFE"/>
-          <w:kern w:val="0"/>
-          <w:sz w:val="21"/>
-          <w:szCs w:val="21"/>
-          <w14:ligatures w14:val="none"/>
-        </w:rPr>
-        <w:t>.inlayHints.variableTypes</w:t>
+          <w:color w:val="7EE787"/>
+          <w:kern w:val="0"/>
+          <w:sz w:val="21"/>
+          <w:szCs w:val="21"/>
+          <w14:ligatures w14:val="none"/>
+        </w:rPr>
+        <w:t>.inlayHints.callArgumentNames</w:t>
       </w:r>
       <w:proofErr w:type="spellEnd"/>
       <w:r>
         <w:rPr>
           <w:rFonts w:ascii="Source Code Pro" w:eastAsia="Times New Roman" w:hAnsi="Source Code Pro" w:cs="Times New Roman"/>
-          <w:color w:val="9CDCFE"/>
+          <w:color w:val="7EE787"/>
           <w:kern w:val="0"/>
           <w:sz w:val="21"/>
           <w:szCs w:val="21"/>
@@ -6013,7 +6122,7 @@
       <w:r>
         <w:rPr>
           <w:rFonts w:ascii="Source Code Pro" w:eastAsia="Times New Roman" w:hAnsi="Source Code Pro" w:cs="Times New Roman"/>
-          <w:color w:val="CCCCCC"/>
+          <w:color w:val="BBBEBF"/>
           <w:kern w:val="0"/>
           <w:sz w:val="21"/>
           <w:szCs w:val="21"/>
@@ -6024,18 +6133,18 @@
       <w:r>
         <w:rPr>
           <w:rFonts w:ascii="Source Code Pro" w:eastAsia="Times New Roman" w:hAnsi="Source Code Pro" w:cs="Times New Roman"/>
-          <w:color w:val="569CD6"/>
-          <w:kern w:val="0"/>
-          <w:sz w:val="21"/>
-          <w:szCs w:val="21"/>
-          <w14:ligatures w14:val="none"/>
-        </w:rPr>
-        <w:t>true</w:t>
-      </w:r>
-      <w:r>
-        <w:rPr>
-          <w:rFonts w:ascii="Source Code Pro" w:eastAsia="Times New Roman" w:hAnsi="Source Code Pro" w:cs="Times New Roman"/>
-          <w:color w:val="CCCCCC"/>
+          <w:color w:val="A5D6FF"/>
+          <w:kern w:val="0"/>
+          <w:sz w:val="21"/>
+          <w:szCs w:val="21"/>
+          <w14:ligatures w14:val="none"/>
+        </w:rPr>
+        <w:t>"all"</w:t>
+      </w:r>
+      <w:r>
+        <w:rPr>
+          <w:rFonts w:ascii="Source Code Pro" w:eastAsia="Times New Roman" w:hAnsi="Source Code Pro" w:cs="Times New Roman"/>
+          <w:color w:val="BBBEBF"/>
           <w:kern w:val="0"/>
           <w:sz w:val="21"/>
           <w:szCs w:val="21"/>
@@ -6046,21 +6155,21 @@
     </w:p>
     <w:p>
       <w:pPr>
-        <w:shd w:val="clear" w:color="auto" w:fill="1F1F1F"/>
-        <w:spacing w:after="0" w:line="315" w:lineRule="atLeast"/>
-        <w:rPr>
-          <w:rFonts w:ascii="Source Code Pro" w:eastAsia="Times New Roman" w:hAnsi="Source Code Pro" w:cs="Times New Roman"/>
-          <w:color w:val="CCCCCC"/>
-          <w:kern w:val="0"/>
-          <w:sz w:val="21"/>
-          <w:szCs w:val="21"/>
-          <w14:ligatures w14:val="none"/>
-        </w:rPr>
-      </w:pPr>
-      <w:r>
-        <w:rPr>
-          <w:rFonts w:ascii="Source Code Pro" w:eastAsia="Times New Roman" w:hAnsi="Source Code Pro" w:cs="Times New Roman"/>
-          <w:color w:val="CCCCCC"/>
+        <w:shd w:val="clear" w:color="auto" w:fill="121314"/>
+        <w:spacing w:after="0" w:line="315" w:lineRule="atLeast"/>
+        <w:rPr>
+          <w:rFonts w:ascii="Source Code Pro" w:eastAsia="Times New Roman" w:hAnsi="Source Code Pro" w:cs="Times New Roman"/>
+          <w:color w:val="BBBEBF"/>
+          <w:kern w:val="0"/>
+          <w:sz w:val="21"/>
+          <w:szCs w:val="21"/>
+          <w14:ligatures w14:val="none"/>
+        </w:rPr>
+      </w:pPr>
+      <w:r>
+        <w:rPr>
+          <w:rFonts w:ascii="Source Code Pro" w:eastAsia="Times New Roman" w:hAnsi="Source Code Pro" w:cs="Times New Roman"/>
+          <w:color w:val="BBBEBF"/>
           <w:kern w:val="0"/>
           <w:sz w:val="21"/>
           <w:szCs w:val="21"/>
@@ -6071,7 +6180,7 @@
       <w:r>
         <w:rPr>
           <w:rFonts w:ascii="Source Code Pro" w:eastAsia="Times New Roman" w:hAnsi="Source Code Pro" w:cs="Times New Roman"/>
-          <w:color w:val="9CDCFE"/>
+          <w:color w:val="7EE787"/>
           <w:kern w:val="0"/>
           <w:sz w:val="21"/>
           <w:szCs w:val="21"/>
@@ -6084,31 +6193,66 @@
       <w:r>
         <w:rPr>
           <w:rFonts w:ascii="Source Code Pro" w:eastAsia="Times New Roman" w:hAnsi="Source Code Pro" w:cs="Times New Roman"/>
-          <w:color w:val="9CDCFE"/>
-          <w:kern w:val="0"/>
-          <w:sz w:val="21"/>
-          <w:szCs w:val="21"/>
-          <w14:ligatures w14:val="none"/>
-        </w:rPr>
-        <w:t>python.analysis</w:t>
-      </w:r>
+          <w:color w:val="7EE787"/>
+          <w:kern w:val="0"/>
+          <w:sz w:val="21"/>
+          <w:szCs w:val="21"/>
+          <w14:ligatures w14:val="none"/>
+        </w:rPr>
+        <w:t>python.languageServer</w:t>
+      </w:r>
+      <w:proofErr w:type="spellEnd"/>
       <w:proofErr w:type="gramEnd"/>
       <w:r>
         <w:rPr>
           <w:rFonts w:ascii="Source Code Pro" w:eastAsia="Times New Roman" w:hAnsi="Source Code Pro" w:cs="Times New Roman"/>
-          <w:color w:val="9CDCFE"/>
-          <w:kern w:val="0"/>
-          <w:sz w:val="21"/>
-          <w:szCs w:val="21"/>
-          <w14:ligatures w14:val="none"/>
-        </w:rPr>
-        <w:t>.inlayHints.callArgumentNames</w:t>
+          <w:color w:val="7EE787"/>
+          <w:kern w:val="0"/>
+          <w:sz w:val="21"/>
+          <w:szCs w:val="21"/>
+          <w14:ligatures w14:val="none"/>
+        </w:rPr>
+        <w:t>"</w:t>
+      </w:r>
+      <w:r>
+        <w:rPr>
+          <w:rFonts w:ascii="Source Code Pro" w:eastAsia="Times New Roman" w:hAnsi="Source Code Pro" w:cs="Times New Roman"/>
+          <w:color w:val="BBBEBF"/>
+          <w:kern w:val="0"/>
+          <w:sz w:val="21"/>
+          <w:szCs w:val="21"/>
+          <w14:ligatures w14:val="none"/>
+        </w:rPr>
+        <w:t xml:space="preserve">: </w:t>
+      </w:r>
+      <w:r>
+        <w:rPr>
+          <w:rFonts w:ascii="Source Code Pro" w:eastAsia="Times New Roman" w:hAnsi="Source Code Pro" w:cs="Times New Roman"/>
+          <w:color w:val="A5D6FF"/>
+          <w:kern w:val="0"/>
+          <w:sz w:val="21"/>
+          <w:szCs w:val="21"/>
+          <w14:ligatures w14:val="none"/>
+        </w:rPr>
+        <w:t>"</w:t>
+      </w:r>
+      <w:proofErr w:type="spellStart"/>
+      <w:r>
+        <w:rPr>
+          <w:rFonts w:ascii="Source Code Pro" w:eastAsia="Times New Roman" w:hAnsi="Source Code Pro" w:cs="Times New Roman"/>
+          <w:color w:val="A5D6FF"/>
+          <w:kern w:val="0"/>
+          <w:sz w:val="21"/>
+          <w:szCs w:val="21"/>
+          <w14:ligatures w14:val="none"/>
+        </w:rPr>
+        <w:t>Pylance</w:t>
       </w:r>
       <w:proofErr w:type="spellEnd"/>
       <w:r>
         <w:rPr>
           <w:rFonts w:ascii="Source Code Pro" w:eastAsia="Times New Roman" w:hAnsi="Source Code Pro" w:cs="Times New Roman"/>
-          <w:color w:val="9CDCFE"/>
+          <w:color w:val="A5D6FF"/>
           <w:kern w:val="0"/>
           <w:sz w:val="21"/>
           <w:szCs w:val="21"/>
@@ -6119,29 +6263,7 @@
       <w:r>
         <w:rPr>
           <w:rFonts w:ascii="Source Code Pro" w:eastAsia="Times New Roman" w:hAnsi="Source Code Pro" w:cs="Times New Roman"/>
-          <w:color w:val="CCCCCC"/>
-          <w:kern w:val="0"/>
-          <w:sz w:val="21"/>
-          <w:szCs w:val="21"/>
-          <w14:ligatures w14:val="none"/>
-        </w:rPr>
-        <w:t xml:space="preserve">: </w:t>
-      </w:r>
-      <w:r>
-        <w:rPr>
-          <w:rFonts w:ascii="Source Code Pro" w:eastAsia="Times New Roman" w:hAnsi="Source Code Pro" w:cs="Times New Roman"/>
-          <w:color w:val="CE9178"/>
-          <w:kern w:val="0"/>
-          <w:sz w:val="21"/>
-          <w:szCs w:val="21"/>
-          <w14:ligatures w14:val="none"/>
-        </w:rPr>
-        <w:t>"all"</w:t>
-      </w:r>
-      <w:r>
-        <w:rPr>
-          <w:rFonts w:ascii="Source Code Pro" w:eastAsia="Times New Roman" w:hAnsi="Source Code Pro" w:cs="Times New Roman"/>
-          <w:color w:val="CCCCCC"/>
+          <w:color w:val="BBBEBF"/>
           <w:kern w:val="0"/>
           <w:sz w:val="21"/>
           <w:szCs w:val="21"/>
@@ -6152,21 +6274,21 @@
     </w:p>
     <w:p>
       <w:pPr>
-        <w:shd w:val="clear" w:color="auto" w:fill="1F1F1F"/>
-        <w:spacing w:after="0" w:line="315" w:lineRule="atLeast"/>
-        <w:rPr>
-          <w:rFonts w:ascii="Source Code Pro" w:eastAsia="Times New Roman" w:hAnsi="Source Code Pro" w:cs="Times New Roman"/>
-          <w:color w:val="CCCCCC"/>
-          <w:kern w:val="0"/>
-          <w:sz w:val="21"/>
-          <w:szCs w:val="21"/>
-          <w14:ligatures w14:val="none"/>
-        </w:rPr>
-      </w:pPr>
-      <w:r>
-        <w:rPr>
-          <w:rFonts w:ascii="Source Code Pro" w:eastAsia="Times New Roman" w:hAnsi="Source Code Pro" w:cs="Times New Roman"/>
-          <w:color w:val="CCCCCC"/>
+        <w:shd w:val="clear" w:color="auto" w:fill="121314"/>
+        <w:spacing w:after="0" w:line="315" w:lineRule="atLeast"/>
+        <w:rPr>
+          <w:rFonts w:ascii="Source Code Pro" w:eastAsia="Times New Roman" w:hAnsi="Source Code Pro" w:cs="Times New Roman"/>
+          <w:color w:val="BBBEBF"/>
+          <w:kern w:val="0"/>
+          <w:sz w:val="21"/>
+          <w:szCs w:val="21"/>
+          <w14:ligatures w14:val="none"/>
+        </w:rPr>
+      </w:pPr>
+      <w:r>
+        <w:rPr>
+          <w:rFonts w:ascii="Source Code Pro" w:eastAsia="Times New Roman" w:hAnsi="Source Code Pro" w:cs="Times New Roman"/>
+          <w:color w:val="BBBEBF"/>
           <w:kern w:val="0"/>
           <w:sz w:val="21"/>
           <w:szCs w:val="21"/>
@@ -6177,7 +6299,7 @@
       <w:r>
         <w:rPr>
           <w:rFonts w:ascii="Source Code Pro" w:eastAsia="Times New Roman" w:hAnsi="Source Code Pro" w:cs="Times New Roman"/>
-          <w:color w:val="9CDCFE"/>
+          <w:color w:val="7EE787"/>
           <w:kern w:val="0"/>
           <w:sz w:val="21"/>
           <w:szCs w:val="21"/>
@@ -6190,13 +6312,392 @@
       <w:r>
         <w:rPr>
           <w:rFonts w:ascii="Source Code Pro" w:eastAsia="Times New Roman" w:hAnsi="Source Code Pro" w:cs="Times New Roman"/>
-          <w:color w:val="9CDCFE"/>
-          <w:kern w:val="0"/>
-          <w:sz w:val="21"/>
-          <w:szCs w:val="21"/>
-          <w14:ligatures w14:val="none"/>
-        </w:rPr>
-        <w:t>editor.inlayHints.enabled</w:t>
+          <w:color w:val="7EE787"/>
+          <w:kern w:val="0"/>
+          <w:sz w:val="21"/>
+          <w:szCs w:val="21"/>
+          <w14:ligatures w14:val="none"/>
+        </w:rPr>
+        <w:t>python.analysis</w:t>
+      </w:r>
+      <w:proofErr w:type="gramEnd"/>
+      <w:r>
+        <w:rPr>
+          <w:rFonts w:ascii="Source Code Pro" w:eastAsia="Times New Roman" w:hAnsi="Source Code Pro" w:cs="Times New Roman"/>
+          <w:color w:val="7EE787"/>
+          <w:kern w:val="0"/>
+          <w:sz w:val="21"/>
+          <w:szCs w:val="21"/>
+          <w14:ligatures w14:val="none"/>
+        </w:rPr>
+        <w:t>.typeCheckingMode</w:t>
+      </w:r>
+      <w:proofErr w:type="spellEnd"/>
+      <w:r>
+        <w:rPr>
+          <w:rFonts w:ascii="Source Code Pro" w:eastAsia="Times New Roman" w:hAnsi="Source Code Pro" w:cs="Times New Roman"/>
+          <w:color w:val="7EE787"/>
+          <w:kern w:val="0"/>
+          <w:sz w:val="21"/>
+          <w:szCs w:val="21"/>
+          <w14:ligatures w14:val="none"/>
+        </w:rPr>
+        <w:t>"</w:t>
+      </w:r>
+      <w:r>
+        <w:rPr>
+          <w:rFonts w:ascii="Source Code Pro" w:eastAsia="Times New Roman" w:hAnsi="Source Code Pro" w:cs="Times New Roman"/>
+          <w:color w:val="BBBEBF"/>
+          <w:kern w:val="0"/>
+          <w:sz w:val="21"/>
+          <w:szCs w:val="21"/>
+          <w14:ligatures w14:val="none"/>
+        </w:rPr>
+        <w:t xml:space="preserve">: </w:t>
+      </w:r>
+      <w:r>
+        <w:rPr>
+          <w:rFonts w:ascii="Source Code Pro" w:eastAsia="Times New Roman" w:hAnsi="Source Code Pro" w:cs="Times New Roman"/>
+          <w:color w:val="A5D6FF"/>
+          <w:kern w:val="0"/>
+          <w:sz w:val="21"/>
+          <w:szCs w:val="21"/>
+          <w14:ligatures w14:val="none"/>
+        </w:rPr>
+        <w:t>"off"</w:t>
+      </w:r>
+      <w:r>
+        <w:rPr>
+          <w:rFonts w:ascii="Source Code Pro" w:eastAsia="Times New Roman" w:hAnsi="Source Code Pro" w:cs="Times New Roman"/>
+          <w:color w:val="BBBEBF"/>
+          <w:kern w:val="0"/>
+          <w:sz w:val="21"/>
+          <w:szCs w:val="21"/>
+          <w14:ligatures w14:val="none"/>
+        </w:rPr>
+        <w:t xml:space="preserve">, </w:t>
+      </w:r>
+      <w:r>
+        <w:rPr>
+          <w:rFonts w:ascii="Source Code Pro" w:eastAsia="Times New Roman" w:hAnsi="Source Code Pro" w:cs="Times New Roman"/>
+          <w:color w:val="8B949E"/>
+          <w:kern w:val="0"/>
+          <w:sz w:val="21"/>
+          <w:szCs w:val="21"/>
+          <w14:ligatures w14:val="none"/>
+        </w:rPr>
+        <w:t xml:space="preserve">// Stops </w:t>
+      </w:r>
+      <w:proofErr w:type="spellStart"/>
+      <w:r>
+        <w:rPr>
+          <w:rFonts w:ascii="Source Code Pro" w:eastAsia="Times New Roman" w:hAnsi="Source Code Pro" w:cs="Times New Roman"/>
+          <w:color w:val="8B949E"/>
+          <w:kern w:val="0"/>
+          <w:sz w:val="21"/>
+          <w:szCs w:val="21"/>
+          <w14:ligatures w14:val="none"/>
+        </w:rPr>
+        <w:t>Pylance</w:t>
+      </w:r>
+      <w:proofErr w:type="spellEnd"/>
+      <w:r>
+        <w:rPr>
+          <w:rFonts w:ascii="Source Code Pro" w:eastAsia="Times New Roman" w:hAnsi="Source Code Pro" w:cs="Times New Roman"/>
+          <w:color w:val="8B949E"/>
+          <w:kern w:val="0"/>
+          <w:sz w:val="21"/>
+          <w:szCs w:val="21"/>
+          <w14:ligatures w14:val="none"/>
+        </w:rPr>
+        <w:t xml:space="preserve"> from showing red errors</w:t>
+      </w:r>
+    </w:p>
+    <w:p>
+      <w:pPr>
+        <w:shd w:val="clear" w:color="auto" w:fill="121314"/>
+        <w:spacing w:after="0" w:line="315" w:lineRule="atLeast"/>
+        <w:rPr>
+          <w:rFonts w:ascii="Source Code Pro" w:eastAsia="Times New Roman" w:hAnsi="Source Code Pro" w:cs="Times New Roman"/>
+          <w:color w:val="BBBEBF"/>
+          <w:kern w:val="0"/>
+          <w:sz w:val="21"/>
+          <w:szCs w:val="21"/>
+          <w14:ligatures w14:val="none"/>
+        </w:rPr>
+      </w:pPr>
+      <w:r>
+        <w:rPr>
+          <w:rFonts w:ascii="Source Code Pro" w:eastAsia="Times New Roman" w:hAnsi="Source Code Pro" w:cs="Times New Roman"/>
+          <w:color w:val="BBBEBF"/>
+          <w:kern w:val="0"/>
+          <w:sz w:val="21"/>
+          <w:szCs w:val="21"/>
+          <w14:ligatures w14:val="none"/>
+        </w:rPr>
+        <w:t xml:space="preserve">  </w:t>
+      </w:r>
+      <w:r>
+        <w:rPr>
+          <w:rFonts w:ascii="Source Code Pro" w:eastAsia="Times New Roman" w:hAnsi="Source Code Pro" w:cs="Times New Roman"/>
+          <w:color w:val="7EE787"/>
+          <w:kern w:val="0"/>
+          <w:sz w:val="21"/>
+          <w:szCs w:val="21"/>
+          <w14:ligatures w14:val="none"/>
+        </w:rPr>
+        <w:t>"</w:t>
+      </w:r>
+      <w:proofErr w:type="spellStart"/>
+      <w:proofErr w:type="gramStart"/>
+      <w:r>
+        <w:rPr>
+          <w:rFonts w:ascii="Source Code Pro" w:eastAsia="Times New Roman" w:hAnsi="Source Code Pro" w:cs="Times New Roman"/>
+          <w:color w:val="7EE787"/>
+          <w:kern w:val="0"/>
+          <w:sz w:val="21"/>
+          <w:szCs w:val="21"/>
+          <w14:ligatures w14:val="none"/>
+        </w:rPr>
+        <w:t>python.analysis</w:t>
+      </w:r>
+      <w:proofErr w:type="gramEnd"/>
+      <w:r>
+        <w:rPr>
+          <w:rFonts w:ascii="Source Code Pro" w:eastAsia="Times New Roman" w:hAnsi="Source Code Pro" w:cs="Times New Roman"/>
+          <w:color w:val="7EE787"/>
+          <w:kern w:val="0"/>
+          <w:sz w:val="21"/>
+          <w:szCs w:val="21"/>
+          <w14:ligatures w14:val="none"/>
+        </w:rPr>
+        <w:t>.diagnosticMode</w:t>
+      </w:r>
+      <w:proofErr w:type="spellEnd"/>
+      <w:r>
+        <w:rPr>
+          <w:rFonts w:ascii="Source Code Pro" w:eastAsia="Times New Roman" w:hAnsi="Source Code Pro" w:cs="Times New Roman"/>
+          <w:color w:val="7EE787"/>
+          <w:kern w:val="0"/>
+          <w:sz w:val="21"/>
+          <w:szCs w:val="21"/>
+          <w14:ligatures w14:val="none"/>
+        </w:rPr>
+        <w:t>"</w:t>
+      </w:r>
+      <w:r>
+        <w:rPr>
+          <w:rFonts w:ascii="Source Code Pro" w:eastAsia="Times New Roman" w:hAnsi="Source Code Pro" w:cs="Times New Roman"/>
+          <w:color w:val="BBBEBF"/>
+          <w:kern w:val="0"/>
+          <w:sz w:val="21"/>
+          <w:szCs w:val="21"/>
+          <w14:ligatures w14:val="none"/>
+        </w:rPr>
+        <w:t xml:space="preserve">: </w:t>
+      </w:r>
+      <w:r>
+        <w:rPr>
+          <w:rFonts w:ascii="Source Code Pro" w:eastAsia="Times New Roman" w:hAnsi="Source Code Pro" w:cs="Times New Roman"/>
+          <w:color w:val="A5D6FF"/>
+          <w:kern w:val="0"/>
+          <w:sz w:val="21"/>
+          <w:szCs w:val="21"/>
+          <w14:ligatures w14:val="none"/>
+        </w:rPr>
+        <w:t>"</w:t>
+      </w:r>
+      <w:proofErr w:type="spellStart"/>
+      <w:r>
+        <w:rPr>
+          <w:rFonts w:ascii="Source Code Pro" w:eastAsia="Times New Roman" w:hAnsi="Source Code Pro" w:cs="Times New Roman"/>
+          <w:color w:val="A5D6FF"/>
+          <w:kern w:val="0"/>
+          <w:sz w:val="21"/>
+          <w:szCs w:val="21"/>
+          <w14:ligatures w14:val="none"/>
+        </w:rPr>
+        <w:t>openFilesOnly</w:t>
+      </w:r>
+      <w:proofErr w:type="spellEnd"/>
+      <w:r>
+        <w:rPr>
+          <w:rFonts w:ascii="Source Code Pro" w:eastAsia="Times New Roman" w:hAnsi="Source Code Pro" w:cs="Times New Roman"/>
+          <w:color w:val="A5D6FF"/>
+          <w:kern w:val="0"/>
+          <w:sz w:val="21"/>
+          <w:szCs w:val="21"/>
+          <w14:ligatures w14:val="none"/>
+        </w:rPr>
+        <w:t>"</w:t>
+      </w:r>
+      <w:r>
+        <w:rPr>
+          <w:rFonts w:ascii="Source Code Pro" w:eastAsia="Times New Roman" w:hAnsi="Source Code Pro" w:cs="Times New Roman"/>
+          <w:color w:val="BBBEBF"/>
+          <w:kern w:val="0"/>
+          <w:sz w:val="21"/>
+          <w:szCs w:val="21"/>
+          <w14:ligatures w14:val="none"/>
+        </w:rPr>
+        <w:t xml:space="preserve">, </w:t>
+      </w:r>
+      <w:r>
+        <w:rPr>
+          <w:rFonts w:ascii="Source Code Pro" w:eastAsia="Times New Roman" w:hAnsi="Source Code Pro" w:cs="Times New Roman"/>
+          <w:color w:val="8B949E"/>
+          <w:kern w:val="0"/>
+          <w:sz w:val="21"/>
+          <w:szCs w:val="21"/>
+          <w14:ligatures w14:val="none"/>
+        </w:rPr>
+        <w:t>// Saves memory</w:t>
+      </w:r>
+    </w:p>
+    <w:p>
+      <w:pPr>
+        <w:shd w:val="clear" w:color="auto" w:fill="1F1F1F"/>
+        <w:spacing w:after="0" w:line="315" w:lineRule="atLeast"/>
+        <w:rPr>
+          <w:rFonts w:ascii="Source Code Pro" w:eastAsia="Times New Roman" w:hAnsi="Source Code Pro" w:cs="Times New Roman"/>
+          <w:color w:val="CCCCCC"/>
+          <w:kern w:val="0"/>
+          <w:sz w:val="21"/>
+          <w:szCs w:val="21"/>
+          <w14:ligatures w14:val="none"/>
+        </w:rPr>
+      </w:pPr>
+    </w:p>
+    <w:p>
+      <w:pPr>
+        <w:shd w:val="clear" w:color="auto" w:fill="1F1F1F"/>
+        <w:spacing w:after="0" w:line="315" w:lineRule="atLeast"/>
+        <w:rPr>
+          <w:rFonts w:ascii="Source Code Pro" w:eastAsia="Times New Roman" w:hAnsi="Source Code Pro" w:cs="Times New Roman"/>
+          <w:color w:val="CCCCCC"/>
+          <w:kern w:val="0"/>
+          <w:sz w:val="21"/>
+          <w:szCs w:val="21"/>
+          <w14:ligatures w14:val="none"/>
+        </w:rPr>
+      </w:pPr>
+      <w:r>
+        <w:rPr>
+          <w:rFonts w:ascii="Source Code Pro" w:eastAsia="Times New Roman" w:hAnsi="Source Code Pro" w:cs="Times New Roman"/>
+          <w:color w:val="CCCCCC"/>
+          <w:kern w:val="0"/>
+          <w:sz w:val="21"/>
+          <w:szCs w:val="21"/>
+          <w14:ligatures w14:val="none"/>
+        </w:rPr>
+        <w:t xml:space="preserve">  </w:t>
+      </w:r>
+      <w:r>
+        <w:rPr>
+          <w:rFonts w:ascii="Source Code Pro" w:eastAsia="Times New Roman" w:hAnsi="Source Code Pro" w:cs="Times New Roman"/>
+          <w:color w:val="6A9955"/>
+          <w:kern w:val="0"/>
+          <w:sz w:val="21"/>
+          <w:szCs w:val="21"/>
+          <w14:ligatures w14:val="none"/>
+        </w:rPr>
+        <w:t>// --- 4. PYTHON AUTOMATION (STOP DELETING) ---</w:t>
+      </w:r>
+    </w:p>
+    <w:p>
+      <w:pPr>
+        <w:shd w:val="clear" w:color="auto" w:fill="1F1F1F"/>
+        <w:spacing w:after="0" w:line="315" w:lineRule="atLeast"/>
+        <w:rPr>
+          <w:rFonts w:ascii="Source Code Pro" w:eastAsia="Times New Roman" w:hAnsi="Source Code Pro" w:cs="Times New Roman"/>
+          <w:color w:val="CCCCCC"/>
+          <w:kern w:val="0"/>
+          <w:sz w:val="21"/>
+          <w:szCs w:val="21"/>
+          <w14:ligatures w14:val="none"/>
+        </w:rPr>
+      </w:pPr>
+      <w:r>
+        <w:rPr>
+          <w:rFonts w:ascii="Source Code Pro" w:eastAsia="Times New Roman" w:hAnsi="Source Code Pro" w:cs="Times New Roman"/>
+          <w:color w:val="CCCCCC"/>
+          <w:kern w:val="0"/>
+          <w:sz w:val="21"/>
+          <w:szCs w:val="21"/>
+          <w14:ligatures w14:val="none"/>
+        </w:rPr>
+        <w:t xml:space="preserve">  </w:t>
+      </w:r>
+      <w:r>
+        <w:rPr>
+          <w:rFonts w:ascii="Source Code Pro" w:eastAsia="Times New Roman" w:hAnsi="Source Code Pro" w:cs="Times New Roman"/>
+          <w:color w:val="9CDCFE"/>
+          <w:kern w:val="0"/>
+          <w:sz w:val="21"/>
+          <w:szCs w:val="21"/>
+          <w14:ligatures w14:val="none"/>
+        </w:rPr>
+        <w:t>"[python]"</w:t>
+      </w:r>
+      <w:r>
+        <w:rPr>
+          <w:rFonts w:ascii="Source Code Pro" w:eastAsia="Times New Roman" w:hAnsi="Source Code Pro" w:cs="Times New Roman"/>
+          <w:color w:val="CCCCCC"/>
+          <w:kern w:val="0"/>
+          <w:sz w:val="21"/>
+          <w:szCs w:val="21"/>
+          <w14:ligatures w14:val="none"/>
+        </w:rPr>
+        <w:t>: {</w:t>
+      </w:r>
+    </w:p>
+    <w:p>
+      <w:pPr>
+        <w:shd w:val="clear" w:color="auto" w:fill="1F1F1F"/>
+        <w:spacing w:after="0" w:line="315" w:lineRule="atLeast"/>
+        <w:rPr>
+          <w:rFonts w:ascii="Source Code Pro" w:eastAsia="Times New Roman" w:hAnsi="Source Code Pro" w:cs="Times New Roman"/>
+          <w:color w:val="CCCCCC"/>
+          <w:kern w:val="0"/>
+          <w:sz w:val="21"/>
+          <w:szCs w:val="21"/>
+          <w14:ligatures w14:val="none"/>
+        </w:rPr>
+      </w:pPr>
+      <w:r>
+        <w:rPr>
+          <w:rFonts w:ascii="Source Code Pro" w:eastAsia="Times New Roman" w:hAnsi="Source Code Pro" w:cs="Times New Roman"/>
+          <w:color w:val="CCCCCC"/>
+          <w:kern w:val="0"/>
+          <w:sz w:val="21"/>
+          <w:szCs w:val="21"/>
+          <w14:ligatures w14:val="none"/>
+        </w:rPr>
+        <w:t xml:space="preserve">    </w:t>
+      </w:r>
+      <w:r>
+        <w:rPr>
+          <w:rFonts w:ascii="Source Code Pro" w:eastAsia="Times New Roman" w:hAnsi="Source Code Pro" w:cs="Times New Roman"/>
+          <w:color w:val="9CDCFE"/>
+          <w:kern w:val="0"/>
+          <w:sz w:val="21"/>
+          <w:szCs w:val="21"/>
+          <w14:ligatures w14:val="none"/>
+        </w:rPr>
+        <w:t>"</w:t>
+      </w:r>
+      <w:proofErr w:type="spellStart"/>
+      <w:proofErr w:type="gramStart"/>
+      <w:r>
+        <w:rPr>
+          <w:rFonts w:ascii="Source Code Pro" w:eastAsia="Times New Roman" w:hAnsi="Source Code Pro" w:cs="Times New Roman"/>
+          <w:color w:val="9CDCFE"/>
+          <w:kern w:val="0"/>
+          <w:sz w:val="21"/>
+          <w:szCs w:val="21"/>
+          <w14:ligatures w14:val="none"/>
+        </w:rPr>
+        <w:t>editor.defaultFormatter</w:t>
       </w:r>
       <w:proofErr w:type="spellEnd"/>
       <w:proofErr w:type="gramEnd"/>
@@ -6231,53 +6732,6 @@
           <w:szCs w:val="21"/>
           <w14:ligatures w14:val="none"/>
         </w:rPr>
-        <w:t>"on"</w:t>
-      </w:r>
-      <w:r>
-        <w:rPr>
-          <w:rFonts w:ascii="Source Code Pro" w:eastAsia="Times New Roman" w:hAnsi="Source Code Pro" w:cs="Times New Roman"/>
-          <w:color w:val="CCCCCC"/>
-          <w:kern w:val="0"/>
-          <w:sz w:val="21"/>
-          <w:szCs w:val="21"/>
-          <w14:ligatures w14:val="none"/>
-        </w:rPr>
-        <w:t>,</w:t>
-      </w:r>
-    </w:p>
-    <w:p>
-      <w:pPr>
-        <w:shd w:val="clear" w:color="auto" w:fill="1F1F1F"/>
-        <w:spacing w:after="0" w:line="315" w:lineRule="atLeast"/>
-        <w:rPr>
-          <w:rFonts w:ascii="Source Code Pro" w:eastAsia="Times New Roman" w:hAnsi="Source Code Pro" w:cs="Times New Roman"/>
-          <w:color w:val="CCCCCC"/>
-          <w:kern w:val="0"/>
-          <w:sz w:val="21"/>
-          <w:szCs w:val="21"/>
-          <w14:ligatures w14:val="none"/>
-        </w:rPr>
-      </w:pPr>
-      <w:r>
-        <w:rPr>
-          <w:rFonts w:ascii="Source Code Pro" w:eastAsia="Times New Roman" w:hAnsi="Source Code Pro" w:cs="Times New Roman"/>
-          <w:color w:val="CCCCCC"/>
-          <w:kern w:val="0"/>
-          <w:sz w:val="21"/>
-          <w:szCs w:val="21"/>
-          <w14:ligatures w14:val="none"/>
-        </w:rPr>
-        <w:t xml:space="preserve">  </w:t>
-      </w:r>
-      <w:r>
-        <w:rPr>
-          <w:rFonts w:ascii="Source Code Pro" w:eastAsia="Times New Roman" w:hAnsi="Source Code Pro" w:cs="Times New Roman"/>
-          <w:color w:val="9CDCFE"/>
-          <w:kern w:val="0"/>
-          <w:sz w:val="21"/>
-          <w:szCs w:val="21"/>
-          <w14:ligatures w14:val="none"/>
-        </w:rPr>
         <w:t>"</w:t>
       </w:r>
       <w:proofErr w:type="spellStart"/>
@@ -6285,31 +6739,20 @@
       <w:r>
         <w:rPr>
           <w:rFonts w:ascii="Source Code Pro" w:eastAsia="Times New Roman" w:hAnsi="Source Code Pro" w:cs="Times New Roman"/>
-          <w:color w:val="9CDCFE"/>
-          <w:kern w:val="0"/>
-          <w:sz w:val="21"/>
-          <w:szCs w:val="21"/>
-          <w14:ligatures w14:val="none"/>
-        </w:rPr>
-        <w:t>python.analysis</w:t>
-      </w:r>
+          <w:color w:val="CE9178"/>
+          <w:kern w:val="0"/>
+          <w:sz w:val="21"/>
+          <w:szCs w:val="21"/>
+          <w14:ligatures w14:val="none"/>
+        </w:rPr>
+        <w:t>charliermarsh.ruff</w:t>
+      </w:r>
+      <w:proofErr w:type="spellEnd"/>
       <w:proofErr w:type="gramEnd"/>
       <w:r>
         <w:rPr>
           <w:rFonts w:ascii="Source Code Pro" w:eastAsia="Times New Roman" w:hAnsi="Source Code Pro" w:cs="Times New Roman"/>
-          <w:color w:val="9CDCFE"/>
-          <w:kern w:val="0"/>
-          <w:sz w:val="21"/>
-          <w:szCs w:val="21"/>
-          <w14:ligatures w14:val="none"/>
-        </w:rPr>
-        <w:t>.diagnosticSeverityOverrides</w:t>
-      </w:r>
-      <w:proofErr w:type="spellEnd"/>
-      <w:r>
-        <w:rPr>
-          <w:rFonts w:ascii="Source Code Pro" w:eastAsia="Times New Roman" w:hAnsi="Source Code Pro" w:cs="Times New Roman"/>
-          <w:color w:val="9CDCFE"/>
+          <w:color w:val="CE9178"/>
           <w:kern w:val="0"/>
           <w:sz w:val="21"/>
           <w:szCs w:val="21"/>
@@ -6326,222 +6769,7 @@
           <w:szCs w:val="21"/>
           <w14:ligatures w14:val="none"/>
         </w:rPr>
-        <w:t>: {</w:t>
-      </w:r>
-    </w:p>
-    <w:p>
-      <w:pPr>
-        <w:shd w:val="clear" w:color="auto" w:fill="1F1F1F"/>
-        <w:spacing w:after="0" w:line="315" w:lineRule="atLeast"/>
-        <w:rPr>
-          <w:rFonts w:ascii="Source Code Pro" w:eastAsia="Times New Roman" w:hAnsi="Source Code Pro" w:cs="Times New Roman"/>
-          <w:color w:val="CCCCCC"/>
-          <w:kern w:val="0"/>
-          <w:sz w:val="21"/>
-          <w:szCs w:val="21"/>
-          <w14:ligatures w14:val="none"/>
-        </w:rPr>
-      </w:pPr>
-      <w:r>
-        <w:rPr>
-          <w:rFonts w:ascii="Source Code Pro" w:eastAsia="Times New Roman" w:hAnsi="Source Code Pro" w:cs="Times New Roman"/>
-          <w:color w:val="CCCCCC"/>
-          <w:kern w:val="0"/>
-          <w:sz w:val="21"/>
-          <w:szCs w:val="21"/>
-          <w14:ligatures w14:val="none"/>
-        </w:rPr>
-        <w:t xml:space="preserve">    </w:t>
-      </w:r>
-      <w:r>
-        <w:rPr>
-          <w:rFonts w:ascii="Source Code Pro" w:eastAsia="Times New Roman" w:hAnsi="Source Code Pro" w:cs="Times New Roman"/>
-          <w:color w:val="9CDCFE"/>
-          <w:kern w:val="0"/>
-          <w:sz w:val="21"/>
-          <w:szCs w:val="21"/>
-          <w14:ligatures w14:val="none"/>
-        </w:rPr>
-        <w:t>"</w:t>
-      </w:r>
-      <w:proofErr w:type="spellStart"/>
-      <w:r>
-        <w:rPr>
-          <w:rFonts w:ascii="Source Code Pro" w:eastAsia="Times New Roman" w:hAnsi="Source Code Pro" w:cs="Times New Roman"/>
-          <w:color w:val="9CDCFE"/>
-          <w:kern w:val="0"/>
-          <w:sz w:val="21"/>
-          <w:szCs w:val="21"/>
-          <w14:ligatures w14:val="none"/>
-        </w:rPr>
-        <w:t>reportCallIssue</w:t>
-      </w:r>
-      <w:proofErr w:type="spellEnd"/>
-      <w:r>
-        <w:rPr>
-          <w:rFonts w:ascii="Source Code Pro" w:eastAsia="Times New Roman" w:hAnsi="Source Code Pro" w:cs="Times New Roman"/>
-          <w:color w:val="9CDCFE"/>
-          <w:kern w:val="0"/>
-          <w:sz w:val="21"/>
-          <w:szCs w:val="21"/>
-          <w14:ligatures w14:val="none"/>
-        </w:rPr>
-        <w:t>"</w:t>
-      </w:r>
-      <w:r>
-        <w:rPr>
-          <w:rFonts w:ascii="Source Code Pro" w:eastAsia="Times New Roman" w:hAnsi="Source Code Pro" w:cs="Times New Roman"/>
-          <w:color w:val="CCCCCC"/>
-          <w:kern w:val="0"/>
-          <w:sz w:val="21"/>
-          <w:szCs w:val="21"/>
-          <w14:ligatures w14:val="none"/>
-        </w:rPr>
-        <w:t xml:space="preserve">: </w:t>
-      </w:r>
-      <w:r>
-        <w:rPr>
-          <w:rFonts w:ascii="Source Code Pro" w:eastAsia="Times New Roman" w:hAnsi="Source Code Pro" w:cs="Times New Roman"/>
-          <w:color w:val="CE9178"/>
-          <w:kern w:val="0"/>
-          <w:sz w:val="21"/>
-          <w:szCs w:val="21"/>
-          <w14:ligatures w14:val="none"/>
-        </w:rPr>
-        <w:t>"none"</w:t>
-      </w:r>
-      <w:r>
-        <w:rPr>
-          <w:rFonts w:ascii="Source Code Pro" w:eastAsia="Times New Roman" w:hAnsi="Source Code Pro" w:cs="Times New Roman"/>
-          <w:color w:val="CCCCCC"/>
-          <w:kern w:val="0"/>
-          <w:sz w:val="21"/>
-          <w:szCs w:val="21"/>
-          <w14:ligatures w14:val="none"/>
-        </w:rPr>
         <w:t>,</w:t>
-      </w:r>
-    </w:p>
-    <w:p>
-      <w:pPr>
-        <w:shd w:val="clear" w:color="auto" w:fill="1F1F1F"/>
-        <w:spacing w:after="0" w:line="315" w:lineRule="atLeast"/>
-        <w:rPr>
-          <w:rFonts w:ascii="Source Code Pro" w:eastAsia="Times New Roman" w:hAnsi="Source Code Pro" w:cs="Times New Roman"/>
-          <w:color w:val="CCCCCC"/>
-          <w:kern w:val="0"/>
-          <w:sz w:val="21"/>
-          <w:szCs w:val="21"/>
-          <w14:ligatures w14:val="none"/>
-        </w:rPr>
-      </w:pPr>
-      <w:r>
-        <w:rPr>
-          <w:rFonts w:ascii="Source Code Pro" w:eastAsia="Times New Roman" w:hAnsi="Source Code Pro" w:cs="Times New Roman"/>
-          <w:color w:val="CCCCCC"/>
-          <w:kern w:val="0"/>
-          <w:sz w:val="21"/>
-          <w:szCs w:val="21"/>
-          <w14:ligatures w14:val="none"/>
-        </w:rPr>
-        <w:t xml:space="preserve">  },</w:t>
-      </w:r>
-    </w:p>
-    <w:p>
-      <w:pPr>
-        <w:shd w:val="clear" w:color="auto" w:fill="1F1F1F"/>
-        <w:spacing w:after="0" w:line="315" w:lineRule="atLeast"/>
-        <w:rPr>
-          <w:rFonts w:ascii="Source Code Pro" w:eastAsia="Times New Roman" w:hAnsi="Source Code Pro" w:cs="Times New Roman"/>
-          <w:color w:val="CCCCCC"/>
-          <w:kern w:val="0"/>
-          <w:sz w:val="21"/>
-          <w:szCs w:val="21"/>
-          <w14:ligatures w14:val="none"/>
-        </w:rPr>
-      </w:pPr>
-    </w:p>
-    <w:p>
-      <w:pPr>
-        <w:shd w:val="clear" w:color="auto" w:fill="1F1F1F"/>
-        <w:spacing w:after="0" w:line="315" w:lineRule="atLeast"/>
-        <w:rPr>
-          <w:rFonts w:ascii="Source Code Pro" w:eastAsia="Times New Roman" w:hAnsi="Source Code Pro" w:cs="Times New Roman"/>
-          <w:color w:val="CCCCCC"/>
-          <w:kern w:val="0"/>
-          <w:sz w:val="21"/>
-          <w:szCs w:val="21"/>
-          <w14:ligatures w14:val="none"/>
-        </w:rPr>
-      </w:pPr>
-      <w:r>
-        <w:rPr>
-          <w:rFonts w:ascii="Source Code Pro" w:eastAsia="Times New Roman" w:hAnsi="Source Code Pro" w:cs="Times New Roman"/>
-          <w:color w:val="CCCCCC"/>
-          <w:kern w:val="0"/>
-          <w:sz w:val="21"/>
-          <w:szCs w:val="21"/>
-          <w14:ligatures w14:val="none"/>
-        </w:rPr>
-        <w:t xml:space="preserve">  </w:t>
-      </w:r>
-      <w:r>
-        <w:rPr>
-          <w:rFonts w:ascii="Source Code Pro" w:eastAsia="Times New Roman" w:hAnsi="Source Code Pro" w:cs="Times New Roman"/>
-          <w:color w:val="6A9955"/>
-          <w:kern w:val="0"/>
-          <w:sz w:val="21"/>
-          <w:szCs w:val="21"/>
-          <w14:ligatures w14:val="none"/>
-        </w:rPr>
-        <w:t>// --- 4. PYTHON AUTOMATION (STOP DELETING) ---</w:t>
-      </w:r>
-    </w:p>
-    <w:p>
-      <w:pPr>
-        <w:shd w:val="clear" w:color="auto" w:fill="1F1F1F"/>
-        <w:spacing w:after="0" w:line="315" w:lineRule="atLeast"/>
-        <w:rPr>
-          <w:rFonts w:ascii="Source Code Pro" w:eastAsia="Times New Roman" w:hAnsi="Source Code Pro" w:cs="Times New Roman"/>
-          <w:color w:val="CCCCCC"/>
-          <w:kern w:val="0"/>
-          <w:sz w:val="21"/>
-          <w:szCs w:val="21"/>
-          <w14:ligatures w14:val="none"/>
-        </w:rPr>
-      </w:pPr>
-      <w:r>
-        <w:rPr>
-          <w:rFonts w:ascii="Source Code Pro" w:eastAsia="Times New Roman" w:hAnsi="Source Code Pro" w:cs="Times New Roman"/>
-          <w:color w:val="CCCCCC"/>
-          <w:kern w:val="0"/>
-          <w:sz w:val="21"/>
-          <w:szCs w:val="21"/>
-          <w14:ligatures w14:val="none"/>
-        </w:rPr>
-        <w:t xml:space="preserve">  </w:t>
-      </w:r>
-      <w:r>
-        <w:rPr>
-          <w:rFonts w:ascii="Source Code Pro" w:eastAsia="Times New Roman" w:hAnsi="Source Code Pro" w:cs="Times New Roman"/>
-          <w:color w:val="9CDCFE"/>
-          <w:kern w:val="0"/>
-          <w:sz w:val="21"/>
-          <w:szCs w:val="21"/>
-          <w14:ligatures w14:val="none"/>
-        </w:rPr>
-        <w:t>"[python]"</w:t>
-      </w:r>
-      <w:r>
-        <w:rPr>
-          <w:rFonts w:ascii="Source Code Pro" w:eastAsia="Times New Roman" w:hAnsi="Source Code Pro" w:cs="Times New Roman"/>
-          <w:color w:val="CCCCCC"/>
-          <w:kern w:val="0"/>
-          <w:sz w:val="21"/>
-          <w:szCs w:val="21"/>
-          <w14:ligatures w14:val="none"/>
-        </w:rPr>
-        <w:t>: {</w:t>
       </w:r>
     </w:p>
     <w:p>
@@ -6590,7 +6818,7 @@
           <w:szCs w:val="21"/>
           <w14:ligatures w14:val="none"/>
         </w:rPr>
-        <w:t>editor.defaultFormatter</w:t>
+        <w:t>editor.codeActionsOnSave</w:t>
       </w:r>
       <w:proofErr w:type="spellEnd"/>
       <w:proofErr w:type="gramEnd"/>
@@ -6614,12 +6842,37 @@
           <w:szCs w:val="21"/>
           <w14:ligatures w14:val="none"/>
         </w:rPr>
-        <w:t xml:space="preserve">: </w:t>
-      </w:r>
-      <w:r>
-        <w:rPr>
-          <w:rFonts w:ascii="Source Code Pro" w:eastAsia="Times New Roman" w:hAnsi="Source Code Pro" w:cs="Times New Roman"/>
-          <w:color w:val="CE9178"/>
+        <w:t>: {</w:t>
+      </w:r>
+    </w:p>
+    <w:p>
+      <w:pPr>
+        <w:shd w:val="clear" w:color="auto" w:fill="1F1F1F"/>
+        <w:spacing w:after="0" w:line="315" w:lineRule="atLeast"/>
+        <w:rPr>
+          <w:rFonts w:ascii="Source Code Pro" w:eastAsia="Times New Roman" w:hAnsi="Source Code Pro" w:cs="Times New Roman"/>
+          <w:color w:val="CCCCCC"/>
+          <w:kern w:val="0"/>
+          <w:sz w:val="21"/>
+          <w:szCs w:val="21"/>
+          <w14:ligatures w14:val="none"/>
+        </w:rPr>
+      </w:pPr>
+      <w:r>
+        <w:rPr>
+          <w:rFonts w:ascii="Source Code Pro" w:eastAsia="Times New Roman" w:hAnsi="Source Code Pro" w:cs="Times New Roman"/>
+          <w:color w:val="CCCCCC"/>
+          <w:kern w:val="0"/>
+          <w:sz w:val="21"/>
+          <w:szCs w:val="21"/>
+          <w14:ligatures w14:val="none"/>
+        </w:rPr>
+        <w:t xml:space="preserve">      </w:t>
+      </w:r>
+      <w:r>
+        <w:rPr>
+          <w:rFonts w:ascii="Source Code Pro" w:eastAsia="Times New Roman" w:hAnsi="Source Code Pro" w:cs="Times New Roman"/>
+          <w:color w:val="9CDCFE"/>
           <w:kern w:val="0"/>
           <w:sz w:val="21"/>
           <w:szCs w:val="21"/>
@@ -6632,37 +6885,70 @@
       <w:r>
         <w:rPr>
           <w:rFonts w:ascii="Source Code Pro" w:eastAsia="Times New Roman" w:hAnsi="Source Code Pro" w:cs="Times New Roman"/>
-          <w:color w:val="CE9178"/>
-          <w:kern w:val="0"/>
-          <w:sz w:val="21"/>
-          <w:szCs w:val="21"/>
-          <w14:ligatures w14:val="none"/>
-        </w:rPr>
-        <w:t>charliermarsh.ruff</w:t>
+          <w:color w:val="9CDCFE"/>
+          <w:kern w:val="0"/>
+          <w:sz w:val="21"/>
+          <w:szCs w:val="21"/>
+          <w14:ligatures w14:val="none"/>
+        </w:rPr>
+        <w:t>source.fixAll</w:t>
       </w:r>
       <w:proofErr w:type="spellEnd"/>
       <w:proofErr w:type="gramEnd"/>
       <w:r>
         <w:rPr>
           <w:rFonts w:ascii="Source Code Pro" w:eastAsia="Times New Roman" w:hAnsi="Source Code Pro" w:cs="Times New Roman"/>
+          <w:color w:val="9CDCFE"/>
+          <w:kern w:val="0"/>
+          <w:sz w:val="21"/>
+          <w:szCs w:val="21"/>
+          <w14:ligatures w14:val="none"/>
+        </w:rPr>
+        <w:t>"</w:t>
+      </w:r>
+      <w:r>
+        <w:rPr>
+          <w:rFonts w:ascii="Source Code Pro" w:eastAsia="Times New Roman" w:hAnsi="Source Code Pro" w:cs="Times New Roman"/>
+          <w:color w:val="CCCCCC"/>
+          <w:kern w:val="0"/>
+          <w:sz w:val="21"/>
+          <w:szCs w:val="21"/>
+          <w14:ligatures w14:val="none"/>
+        </w:rPr>
+        <w:t xml:space="preserve">: </w:t>
+      </w:r>
+      <w:r>
+        <w:rPr>
+          <w:rFonts w:ascii="Source Code Pro" w:eastAsia="Times New Roman" w:hAnsi="Source Code Pro" w:cs="Times New Roman"/>
           <w:color w:val="CE9178"/>
           <w:kern w:val="0"/>
           <w:sz w:val="21"/>
           <w:szCs w:val="21"/>
           <w14:ligatures w14:val="none"/>
         </w:rPr>
-        <w:t>"</w:t>
-      </w:r>
-      <w:r>
-        <w:rPr>
-          <w:rFonts w:ascii="Source Code Pro" w:eastAsia="Times New Roman" w:hAnsi="Source Code Pro" w:cs="Times New Roman"/>
-          <w:color w:val="CCCCCC"/>
-          <w:kern w:val="0"/>
-          <w:sz w:val="21"/>
-          <w:szCs w:val="21"/>
-          <w14:ligatures w14:val="none"/>
-        </w:rPr>
-        <w:t>,</w:t>
+        <w:t>"always"</w:t>
+      </w:r>
+      <w:r>
+        <w:rPr>
+          <w:rFonts w:ascii="Source Code Pro" w:eastAsia="Times New Roman" w:hAnsi="Source Code Pro" w:cs="Times New Roman"/>
+          <w:color w:val="CCCCCC"/>
+          <w:kern w:val="0"/>
+          <w:sz w:val="21"/>
+          <w:szCs w:val="21"/>
+          <w14:ligatures w14:val="none"/>
+        </w:rPr>
+        <w:t xml:space="preserve">, </w:t>
+      </w:r>
+      <w:r>
+        <w:rPr>
+          <w:rFonts w:ascii="Source Code Pro" w:eastAsia="Times New Roman" w:hAnsi="Source Code Pro" w:cs="Times New Roman"/>
+          <w:color w:val="6A9955"/>
+          <w:kern w:val="0"/>
+          <w:sz w:val="21"/>
+          <w:szCs w:val="21"/>
+          <w14:ligatures w14:val="none"/>
+        </w:rPr>
+        <w:t>// RUNS RUFF FIXES ON SAVE (No more manual fixes)</w:t>
       </w:r>
     </w:p>
     <w:p>
@@ -6687,7 +6973,7 @@
           <w:szCs w:val="21"/>
           <w14:ligatures w14:val="none"/>
         </w:rPr>
-        <w:t xml:space="preserve">    </w:t>
+        <w:t xml:space="preserve">      </w:t>
       </w:r>
       <w:r>
         <w:rPr>
@@ -6711,7 +6997,7 @@
           <w:szCs w:val="21"/>
           <w14:ligatures w14:val="none"/>
         </w:rPr>
-        <w:t>editor.codeActionsOnSave</w:t>
+        <w:t>source.organizeImports</w:t>
       </w:r>
       <w:proofErr w:type="spellEnd"/>
       <w:proofErr w:type="gramEnd"/>
@@ -6735,7 +7021,40 @@
           <w:szCs w:val="21"/>
           <w14:ligatures w14:val="none"/>
         </w:rPr>
-        <w:t>: {</w:t>
+        <w:t xml:space="preserve">: </w:t>
+      </w:r>
+      <w:r>
+        <w:rPr>
+          <w:rFonts w:ascii="Source Code Pro" w:eastAsia="Times New Roman" w:hAnsi="Source Code Pro" w:cs="Times New Roman"/>
+          <w:color w:val="CE9178"/>
+          <w:kern w:val="0"/>
+          <w:sz w:val="21"/>
+          <w:szCs w:val="21"/>
+          <w14:ligatures w14:val="none"/>
+        </w:rPr>
+        <w:t>"never"</w:t>
+      </w:r>
+      <w:r>
+        <w:rPr>
+          <w:rFonts w:ascii="Source Code Pro" w:eastAsia="Times New Roman" w:hAnsi="Source Code Pro" w:cs="Times New Roman"/>
+          <w:color w:val="CCCCCC"/>
+          <w:kern w:val="0"/>
+          <w:sz w:val="21"/>
+          <w:szCs w:val="21"/>
+          <w14:ligatures w14:val="none"/>
+        </w:rPr>
+        <w:t xml:space="preserve">, </w:t>
+      </w:r>
+      <w:r>
+        <w:rPr>
+          <w:rFonts w:ascii="Source Code Pro" w:eastAsia="Times New Roman" w:hAnsi="Source Code Pro" w:cs="Times New Roman"/>
+          <w:color w:val="6A9955"/>
+          <w:kern w:val="0"/>
+          <w:sz w:val="21"/>
+          <w:szCs w:val="21"/>
+          <w14:ligatures w14:val="none"/>
+        </w:rPr>
+        <w:t>// STOPS AUTO-SORTING (No more deletions)</w:t>
       </w:r>
     </w:p>
     <w:p>
@@ -6760,7 +7079,107 @@
           <w:szCs w:val="21"/>
           <w14:ligatures w14:val="none"/>
         </w:rPr>
-        <w:t xml:space="preserve">      </w:t>
+        <w:t xml:space="preserve">    },</w:t>
+      </w:r>
+    </w:p>
+    <w:p>
+      <w:pPr>
+        <w:shd w:val="clear" w:color="auto" w:fill="1F1F1F"/>
+        <w:spacing w:after="0" w:line="315" w:lineRule="atLeast"/>
+        <w:rPr>
+          <w:rFonts w:ascii="Source Code Pro" w:eastAsia="Times New Roman" w:hAnsi="Source Code Pro" w:cs="Times New Roman"/>
+          <w:color w:val="CCCCCC"/>
+          <w:kern w:val="0"/>
+          <w:sz w:val="21"/>
+          <w:szCs w:val="21"/>
+          <w14:ligatures w14:val="none"/>
+        </w:rPr>
+      </w:pPr>
+      <w:r>
+        <w:rPr>
+          <w:rFonts w:ascii="Source Code Pro" w:eastAsia="Times New Roman" w:hAnsi="Source Code Pro" w:cs="Times New Roman"/>
+          <w:color w:val="CCCCCC"/>
+          <w:kern w:val="0"/>
+          <w:sz w:val="21"/>
+          <w:szCs w:val="21"/>
+          <w14:ligatures w14:val="none"/>
+        </w:rPr>
+        <w:t xml:space="preserve">  },</w:t>
+      </w:r>
+    </w:p>
+    <w:p>
+      <w:pPr>
+        <w:shd w:val="clear" w:color="auto" w:fill="1F1F1F"/>
+        <w:spacing w:after="0" w:line="315" w:lineRule="atLeast"/>
+        <w:rPr>
+          <w:rFonts w:ascii="Source Code Pro" w:eastAsia="Times New Roman" w:hAnsi="Source Code Pro" w:cs="Times New Roman"/>
+          <w:color w:val="CCCCCC"/>
+          <w:kern w:val="0"/>
+          <w:sz w:val="21"/>
+          <w:szCs w:val="21"/>
+          <w14:ligatures w14:val="none"/>
+        </w:rPr>
+      </w:pPr>
+    </w:p>
+    <w:p>
+      <w:pPr>
+        <w:shd w:val="clear" w:color="auto" w:fill="1F1F1F"/>
+        <w:spacing w:after="0" w:line="315" w:lineRule="atLeast"/>
+        <w:rPr>
+          <w:rFonts w:ascii="Source Code Pro" w:eastAsia="Times New Roman" w:hAnsi="Source Code Pro" w:cs="Times New Roman"/>
+          <w:color w:val="CCCCCC"/>
+          <w:kern w:val="0"/>
+          <w:sz w:val="21"/>
+          <w:szCs w:val="21"/>
+          <w14:ligatures w14:val="none"/>
+        </w:rPr>
+      </w:pPr>
+      <w:r>
+        <w:rPr>
+          <w:rFonts w:ascii="Source Code Pro" w:eastAsia="Times New Roman" w:hAnsi="Source Code Pro" w:cs="Times New Roman"/>
+          <w:color w:val="CCCCCC"/>
+          <w:kern w:val="0"/>
+          <w:sz w:val="21"/>
+          <w:szCs w:val="21"/>
+          <w14:ligatures w14:val="none"/>
+        </w:rPr>
+        <w:t xml:space="preserve">  </w:t>
+      </w:r>
+      <w:r>
+        <w:rPr>
+          <w:rFonts w:ascii="Source Code Pro" w:eastAsia="Times New Roman" w:hAnsi="Source Code Pro" w:cs="Times New Roman"/>
+          <w:color w:val="6A9955"/>
+          <w:kern w:val="0"/>
+          <w:sz w:val="21"/>
+          <w:szCs w:val="21"/>
+          <w14:ligatures w14:val="none"/>
+        </w:rPr>
+        <w:t>// --- 5. WEB &amp; MISC ---</w:t>
+      </w:r>
+    </w:p>
+    <w:p>
+      <w:pPr>
+        <w:shd w:val="clear" w:color="auto" w:fill="1F1F1F"/>
+        <w:spacing w:after="0" w:line="315" w:lineRule="atLeast"/>
+        <w:rPr>
+          <w:rFonts w:ascii="Source Code Pro" w:eastAsia="Times New Roman" w:hAnsi="Source Code Pro" w:cs="Times New Roman"/>
+          <w:color w:val="CCCCCC"/>
+          <w:kern w:val="0"/>
+          <w:sz w:val="21"/>
+          <w:szCs w:val="21"/>
+          <w14:ligatures w14:val="none"/>
+        </w:rPr>
+      </w:pPr>
+      <w:r>
+        <w:rPr>
+          <w:rFonts w:ascii="Source Code Pro" w:eastAsia="Times New Roman" w:hAnsi="Source Code Pro" w:cs="Times New Roman"/>
+          <w:color w:val="CCCCCC"/>
+          <w:kern w:val="0"/>
+          <w:sz w:val="21"/>
+          <w:szCs w:val="21"/>
+          <w14:ligatures w14:val="none"/>
+        </w:rPr>
+        <w:t xml:space="preserve">  </w:t>
       </w:r>
       <w:r>
         <w:rPr>
@@ -6784,7 +7203,7 @@
           <w:szCs w:val="21"/>
           <w14:ligatures w14:val="none"/>
         </w:rPr>
-        <w:t>source.fixAll</w:t>
+        <w:t>editor.defaultFormatter</w:t>
       </w:r>
       <w:proofErr w:type="spellEnd"/>
       <w:proofErr w:type="gramEnd"/>
@@ -6819,64 +7238,6 @@
           <w:szCs w:val="21"/>
           <w14:ligatures w14:val="none"/>
         </w:rPr>
-        <w:t>"always"</w:t>
-      </w:r>
-      <w:r>
-        <w:rPr>
-          <w:rFonts w:ascii="Source Code Pro" w:eastAsia="Times New Roman" w:hAnsi="Source Code Pro" w:cs="Times New Roman"/>
-          <w:color w:val="CCCCCC"/>
-          <w:kern w:val="0"/>
-          <w:sz w:val="21"/>
-          <w:szCs w:val="21"/>
-          <w14:ligatures w14:val="none"/>
-        </w:rPr>
-        <w:t xml:space="preserve">, </w:t>
-      </w:r>
-      <w:r>
-        <w:rPr>
-          <w:rFonts w:ascii="Source Code Pro" w:eastAsia="Times New Roman" w:hAnsi="Source Code Pro" w:cs="Times New Roman"/>
-          <w:color w:val="6A9955"/>
-          <w:kern w:val="0"/>
-          <w:sz w:val="21"/>
-          <w:szCs w:val="21"/>
-          <w14:ligatures w14:val="none"/>
-        </w:rPr>
-        <w:t>// RUNS RUFF FIXES ON SAVE (No more manual fixes)</w:t>
-      </w:r>
-    </w:p>
-    <w:p>
-      <w:pPr>
-        <w:shd w:val="clear" w:color="auto" w:fill="1F1F1F"/>
-        <w:spacing w:after="0" w:line="315" w:lineRule="atLeast"/>
-        <w:rPr>
-          <w:rFonts w:ascii="Source Code Pro" w:eastAsia="Times New Roman" w:hAnsi="Source Code Pro" w:cs="Times New Roman"/>
-          <w:color w:val="CCCCCC"/>
-          <w:kern w:val="0"/>
-          <w:sz w:val="21"/>
-          <w:szCs w:val="21"/>
-          <w14:ligatures w14:val="none"/>
-        </w:rPr>
-      </w:pPr>
-      <w:r>
-        <w:rPr>
-          <w:rFonts w:ascii="Source Code Pro" w:eastAsia="Times New Roman" w:hAnsi="Source Code Pro" w:cs="Times New Roman"/>
-          <w:color w:val="CCCCCC"/>
-          <w:kern w:val="0"/>
-          <w:sz w:val="21"/>
-          <w:szCs w:val="21"/>
-          <w14:ligatures w14:val="none"/>
-        </w:rPr>
-        <w:t xml:space="preserve">      </w:t>
-      </w:r>
-      <w:r>
-        <w:rPr>
-          <w:rFonts w:ascii="Source Code Pro" w:eastAsia="Times New Roman" w:hAnsi="Source Code Pro" w:cs="Times New Roman"/>
-          <w:color w:val="9CDCFE"/>
-          <w:kern w:val="0"/>
-          <w:sz w:val="21"/>
-          <w:szCs w:val="21"/>
-          <w14:ligatures w14:val="none"/>
-        </w:rPr>
         <w:t>"</w:t>
       </w:r>
       <w:proofErr w:type="spellStart"/>
@@ -6884,13 +7245,192 @@
       <w:r>
         <w:rPr>
           <w:rFonts w:ascii="Source Code Pro" w:eastAsia="Times New Roman" w:hAnsi="Source Code Pro" w:cs="Times New Roman"/>
-          <w:color w:val="9CDCFE"/>
-          <w:kern w:val="0"/>
-          <w:sz w:val="21"/>
-          <w:szCs w:val="21"/>
-          <w14:ligatures w14:val="none"/>
-        </w:rPr>
-        <w:t>source.organizeImports</w:t>
+          <w:color w:val="CE9178"/>
+          <w:kern w:val="0"/>
+          <w:sz w:val="21"/>
+          <w:szCs w:val="21"/>
+          <w14:ligatures w14:val="none"/>
+        </w:rPr>
+        <w:t>esbenp.prettier</w:t>
+      </w:r>
+      <w:proofErr w:type="gramEnd"/>
+      <w:r>
+        <w:rPr>
+          <w:rFonts w:ascii="Source Code Pro" w:eastAsia="Times New Roman" w:hAnsi="Source Code Pro" w:cs="Times New Roman"/>
+          <w:color w:val="CE9178"/>
+          <w:kern w:val="0"/>
+          <w:sz w:val="21"/>
+          <w:szCs w:val="21"/>
+          <w14:ligatures w14:val="none"/>
+        </w:rPr>
+        <w:t>-vscode</w:t>
+      </w:r>
+      <w:proofErr w:type="spellEnd"/>
+      <w:r>
+        <w:rPr>
+          <w:rFonts w:ascii="Source Code Pro" w:eastAsia="Times New Roman" w:hAnsi="Source Code Pro" w:cs="Times New Roman"/>
+          <w:color w:val="CE9178"/>
+          <w:kern w:val="0"/>
+          <w:sz w:val="21"/>
+          <w:szCs w:val="21"/>
+          <w14:ligatures w14:val="none"/>
+        </w:rPr>
+        <w:t>"</w:t>
+      </w:r>
+      <w:r>
+        <w:rPr>
+          <w:rFonts w:ascii="Source Code Pro" w:eastAsia="Times New Roman" w:hAnsi="Source Code Pro" w:cs="Times New Roman"/>
+          <w:color w:val="CCCCCC"/>
+          <w:kern w:val="0"/>
+          <w:sz w:val="21"/>
+          <w:szCs w:val="21"/>
+          <w14:ligatures w14:val="none"/>
+        </w:rPr>
+        <w:t>,</w:t>
+      </w:r>
+    </w:p>
+    <w:p>
+      <w:pPr>
+        <w:shd w:val="clear" w:color="auto" w:fill="1F1F1F"/>
+        <w:spacing w:after="0" w:line="315" w:lineRule="atLeast"/>
+        <w:rPr>
+          <w:rFonts w:ascii="Source Code Pro" w:eastAsia="Times New Roman" w:hAnsi="Source Code Pro" w:cs="Times New Roman"/>
+          <w:color w:val="CCCCCC"/>
+          <w:kern w:val="0"/>
+          <w:sz w:val="21"/>
+          <w:szCs w:val="21"/>
+          <w14:ligatures w14:val="none"/>
+        </w:rPr>
+      </w:pPr>
+      <w:r>
+        <w:rPr>
+          <w:rFonts w:ascii="Source Code Pro" w:eastAsia="Times New Roman" w:hAnsi="Source Code Pro" w:cs="Times New Roman"/>
+          <w:color w:val="CCCCCC"/>
+          <w:kern w:val="0"/>
+          <w:sz w:val="21"/>
+          <w:szCs w:val="21"/>
+          <w14:ligatures w14:val="none"/>
+        </w:rPr>
+        <w:t xml:space="preserve">  </w:t>
+      </w:r>
+      <w:r>
+        <w:rPr>
+          <w:rFonts w:ascii="Source Code Pro" w:eastAsia="Times New Roman" w:hAnsi="Source Code Pro" w:cs="Times New Roman"/>
+          <w:color w:val="9CDCFE"/>
+          <w:kern w:val="0"/>
+          <w:sz w:val="21"/>
+          <w:szCs w:val="21"/>
+          <w14:ligatures w14:val="none"/>
+        </w:rPr>
+        <w:t>"[html][</w:t>
+      </w:r>
+      <w:proofErr w:type="spellStart"/>
+      <w:r>
+        <w:rPr>
+          <w:rFonts w:ascii="Source Code Pro" w:eastAsia="Times New Roman" w:hAnsi="Source Code Pro" w:cs="Times New Roman"/>
+          <w:color w:val="9CDCFE"/>
+          <w:kern w:val="0"/>
+          <w:sz w:val="21"/>
+          <w:szCs w:val="21"/>
+          <w14:ligatures w14:val="none"/>
+        </w:rPr>
+        <w:t>django</w:t>
+      </w:r>
+      <w:proofErr w:type="spellEnd"/>
+      <w:r>
+        <w:rPr>
+          <w:rFonts w:ascii="Source Code Pro" w:eastAsia="Times New Roman" w:hAnsi="Source Code Pro" w:cs="Times New Roman"/>
+          <w:color w:val="9CDCFE"/>
+          <w:kern w:val="0"/>
+          <w:sz w:val="21"/>
+          <w:szCs w:val="21"/>
+          <w14:ligatures w14:val="none"/>
+        </w:rPr>
+        <w:t>-</w:t>
+      </w:r>
+      <w:proofErr w:type="gramStart"/>
+      <w:r>
+        <w:rPr>
+          <w:rFonts w:ascii="Source Code Pro" w:eastAsia="Times New Roman" w:hAnsi="Source Code Pro" w:cs="Times New Roman"/>
+          <w:color w:val="9CDCFE"/>
+          <w:kern w:val="0"/>
+          <w:sz w:val="21"/>
+          <w:szCs w:val="21"/>
+          <w14:ligatures w14:val="none"/>
+        </w:rPr>
+        <w:t>html][</w:t>
+      </w:r>
+      <w:proofErr w:type="gramEnd"/>
+      <w:r>
+        <w:rPr>
+          <w:rFonts w:ascii="Source Code Pro" w:eastAsia="Times New Roman" w:hAnsi="Source Code Pro" w:cs="Times New Roman"/>
+          <w:color w:val="9CDCFE"/>
+          <w:kern w:val="0"/>
+          <w:sz w:val="21"/>
+          <w:szCs w:val="21"/>
+          <w14:ligatures w14:val="none"/>
+        </w:rPr>
+        <w:t>jinja][jinja-html]"</w:t>
+      </w:r>
+      <w:r>
+        <w:rPr>
+          <w:rFonts w:ascii="Source Code Pro" w:eastAsia="Times New Roman" w:hAnsi="Source Code Pro" w:cs="Times New Roman"/>
+          <w:color w:val="CCCCCC"/>
+          <w:kern w:val="0"/>
+          <w:sz w:val="21"/>
+          <w:szCs w:val="21"/>
+          <w14:ligatures w14:val="none"/>
+        </w:rPr>
+        <w:t>: {</w:t>
+      </w:r>
+    </w:p>
+    <w:p>
+      <w:pPr>
+        <w:shd w:val="clear" w:color="auto" w:fill="1F1F1F"/>
+        <w:spacing w:after="0" w:line="315" w:lineRule="atLeast"/>
+        <w:rPr>
+          <w:rFonts w:ascii="Source Code Pro" w:eastAsia="Times New Roman" w:hAnsi="Source Code Pro" w:cs="Times New Roman"/>
+          <w:color w:val="CCCCCC"/>
+          <w:kern w:val="0"/>
+          <w:sz w:val="21"/>
+          <w:szCs w:val="21"/>
+          <w14:ligatures w14:val="none"/>
+        </w:rPr>
+      </w:pPr>
+      <w:r>
+        <w:rPr>
+          <w:rFonts w:ascii="Source Code Pro" w:eastAsia="Times New Roman" w:hAnsi="Source Code Pro" w:cs="Times New Roman"/>
+          <w:color w:val="CCCCCC"/>
+          <w:kern w:val="0"/>
+          <w:sz w:val="21"/>
+          <w:szCs w:val="21"/>
+          <w14:ligatures w14:val="none"/>
+        </w:rPr>
+        <w:t xml:space="preserve">    </w:t>
+      </w:r>
+      <w:r>
+        <w:rPr>
+          <w:rFonts w:ascii="Source Code Pro" w:eastAsia="Times New Roman" w:hAnsi="Source Code Pro" w:cs="Times New Roman"/>
+          <w:color w:val="9CDCFE"/>
+          <w:kern w:val="0"/>
+          <w:sz w:val="21"/>
+          <w:szCs w:val="21"/>
+          <w14:ligatures w14:val="none"/>
+        </w:rPr>
+        <w:t>"</w:t>
+      </w:r>
+      <w:proofErr w:type="spellStart"/>
+      <w:proofErr w:type="gramStart"/>
+      <w:r>
+        <w:rPr>
+          <w:rFonts w:ascii="Source Code Pro" w:eastAsia="Times New Roman" w:hAnsi="Source Code Pro" w:cs="Times New Roman"/>
+          <w:color w:val="9CDCFE"/>
+          <w:kern w:val="0"/>
+          <w:sz w:val="21"/>
+          <w:szCs w:val="21"/>
+          <w14:ligatures w14:val="none"/>
+        </w:rPr>
+        <w:t>editor.defaultFormatter</w:t>
       </w:r>
       <w:proofErr w:type="spellEnd"/>
       <w:proofErr w:type="gramEnd"/>
@@ -6925,164 +7465,6 @@
           <w:szCs w:val="21"/>
           <w14:ligatures w14:val="none"/>
         </w:rPr>
-        <w:t>"never"</w:t>
-      </w:r>
-      <w:r>
-        <w:rPr>
-          <w:rFonts w:ascii="Source Code Pro" w:eastAsia="Times New Roman" w:hAnsi="Source Code Pro" w:cs="Times New Roman"/>
-          <w:color w:val="CCCCCC"/>
-          <w:kern w:val="0"/>
-          <w:sz w:val="21"/>
-          <w:szCs w:val="21"/>
-          <w14:ligatures w14:val="none"/>
-        </w:rPr>
-        <w:t xml:space="preserve">, </w:t>
-      </w:r>
-      <w:r>
-        <w:rPr>
-          <w:rFonts w:ascii="Source Code Pro" w:eastAsia="Times New Roman" w:hAnsi="Source Code Pro" w:cs="Times New Roman"/>
-          <w:color w:val="6A9955"/>
-          <w:kern w:val="0"/>
-          <w:sz w:val="21"/>
-          <w:szCs w:val="21"/>
-          <w14:ligatures w14:val="none"/>
-        </w:rPr>
-        <w:t>// STOPS AUTO-SORTING (No more deletions)</w:t>
-      </w:r>
-    </w:p>
-    <w:p>
-      <w:pPr>
-        <w:shd w:val="clear" w:color="auto" w:fill="1F1F1F"/>
-        <w:spacing w:after="0" w:line="315" w:lineRule="atLeast"/>
-        <w:rPr>
-          <w:rFonts w:ascii="Source Code Pro" w:eastAsia="Times New Roman" w:hAnsi="Source Code Pro" w:cs="Times New Roman"/>
-          <w:color w:val="CCCCCC"/>
-          <w:kern w:val="0"/>
-          <w:sz w:val="21"/>
-          <w:szCs w:val="21"/>
-          <w14:ligatures w14:val="none"/>
-        </w:rPr>
-      </w:pPr>
-      <w:r>
-        <w:rPr>
-          <w:rFonts w:ascii="Source Code Pro" w:eastAsia="Times New Roman" w:hAnsi="Source Code Pro" w:cs="Times New Roman"/>
-          <w:color w:val="CCCCCC"/>
-          <w:kern w:val="0"/>
-          <w:sz w:val="21"/>
-          <w:szCs w:val="21"/>
-          <w14:ligatures w14:val="none"/>
-        </w:rPr>
-        <w:t xml:space="preserve">    },</w:t>
-      </w:r>
-    </w:p>
-    <w:p>
-      <w:pPr>
-        <w:shd w:val="clear" w:color="auto" w:fill="1F1F1F"/>
-        <w:spacing w:after="0" w:line="315" w:lineRule="atLeast"/>
-        <w:rPr>
-          <w:rFonts w:ascii="Source Code Pro" w:eastAsia="Times New Roman" w:hAnsi="Source Code Pro" w:cs="Times New Roman"/>
-          <w:color w:val="CCCCCC"/>
-          <w:kern w:val="0"/>
-          <w:sz w:val="21"/>
-          <w:szCs w:val="21"/>
-          <w14:ligatures w14:val="none"/>
-        </w:rPr>
-      </w:pPr>
-      <w:r>
-        <w:rPr>
-          <w:rFonts w:ascii="Source Code Pro" w:eastAsia="Times New Roman" w:hAnsi="Source Code Pro" w:cs="Times New Roman"/>
-          <w:color w:val="CCCCCC"/>
-          <w:kern w:val="0"/>
-          <w:sz w:val="21"/>
-          <w:szCs w:val="21"/>
-          <w14:ligatures w14:val="none"/>
-        </w:rPr>
-        <w:t xml:space="preserve">  },</w:t>
-      </w:r>
-    </w:p>
-    <w:p>
-      <w:pPr>
-        <w:shd w:val="clear" w:color="auto" w:fill="1F1F1F"/>
-        <w:spacing w:after="0" w:line="315" w:lineRule="atLeast"/>
-        <w:rPr>
-          <w:rFonts w:ascii="Source Code Pro" w:eastAsia="Times New Roman" w:hAnsi="Source Code Pro" w:cs="Times New Roman"/>
-          <w:color w:val="CCCCCC"/>
-          <w:kern w:val="0"/>
-          <w:sz w:val="21"/>
-          <w:szCs w:val="21"/>
-          <w14:ligatures w14:val="none"/>
-        </w:rPr>
-      </w:pPr>
-    </w:p>
-    <w:p>
-      <w:pPr>
-        <w:shd w:val="clear" w:color="auto" w:fill="1F1F1F"/>
-        <w:spacing w:after="0" w:line="315" w:lineRule="atLeast"/>
-        <w:rPr>
-          <w:rFonts w:ascii="Source Code Pro" w:eastAsia="Times New Roman" w:hAnsi="Source Code Pro" w:cs="Times New Roman"/>
-          <w:color w:val="CCCCCC"/>
-          <w:kern w:val="0"/>
-          <w:sz w:val="21"/>
-          <w:szCs w:val="21"/>
-          <w14:ligatures w14:val="none"/>
-        </w:rPr>
-      </w:pPr>
-      <w:r>
-        <w:rPr>
-          <w:rFonts w:ascii="Source Code Pro" w:eastAsia="Times New Roman" w:hAnsi="Source Code Pro" w:cs="Times New Roman"/>
-          <w:color w:val="CCCCCC"/>
-          <w:kern w:val="0"/>
-          <w:sz w:val="21"/>
-          <w:szCs w:val="21"/>
-          <w14:ligatures w14:val="none"/>
-        </w:rPr>
-        <w:t xml:space="preserve">  </w:t>
-      </w:r>
-      <w:r>
-        <w:rPr>
-          <w:rFonts w:ascii="Source Code Pro" w:eastAsia="Times New Roman" w:hAnsi="Source Code Pro" w:cs="Times New Roman"/>
-          <w:color w:val="6A9955"/>
-          <w:kern w:val="0"/>
-          <w:sz w:val="21"/>
-          <w:szCs w:val="21"/>
-          <w14:ligatures w14:val="none"/>
-        </w:rPr>
-        <w:t>// --- 5. WEB &amp; MISC ---</w:t>
-      </w:r>
-    </w:p>
-    <w:p>
-      <w:pPr>
-        <w:shd w:val="clear" w:color="auto" w:fill="1F1F1F"/>
-        <w:spacing w:after="0" w:line="315" w:lineRule="atLeast"/>
-        <w:rPr>
-          <w:rFonts w:ascii="Source Code Pro" w:eastAsia="Times New Roman" w:hAnsi="Source Code Pro" w:cs="Times New Roman"/>
-          <w:color w:val="CCCCCC"/>
-          <w:kern w:val="0"/>
-          <w:sz w:val="21"/>
-          <w:szCs w:val="21"/>
-          <w14:ligatures w14:val="none"/>
-        </w:rPr>
-      </w:pPr>
-      <w:r>
-        <w:rPr>
-          <w:rFonts w:ascii="Source Code Pro" w:eastAsia="Times New Roman" w:hAnsi="Source Code Pro" w:cs="Times New Roman"/>
-          <w:color w:val="CCCCCC"/>
-          <w:kern w:val="0"/>
-          <w:sz w:val="21"/>
-          <w:szCs w:val="21"/>
-          <w14:ligatures w14:val="none"/>
-        </w:rPr>
-        <w:t xml:space="preserve">  </w:t>
-      </w:r>
-      <w:r>
-        <w:rPr>
-          <w:rFonts w:ascii="Source Code Pro" w:eastAsia="Times New Roman" w:hAnsi="Source Code Pro" w:cs="Times New Roman"/>
-          <w:color w:val="9CDCFE"/>
-          <w:kern w:val="0"/>
-          <w:sz w:val="21"/>
-          <w:szCs w:val="21"/>
-          <w14:ligatures w14:val="none"/>
-        </w:rPr>
         <w:t>"</w:t>
       </w:r>
       <w:proofErr w:type="spellStart"/>
@@ -7090,20 +7472,20 @@
       <w:r>
         <w:rPr>
           <w:rFonts w:ascii="Source Code Pro" w:eastAsia="Times New Roman" w:hAnsi="Source Code Pro" w:cs="Times New Roman"/>
-          <w:color w:val="9CDCFE"/>
-          <w:kern w:val="0"/>
-          <w:sz w:val="21"/>
-          <w:szCs w:val="21"/>
-          <w14:ligatures w14:val="none"/>
-        </w:rPr>
-        <w:t>editor.defaultFormatter</w:t>
+          <w:color w:val="CE9178"/>
+          <w:kern w:val="0"/>
+          <w:sz w:val="21"/>
+          <w:szCs w:val="21"/>
+          <w14:ligatures w14:val="none"/>
+        </w:rPr>
+        <w:t>monosans.djlint</w:t>
       </w:r>
       <w:proofErr w:type="spellEnd"/>
       <w:proofErr w:type="gramEnd"/>
       <w:r>
         <w:rPr>
           <w:rFonts w:ascii="Source Code Pro" w:eastAsia="Times New Roman" w:hAnsi="Source Code Pro" w:cs="Times New Roman"/>
-          <w:color w:val="9CDCFE"/>
+          <w:color w:val="CE9178"/>
           <w:kern w:val="0"/>
           <w:sz w:val="21"/>
           <w:szCs w:val="21"/>
@@ -7120,12 +7502,37 @@
           <w:szCs w:val="21"/>
           <w14:ligatures w14:val="none"/>
         </w:rPr>
-        <w:t xml:space="preserve">: </w:t>
-      </w:r>
-      <w:r>
-        <w:rPr>
-          <w:rFonts w:ascii="Source Code Pro" w:eastAsia="Times New Roman" w:hAnsi="Source Code Pro" w:cs="Times New Roman"/>
-          <w:color w:val="CE9178"/>
+        <w:t>,</w:t>
+      </w:r>
+    </w:p>
+    <w:p>
+      <w:pPr>
+        <w:shd w:val="clear" w:color="auto" w:fill="1F1F1F"/>
+        <w:spacing w:after="0" w:line="315" w:lineRule="atLeast"/>
+        <w:rPr>
+          <w:rFonts w:ascii="Source Code Pro" w:eastAsia="Times New Roman" w:hAnsi="Source Code Pro" w:cs="Times New Roman"/>
+          <w:color w:val="CCCCCC"/>
+          <w:kern w:val="0"/>
+          <w:sz w:val="21"/>
+          <w:szCs w:val="21"/>
+          <w14:ligatures w14:val="none"/>
+        </w:rPr>
+      </w:pPr>
+      <w:r>
+        <w:rPr>
+          <w:rFonts w:ascii="Source Code Pro" w:eastAsia="Times New Roman" w:hAnsi="Source Code Pro" w:cs="Times New Roman"/>
+          <w:color w:val="CCCCCC"/>
+          <w:kern w:val="0"/>
+          <w:sz w:val="21"/>
+          <w:szCs w:val="21"/>
+          <w14:ligatures w14:val="none"/>
+        </w:rPr>
+        <w:t xml:space="preserve">    </w:t>
+      </w:r>
+      <w:r>
+        <w:rPr>
+          <w:rFonts w:ascii="Source Code Pro" w:eastAsia="Times New Roman" w:hAnsi="Source Code Pro" w:cs="Times New Roman"/>
+          <w:color w:val="9CDCFE"/>
           <w:kern w:val="0"/>
           <w:sz w:val="21"/>
           <w:szCs w:val="21"/>
@@ -7138,31 +7545,20 @@
       <w:r>
         <w:rPr>
           <w:rFonts w:ascii="Source Code Pro" w:eastAsia="Times New Roman" w:hAnsi="Source Code Pro" w:cs="Times New Roman"/>
-          <w:color w:val="CE9178"/>
-          <w:kern w:val="0"/>
-          <w:sz w:val="21"/>
-          <w:szCs w:val="21"/>
-          <w14:ligatures w14:val="none"/>
-        </w:rPr>
-        <w:t>esbenp.prettier</w:t>
-      </w:r>
+          <w:color w:val="9CDCFE"/>
+          <w:kern w:val="0"/>
+          <w:sz w:val="21"/>
+          <w:szCs w:val="21"/>
+          <w14:ligatures w14:val="none"/>
+        </w:rPr>
+        <w:t>editor.tabSize</w:t>
+      </w:r>
+      <w:proofErr w:type="spellEnd"/>
       <w:proofErr w:type="gramEnd"/>
       <w:r>
         <w:rPr>
           <w:rFonts w:ascii="Source Code Pro" w:eastAsia="Times New Roman" w:hAnsi="Source Code Pro" w:cs="Times New Roman"/>
-          <w:color w:val="CE9178"/>
-          <w:kern w:val="0"/>
-          <w:sz w:val="21"/>
-          <w:szCs w:val="21"/>
-          <w14:ligatures w14:val="none"/>
-        </w:rPr>
-        <w:t>-vscode</w:t>
-      </w:r>
-      <w:proofErr w:type="spellEnd"/>
-      <w:r>
-        <w:rPr>
-          <w:rFonts w:ascii="Source Code Pro" w:eastAsia="Times New Roman" w:hAnsi="Source Code Pro" w:cs="Times New Roman"/>
-          <w:color w:val="CE9178"/>
+          <w:color w:val="9CDCFE"/>
           <w:kern w:val="0"/>
           <w:sz w:val="21"/>
           <w:szCs w:val="21"/>
@@ -7179,6 +7575,28 @@
           <w:szCs w:val="21"/>
           <w14:ligatures w14:val="none"/>
         </w:rPr>
+        <w:t xml:space="preserve">: </w:t>
+      </w:r>
+      <w:r>
+        <w:rPr>
+          <w:rFonts w:ascii="Source Code Pro" w:eastAsia="Times New Roman" w:hAnsi="Source Code Pro" w:cs="Times New Roman"/>
+          <w:color w:val="B5CEA8"/>
+          <w:kern w:val="0"/>
+          <w:sz w:val="21"/>
+          <w:szCs w:val="21"/>
+          <w14:ligatures w14:val="none"/>
+        </w:rPr>
+        <w:t>2</w:t>
+      </w:r>
+      <w:r>
+        <w:rPr>
+          <w:rFonts w:ascii="Source Code Pro" w:eastAsia="Times New Roman" w:hAnsi="Source Code Pro" w:cs="Times New Roman"/>
+          <w:color w:val="CCCCCC"/>
+          <w:kern w:val="0"/>
+          <w:sz w:val="21"/>
+          <w:szCs w:val="21"/>
+          <w14:ligatures w14:val="none"/>
+        </w:rPr>
         <w:t>,</w:t>
       </w:r>
     </w:p>
@@ -7204,102 +7622,32 @@
           <w:szCs w:val="21"/>
           <w14:ligatures w14:val="none"/>
         </w:rPr>
+        <w:t xml:space="preserve">  },</w:t>
+      </w:r>
+    </w:p>
+    <w:p>
+      <w:pPr>
+        <w:shd w:val="clear" w:color="auto" w:fill="1F1F1F"/>
+        <w:spacing w:after="0" w:line="315" w:lineRule="atLeast"/>
+        <w:rPr>
+          <w:rFonts w:ascii="Source Code Pro" w:eastAsia="Times New Roman" w:hAnsi="Source Code Pro" w:cs="Times New Roman"/>
+          <w:color w:val="CCCCCC"/>
+          <w:kern w:val="0"/>
+          <w:sz w:val="21"/>
+          <w:szCs w:val="21"/>
+          <w14:ligatures w14:val="none"/>
+        </w:rPr>
+      </w:pPr>
+      <w:r>
+        <w:rPr>
+          <w:rFonts w:ascii="Source Code Pro" w:eastAsia="Times New Roman" w:hAnsi="Source Code Pro" w:cs="Times New Roman"/>
+          <w:color w:val="CCCCCC"/>
+          <w:kern w:val="0"/>
+          <w:sz w:val="21"/>
+          <w:szCs w:val="21"/>
+          <w14:ligatures w14:val="none"/>
+        </w:rPr>
         <w:t xml:space="preserve">  </w:t>
-      </w:r>
-      <w:r>
-        <w:rPr>
-          <w:rFonts w:ascii="Source Code Pro" w:eastAsia="Times New Roman" w:hAnsi="Source Code Pro" w:cs="Times New Roman"/>
-          <w:color w:val="9CDCFE"/>
-          <w:kern w:val="0"/>
-          <w:sz w:val="21"/>
-          <w:szCs w:val="21"/>
-          <w14:ligatures w14:val="none"/>
-        </w:rPr>
-        <w:t>"[html][</w:t>
-      </w:r>
-      <w:proofErr w:type="spellStart"/>
-      <w:r>
-        <w:rPr>
-          <w:rFonts w:ascii="Source Code Pro" w:eastAsia="Times New Roman" w:hAnsi="Source Code Pro" w:cs="Times New Roman"/>
-          <w:color w:val="9CDCFE"/>
-          <w:kern w:val="0"/>
-          <w:sz w:val="21"/>
-          <w:szCs w:val="21"/>
-          <w14:ligatures w14:val="none"/>
-        </w:rPr>
-        <w:t>django</w:t>
-      </w:r>
-      <w:proofErr w:type="spellEnd"/>
-      <w:r>
-        <w:rPr>
-          <w:rFonts w:ascii="Source Code Pro" w:eastAsia="Times New Roman" w:hAnsi="Source Code Pro" w:cs="Times New Roman"/>
-          <w:color w:val="9CDCFE"/>
-          <w:kern w:val="0"/>
-          <w:sz w:val="21"/>
-          <w:szCs w:val="21"/>
-          <w14:ligatures w14:val="none"/>
-        </w:rPr>
-        <w:t>-</w:t>
-      </w:r>
-      <w:proofErr w:type="gramStart"/>
-      <w:r>
-        <w:rPr>
-          <w:rFonts w:ascii="Source Code Pro" w:eastAsia="Times New Roman" w:hAnsi="Source Code Pro" w:cs="Times New Roman"/>
-          <w:color w:val="9CDCFE"/>
-          <w:kern w:val="0"/>
-          <w:sz w:val="21"/>
-          <w:szCs w:val="21"/>
-          <w14:ligatures w14:val="none"/>
-        </w:rPr>
-        <w:t>html][</w:t>
-      </w:r>
-      <w:proofErr w:type="gramEnd"/>
-      <w:r>
-        <w:rPr>
-          <w:rFonts w:ascii="Source Code Pro" w:eastAsia="Times New Roman" w:hAnsi="Source Code Pro" w:cs="Times New Roman"/>
-          <w:color w:val="9CDCFE"/>
-          <w:kern w:val="0"/>
-          <w:sz w:val="21"/>
-          <w:szCs w:val="21"/>
-          <w14:ligatures w14:val="none"/>
-        </w:rPr>
-        <w:t>jinja][jinja-html]"</w:t>
-      </w:r>
-      <w:r>
-        <w:rPr>
-          <w:rFonts w:ascii="Source Code Pro" w:eastAsia="Times New Roman" w:hAnsi="Source Code Pro" w:cs="Times New Roman"/>
-          <w:color w:val="CCCCCC"/>
-          <w:kern w:val="0"/>
-          <w:sz w:val="21"/>
-          <w:szCs w:val="21"/>
-          <w14:ligatures w14:val="none"/>
-        </w:rPr>
-        <w:t>: {</w:t>
-      </w:r>
-    </w:p>
-    <w:p>
-      <w:pPr>
-        <w:shd w:val="clear" w:color="auto" w:fill="1F1F1F"/>
-        <w:spacing w:after="0" w:line="315" w:lineRule="atLeast"/>
-        <w:rPr>
-          <w:rFonts w:ascii="Source Code Pro" w:eastAsia="Times New Roman" w:hAnsi="Source Code Pro" w:cs="Times New Roman"/>
-          <w:color w:val="CCCCCC"/>
-          <w:kern w:val="0"/>
-          <w:sz w:val="21"/>
-          <w:szCs w:val="21"/>
-          <w14:ligatures w14:val="none"/>
-        </w:rPr>
-      </w:pPr>
-      <w:r>
-        <w:rPr>
-          <w:rFonts w:ascii="Source Code Pro" w:eastAsia="Times New Roman" w:hAnsi="Source Code Pro" w:cs="Times New Roman"/>
-          <w:color w:val="CCCCCC"/>
-          <w:kern w:val="0"/>
-          <w:sz w:val="21"/>
-          <w:szCs w:val="21"/>
-          <w14:ligatures w14:val="none"/>
-        </w:rPr>
-        <w:t xml:space="preserve">    </w:t>
       </w:r>
       <w:r>
         <w:rPr>
@@ -7323,7 +7671,7 @@
           <w:szCs w:val="21"/>
           <w14:ligatures w14:val="none"/>
         </w:rPr>
-        <w:t>editor.defaultFormatter</w:t>
+        <w:t>files.associations</w:t>
       </w:r>
       <w:proofErr w:type="spellEnd"/>
       <w:proofErr w:type="gramEnd"/>
@@ -7347,12 +7695,320 @@
           <w:szCs w:val="21"/>
           <w14:ligatures w14:val="none"/>
         </w:rPr>
+        <w:t>: {</w:t>
+      </w:r>
+    </w:p>
+    <w:p>
+      <w:pPr>
+        <w:shd w:val="clear" w:color="auto" w:fill="1F1F1F"/>
+        <w:spacing w:after="0" w:line="315" w:lineRule="atLeast"/>
+        <w:rPr>
+          <w:rFonts w:ascii="Source Code Pro" w:eastAsia="Times New Roman" w:hAnsi="Source Code Pro" w:cs="Times New Roman"/>
+          <w:color w:val="CCCCCC"/>
+          <w:kern w:val="0"/>
+          <w:sz w:val="21"/>
+          <w:szCs w:val="21"/>
+          <w14:ligatures w14:val="none"/>
+        </w:rPr>
+      </w:pPr>
+      <w:r>
+        <w:rPr>
+          <w:rFonts w:ascii="Source Code Pro" w:eastAsia="Times New Roman" w:hAnsi="Source Code Pro" w:cs="Times New Roman"/>
+          <w:color w:val="CCCCCC"/>
+          <w:kern w:val="0"/>
+          <w:sz w:val="21"/>
+          <w:szCs w:val="21"/>
+          <w14:ligatures w14:val="none"/>
+        </w:rPr>
+        <w:lastRenderedPageBreak/>
+        <w:t xml:space="preserve">    </w:t>
+      </w:r>
+      <w:r>
+        <w:rPr>
+          <w:rFonts w:ascii="Source Code Pro" w:eastAsia="Times New Roman" w:hAnsi="Source Code Pro" w:cs="Times New Roman"/>
+          <w:color w:val="9CDCFE"/>
+          <w:kern w:val="0"/>
+          <w:sz w:val="21"/>
+          <w:szCs w:val="21"/>
+          <w14:ligatures w14:val="none"/>
+        </w:rPr>
+        <w:t>"*.html"</w:t>
+      </w:r>
+      <w:r>
+        <w:rPr>
+          <w:rFonts w:ascii="Source Code Pro" w:eastAsia="Times New Roman" w:hAnsi="Source Code Pro" w:cs="Times New Roman"/>
+          <w:color w:val="CCCCCC"/>
+          <w:kern w:val="0"/>
+          <w:sz w:val="21"/>
+          <w:szCs w:val="21"/>
+          <w14:ligatures w14:val="none"/>
+        </w:rPr>
         <w:t xml:space="preserve">: </w:t>
       </w:r>
       <w:r>
         <w:rPr>
           <w:rFonts w:ascii="Source Code Pro" w:eastAsia="Times New Roman" w:hAnsi="Source Code Pro" w:cs="Times New Roman"/>
           <w:color w:val="CE9178"/>
+          <w:kern w:val="0"/>
+          <w:sz w:val="21"/>
+          <w:szCs w:val="21"/>
+          <w14:ligatures w14:val="none"/>
+        </w:rPr>
+        <w:t>"</w:t>
+      </w:r>
+      <w:proofErr w:type="spellStart"/>
+      <w:r>
+        <w:rPr>
+          <w:rFonts w:ascii="Source Code Pro" w:eastAsia="Times New Roman" w:hAnsi="Source Code Pro" w:cs="Times New Roman"/>
+          <w:color w:val="CE9178"/>
+          <w:kern w:val="0"/>
+          <w:sz w:val="21"/>
+          <w:szCs w:val="21"/>
+          <w14:ligatures w14:val="none"/>
+        </w:rPr>
+        <w:t>django</w:t>
+      </w:r>
+      <w:proofErr w:type="spellEnd"/>
+      <w:r>
+        <w:rPr>
+          <w:rFonts w:ascii="Source Code Pro" w:eastAsia="Times New Roman" w:hAnsi="Source Code Pro" w:cs="Times New Roman"/>
+          <w:color w:val="CE9178"/>
+          <w:kern w:val="0"/>
+          <w:sz w:val="21"/>
+          <w:szCs w:val="21"/>
+          <w14:ligatures w14:val="none"/>
+        </w:rPr>
+        <w:t>-html"</w:t>
+      </w:r>
+      <w:r>
+        <w:rPr>
+          <w:rFonts w:ascii="Source Code Pro" w:eastAsia="Times New Roman" w:hAnsi="Source Code Pro" w:cs="Times New Roman"/>
+          <w:color w:val="CCCCCC"/>
+          <w:kern w:val="0"/>
+          <w:sz w:val="21"/>
+          <w:szCs w:val="21"/>
+          <w14:ligatures w14:val="none"/>
+        </w:rPr>
+        <w:t>,</w:t>
+      </w:r>
+    </w:p>
+    <w:p>
+      <w:pPr>
+        <w:shd w:val="clear" w:color="auto" w:fill="1F1F1F"/>
+        <w:spacing w:after="0" w:line="315" w:lineRule="atLeast"/>
+        <w:rPr>
+          <w:rFonts w:ascii="Source Code Pro" w:eastAsia="Times New Roman" w:hAnsi="Source Code Pro" w:cs="Times New Roman"/>
+          <w:color w:val="CCCCCC"/>
+          <w:kern w:val="0"/>
+          <w:sz w:val="21"/>
+          <w:szCs w:val="21"/>
+          <w14:ligatures w14:val="none"/>
+        </w:rPr>
+      </w:pPr>
+      <w:r>
+        <w:rPr>
+          <w:rFonts w:ascii="Source Code Pro" w:eastAsia="Times New Roman" w:hAnsi="Source Code Pro" w:cs="Times New Roman"/>
+          <w:color w:val="CCCCCC"/>
+          <w:kern w:val="0"/>
+          <w:sz w:val="21"/>
+          <w:szCs w:val="21"/>
+          <w14:ligatures w14:val="none"/>
+        </w:rPr>
+        <w:t xml:space="preserve">    </w:t>
+      </w:r>
+      <w:r>
+        <w:rPr>
+          <w:rFonts w:ascii="Source Code Pro" w:eastAsia="Times New Roman" w:hAnsi="Source Code Pro" w:cs="Times New Roman"/>
+          <w:color w:val="9CDCFE"/>
+          <w:kern w:val="0"/>
+          <w:sz w:val="21"/>
+          <w:szCs w:val="21"/>
+          <w14:ligatures w14:val="none"/>
+        </w:rPr>
+        <w:t>"*.</w:t>
+      </w:r>
+      <w:proofErr w:type="spellStart"/>
+      <w:r>
+        <w:rPr>
+          <w:rFonts w:ascii="Source Code Pro" w:eastAsia="Times New Roman" w:hAnsi="Source Code Pro" w:cs="Times New Roman"/>
+          <w:color w:val="9CDCFE"/>
+          <w:kern w:val="0"/>
+          <w:sz w:val="21"/>
+          <w:szCs w:val="21"/>
+          <w14:ligatures w14:val="none"/>
+        </w:rPr>
+        <w:t>svg</w:t>
+      </w:r>
+      <w:proofErr w:type="spellEnd"/>
+      <w:r>
+        <w:rPr>
+          <w:rFonts w:ascii="Source Code Pro" w:eastAsia="Times New Roman" w:hAnsi="Source Code Pro" w:cs="Times New Roman"/>
+          <w:color w:val="9CDCFE"/>
+          <w:kern w:val="0"/>
+          <w:sz w:val="21"/>
+          <w:szCs w:val="21"/>
+          <w14:ligatures w14:val="none"/>
+        </w:rPr>
+        <w:t>"</w:t>
+      </w:r>
+      <w:r>
+        <w:rPr>
+          <w:rFonts w:ascii="Source Code Pro" w:eastAsia="Times New Roman" w:hAnsi="Source Code Pro" w:cs="Times New Roman"/>
+          <w:color w:val="CCCCCC"/>
+          <w:kern w:val="0"/>
+          <w:sz w:val="21"/>
+          <w:szCs w:val="21"/>
+          <w14:ligatures w14:val="none"/>
+        </w:rPr>
+        <w:t xml:space="preserve">: </w:t>
+      </w:r>
+      <w:r>
+        <w:rPr>
+          <w:rFonts w:ascii="Source Code Pro" w:eastAsia="Times New Roman" w:hAnsi="Source Code Pro" w:cs="Times New Roman"/>
+          <w:color w:val="CE9178"/>
+          <w:kern w:val="0"/>
+          <w:sz w:val="21"/>
+          <w:szCs w:val="21"/>
+          <w14:ligatures w14:val="none"/>
+        </w:rPr>
+        <w:t>"html"</w:t>
+      </w:r>
+      <w:r>
+        <w:rPr>
+          <w:rFonts w:ascii="Source Code Pro" w:eastAsia="Times New Roman" w:hAnsi="Source Code Pro" w:cs="Times New Roman"/>
+          <w:color w:val="CCCCCC"/>
+          <w:kern w:val="0"/>
+          <w:sz w:val="21"/>
+          <w:szCs w:val="21"/>
+          <w14:ligatures w14:val="none"/>
+        </w:rPr>
+        <w:t>,</w:t>
+      </w:r>
+    </w:p>
+    <w:p>
+      <w:pPr>
+        <w:shd w:val="clear" w:color="auto" w:fill="1F1F1F"/>
+        <w:spacing w:after="0" w:line="315" w:lineRule="atLeast"/>
+        <w:rPr>
+          <w:rFonts w:ascii="Source Code Pro" w:eastAsia="Times New Roman" w:hAnsi="Source Code Pro" w:cs="Times New Roman"/>
+          <w:color w:val="CCCCCC"/>
+          <w:kern w:val="0"/>
+          <w:sz w:val="21"/>
+          <w:szCs w:val="21"/>
+          <w14:ligatures w14:val="none"/>
+        </w:rPr>
+      </w:pPr>
+      <w:r>
+        <w:rPr>
+          <w:rFonts w:ascii="Source Code Pro" w:eastAsia="Times New Roman" w:hAnsi="Source Code Pro" w:cs="Times New Roman"/>
+          <w:color w:val="CCCCCC"/>
+          <w:kern w:val="0"/>
+          <w:sz w:val="21"/>
+          <w:szCs w:val="21"/>
+          <w14:ligatures w14:val="none"/>
+        </w:rPr>
+        <w:t xml:space="preserve">  },</w:t>
+      </w:r>
+    </w:p>
+    <w:p>
+      <w:pPr>
+        <w:shd w:val="clear" w:color="auto" w:fill="1F1F1F"/>
+        <w:spacing w:after="0" w:line="315" w:lineRule="atLeast"/>
+        <w:rPr>
+          <w:rFonts w:ascii="Source Code Pro" w:eastAsia="Times New Roman" w:hAnsi="Source Code Pro" w:cs="Times New Roman"/>
+          <w:color w:val="CCCCCC"/>
+          <w:kern w:val="0"/>
+          <w:sz w:val="21"/>
+          <w:szCs w:val="21"/>
+          <w14:ligatures w14:val="none"/>
+        </w:rPr>
+      </w:pPr>
+      <w:r>
+        <w:rPr>
+          <w:rFonts w:ascii="Source Code Pro" w:eastAsia="Times New Roman" w:hAnsi="Source Code Pro" w:cs="Times New Roman"/>
+          <w:color w:val="CCCCCC"/>
+          <w:kern w:val="0"/>
+          <w:sz w:val="21"/>
+          <w:szCs w:val="21"/>
+          <w14:ligatures w14:val="none"/>
+        </w:rPr>
+        <w:t xml:space="preserve">  </w:t>
+      </w:r>
+      <w:r>
+        <w:rPr>
+          <w:rFonts w:ascii="Source Code Pro" w:eastAsia="Times New Roman" w:hAnsi="Source Code Pro" w:cs="Times New Roman"/>
+          <w:color w:val="9CDCFE"/>
+          <w:kern w:val="0"/>
+          <w:sz w:val="21"/>
+          <w:szCs w:val="21"/>
+          <w14:ligatures w14:val="none"/>
+        </w:rPr>
+        <w:t>"[</w:t>
+      </w:r>
+      <w:proofErr w:type="spellStart"/>
+      <w:r>
+        <w:rPr>
+          <w:rFonts w:ascii="Source Code Pro" w:eastAsia="Times New Roman" w:hAnsi="Source Code Pro" w:cs="Times New Roman"/>
+          <w:color w:val="9CDCFE"/>
+          <w:kern w:val="0"/>
+          <w:sz w:val="21"/>
+          <w:szCs w:val="21"/>
+          <w14:ligatures w14:val="none"/>
+        </w:rPr>
+        <w:t>toml</w:t>
+      </w:r>
+      <w:proofErr w:type="spellEnd"/>
+      <w:r>
+        <w:rPr>
+          <w:rFonts w:ascii="Source Code Pro" w:eastAsia="Times New Roman" w:hAnsi="Source Code Pro" w:cs="Times New Roman"/>
+          <w:color w:val="9CDCFE"/>
+          <w:kern w:val="0"/>
+          <w:sz w:val="21"/>
+          <w:szCs w:val="21"/>
+          <w14:ligatures w14:val="none"/>
+        </w:rPr>
+        <w:t>]"</w:t>
+      </w:r>
+      <w:r>
+        <w:rPr>
+          <w:rFonts w:ascii="Source Code Pro" w:eastAsia="Times New Roman" w:hAnsi="Source Code Pro" w:cs="Times New Roman"/>
+          <w:color w:val="CCCCCC"/>
+          <w:kern w:val="0"/>
+          <w:sz w:val="21"/>
+          <w:szCs w:val="21"/>
+          <w14:ligatures w14:val="none"/>
+        </w:rPr>
+        <w:t>: {</w:t>
+      </w:r>
+    </w:p>
+    <w:p>
+      <w:pPr>
+        <w:shd w:val="clear" w:color="auto" w:fill="1F1F1F"/>
+        <w:spacing w:after="0" w:line="315" w:lineRule="atLeast"/>
+        <w:rPr>
+          <w:rFonts w:ascii="Source Code Pro" w:eastAsia="Times New Roman" w:hAnsi="Source Code Pro" w:cs="Times New Roman"/>
+          <w:color w:val="CCCCCC"/>
+          <w:kern w:val="0"/>
+          <w:sz w:val="21"/>
+          <w:szCs w:val="21"/>
+          <w14:ligatures w14:val="none"/>
+        </w:rPr>
+      </w:pPr>
+      <w:r>
+        <w:rPr>
+          <w:rFonts w:ascii="Source Code Pro" w:eastAsia="Times New Roman" w:hAnsi="Source Code Pro" w:cs="Times New Roman"/>
+          <w:color w:val="CCCCCC"/>
+          <w:kern w:val="0"/>
+          <w:sz w:val="21"/>
+          <w:szCs w:val="21"/>
+          <w14:ligatures w14:val="none"/>
+        </w:rPr>
+        <w:t xml:space="preserve">    </w:t>
+      </w:r>
+      <w:r>
+        <w:rPr>
+          <w:rFonts w:ascii="Source Code Pro" w:eastAsia="Times New Roman" w:hAnsi="Source Code Pro" w:cs="Times New Roman"/>
+          <w:color w:val="9CDCFE"/>
           <w:kern w:val="0"/>
           <w:sz w:val="21"/>
           <w:szCs w:val="21"/>
@@ -7365,67 +8021,42 @@
       <w:r>
         <w:rPr>
           <w:rFonts w:ascii="Source Code Pro" w:eastAsia="Times New Roman" w:hAnsi="Source Code Pro" w:cs="Times New Roman"/>
-          <w:color w:val="CE9178"/>
-          <w:kern w:val="0"/>
-          <w:sz w:val="21"/>
-          <w:szCs w:val="21"/>
-          <w14:ligatures w14:val="none"/>
-        </w:rPr>
-        <w:t>monosans.djlint</w:t>
+          <w:color w:val="9CDCFE"/>
+          <w:kern w:val="0"/>
+          <w:sz w:val="21"/>
+          <w:szCs w:val="21"/>
+          <w14:ligatures w14:val="none"/>
+        </w:rPr>
+        <w:t>editor.defaultFormatter</w:t>
       </w:r>
       <w:proofErr w:type="spellEnd"/>
       <w:proofErr w:type="gramEnd"/>
       <w:r>
         <w:rPr>
           <w:rFonts w:ascii="Source Code Pro" w:eastAsia="Times New Roman" w:hAnsi="Source Code Pro" w:cs="Times New Roman"/>
+          <w:color w:val="9CDCFE"/>
+          <w:kern w:val="0"/>
+          <w:sz w:val="21"/>
+          <w:szCs w:val="21"/>
+          <w14:ligatures w14:val="none"/>
+        </w:rPr>
+        <w:t>"</w:t>
+      </w:r>
+      <w:r>
+        <w:rPr>
+          <w:rFonts w:ascii="Source Code Pro" w:eastAsia="Times New Roman" w:hAnsi="Source Code Pro" w:cs="Times New Roman"/>
+          <w:color w:val="CCCCCC"/>
+          <w:kern w:val="0"/>
+          <w:sz w:val="21"/>
+          <w:szCs w:val="21"/>
+          <w14:ligatures w14:val="none"/>
+        </w:rPr>
+        <w:t xml:space="preserve">: </w:t>
+      </w:r>
+      <w:r>
+        <w:rPr>
+          <w:rFonts w:ascii="Source Code Pro" w:eastAsia="Times New Roman" w:hAnsi="Source Code Pro" w:cs="Times New Roman"/>
           <w:color w:val="CE9178"/>
-          <w:kern w:val="0"/>
-          <w:sz w:val="21"/>
-          <w:szCs w:val="21"/>
-          <w14:ligatures w14:val="none"/>
-        </w:rPr>
-        <w:t>"</w:t>
-      </w:r>
-      <w:r>
-        <w:rPr>
-          <w:rFonts w:ascii="Source Code Pro" w:eastAsia="Times New Roman" w:hAnsi="Source Code Pro" w:cs="Times New Roman"/>
-          <w:color w:val="CCCCCC"/>
-          <w:kern w:val="0"/>
-          <w:sz w:val="21"/>
-          <w:szCs w:val="21"/>
-          <w14:ligatures w14:val="none"/>
-        </w:rPr>
-        <w:t>,</w:t>
-      </w:r>
-    </w:p>
-    <w:p>
-      <w:pPr>
-        <w:shd w:val="clear" w:color="auto" w:fill="1F1F1F"/>
-        <w:spacing w:after="0" w:line="315" w:lineRule="atLeast"/>
-        <w:rPr>
-          <w:rFonts w:ascii="Source Code Pro" w:eastAsia="Times New Roman" w:hAnsi="Source Code Pro" w:cs="Times New Roman"/>
-          <w:color w:val="CCCCCC"/>
-          <w:kern w:val="0"/>
-          <w:sz w:val="21"/>
-          <w:szCs w:val="21"/>
-          <w14:ligatures w14:val="none"/>
-        </w:rPr>
-      </w:pPr>
-      <w:r>
-        <w:rPr>
-          <w:rFonts w:ascii="Source Code Pro" w:eastAsia="Times New Roman" w:hAnsi="Source Code Pro" w:cs="Times New Roman"/>
-          <w:color w:val="CCCCCC"/>
-          <w:kern w:val="0"/>
-          <w:sz w:val="21"/>
-          <w:szCs w:val="21"/>
-          <w14:ligatures w14:val="none"/>
-        </w:rPr>
-        <w:t xml:space="preserve">    </w:t>
-      </w:r>
-      <w:r>
-        <w:rPr>
-          <w:rFonts w:ascii="Source Code Pro" w:eastAsia="Times New Roman" w:hAnsi="Source Code Pro" w:cs="Times New Roman"/>
-          <w:color w:val="9CDCFE"/>
           <w:kern w:val="0"/>
           <w:sz w:val="21"/>
           <w:szCs w:val="21"/>
@@ -7438,20 +8069,44 @@
       <w:r>
         <w:rPr>
           <w:rFonts w:ascii="Source Code Pro" w:eastAsia="Times New Roman" w:hAnsi="Source Code Pro" w:cs="Times New Roman"/>
-          <w:color w:val="9CDCFE"/>
-          <w:kern w:val="0"/>
-          <w:sz w:val="21"/>
-          <w:szCs w:val="21"/>
-          <w14:ligatures w14:val="none"/>
-        </w:rPr>
-        <w:t>editor.tabSize</w:t>
+          <w:color w:val="CE9178"/>
+          <w:kern w:val="0"/>
+          <w:sz w:val="21"/>
+          <w:szCs w:val="21"/>
+          <w14:ligatures w14:val="none"/>
+        </w:rPr>
+        <w:t>tamasfe.even</w:t>
       </w:r>
       <w:proofErr w:type="spellEnd"/>
       <w:proofErr w:type="gramEnd"/>
       <w:r>
         <w:rPr>
           <w:rFonts w:ascii="Source Code Pro" w:eastAsia="Times New Roman" w:hAnsi="Source Code Pro" w:cs="Times New Roman"/>
-          <w:color w:val="9CDCFE"/>
+          <w:color w:val="CE9178"/>
+          <w:kern w:val="0"/>
+          <w:sz w:val="21"/>
+          <w:szCs w:val="21"/>
+          <w14:ligatures w14:val="none"/>
+        </w:rPr>
+        <w:t>-better-</w:t>
+      </w:r>
+      <w:proofErr w:type="spellStart"/>
+      <w:r>
+        <w:rPr>
+          <w:rFonts w:ascii="Source Code Pro" w:eastAsia="Times New Roman" w:hAnsi="Source Code Pro" w:cs="Times New Roman"/>
+          <w:color w:val="CE9178"/>
+          <w:kern w:val="0"/>
+          <w:sz w:val="21"/>
+          <w:szCs w:val="21"/>
+          <w14:ligatures w14:val="none"/>
+        </w:rPr>
+        <w:t>toml</w:t>
+      </w:r>
+      <w:proofErr w:type="spellEnd"/>
+      <w:r>
+        <w:rPr>
+          <w:rFonts w:ascii="Source Code Pro" w:eastAsia="Times New Roman" w:hAnsi="Source Code Pro" w:cs="Times New Roman"/>
+          <w:color w:val="CE9178"/>
           <w:kern w:val="0"/>
           <w:sz w:val="21"/>
           <w:szCs w:val="21"/>
@@ -7468,28 +8123,6 @@
           <w:szCs w:val="21"/>
           <w14:ligatures w14:val="none"/>
         </w:rPr>
-        <w:t xml:space="preserve">: </w:t>
-      </w:r>
-      <w:r>
-        <w:rPr>
-          <w:rFonts w:ascii="Source Code Pro" w:eastAsia="Times New Roman" w:hAnsi="Source Code Pro" w:cs="Times New Roman"/>
-          <w:color w:val="B5CEA8"/>
-          <w:kern w:val="0"/>
-          <w:sz w:val="21"/>
-          <w:szCs w:val="21"/>
-          <w14:ligatures w14:val="none"/>
-        </w:rPr>
-        <w:t>2</w:t>
-      </w:r>
-      <w:r>
-        <w:rPr>
-          <w:rFonts w:ascii="Source Code Pro" w:eastAsia="Times New Roman" w:hAnsi="Source Code Pro" w:cs="Times New Roman"/>
-          <w:color w:val="CCCCCC"/>
-          <w:kern w:val="0"/>
-          <w:sz w:val="21"/>
-          <w:szCs w:val="21"/>
-          <w14:ligatures w14:val="none"/>
-        </w:rPr>
         <w:t>,</w:t>
       </w:r>
     </w:p>
@@ -7516,6 +8149,56 @@
           <w14:ligatures w14:val="none"/>
         </w:rPr>
         <w:t xml:space="preserve">  },</w:t>
+      </w:r>
+    </w:p>
+    <w:p>
+      <w:pPr>
+        <w:shd w:val="clear" w:color="auto" w:fill="1F1F1F"/>
+        <w:spacing w:after="0" w:line="315" w:lineRule="atLeast"/>
+        <w:rPr>
+          <w:rFonts w:ascii="Source Code Pro" w:eastAsia="Times New Roman" w:hAnsi="Source Code Pro" w:cs="Times New Roman"/>
+          <w:color w:val="CCCCCC"/>
+          <w:kern w:val="0"/>
+          <w:sz w:val="21"/>
+          <w:szCs w:val="21"/>
+          <w14:ligatures w14:val="none"/>
+        </w:rPr>
+      </w:pPr>
+    </w:p>
+    <w:p>
+      <w:pPr>
+        <w:shd w:val="clear" w:color="auto" w:fill="1F1F1F"/>
+        <w:spacing w:after="0" w:line="315" w:lineRule="atLeast"/>
+        <w:rPr>
+          <w:rFonts w:ascii="Source Code Pro" w:eastAsia="Times New Roman" w:hAnsi="Source Code Pro" w:cs="Times New Roman"/>
+          <w:color w:val="CCCCCC"/>
+          <w:kern w:val="0"/>
+          <w:sz w:val="21"/>
+          <w:szCs w:val="21"/>
+          <w14:ligatures w14:val="none"/>
+        </w:rPr>
+      </w:pPr>
+      <w:r>
+        <w:rPr>
+          <w:rFonts w:ascii="Source Code Pro" w:eastAsia="Times New Roman" w:hAnsi="Source Code Pro" w:cs="Times New Roman"/>
+          <w:color w:val="CCCCCC"/>
+          <w:kern w:val="0"/>
+          <w:sz w:val="21"/>
+          <w:szCs w:val="21"/>
+          <w14:ligatures w14:val="none"/>
+        </w:rPr>
+        <w:t xml:space="preserve">  </w:t>
+      </w:r>
+      <w:r>
+        <w:rPr>
+          <w:rFonts w:ascii="Source Code Pro" w:eastAsia="Times New Roman" w:hAnsi="Source Code Pro" w:cs="Times New Roman"/>
+          <w:color w:val="6A9955"/>
+          <w:kern w:val="0"/>
+          <w:sz w:val="21"/>
+          <w:szCs w:val="21"/>
+          <w14:ligatures w14:val="none"/>
+        </w:rPr>
+        <w:t>// --- 6. AI &amp; TERMINAL ---</w:t>
       </w:r>
     </w:p>
     <w:p>
@@ -7564,7 +8247,428 @@
           <w:szCs w:val="21"/>
           <w14:ligatures w14:val="none"/>
         </w:rPr>
-        <w:t>files.associations</w:t>
+        <w:t>github.copilot</w:t>
+      </w:r>
+      <w:proofErr w:type="gramEnd"/>
+      <w:r>
+        <w:rPr>
+          <w:rFonts w:ascii="Source Code Pro" w:eastAsia="Times New Roman" w:hAnsi="Source Code Pro" w:cs="Times New Roman"/>
+          <w:color w:val="9CDCFE"/>
+          <w:kern w:val="0"/>
+          <w:sz w:val="21"/>
+          <w:szCs w:val="21"/>
+          <w14:ligatures w14:val="none"/>
+        </w:rPr>
+        <w:t>.enable</w:t>
+      </w:r>
+      <w:proofErr w:type="spellEnd"/>
+      <w:r>
+        <w:rPr>
+          <w:rFonts w:ascii="Source Code Pro" w:eastAsia="Times New Roman" w:hAnsi="Source Code Pro" w:cs="Times New Roman"/>
+          <w:color w:val="9CDCFE"/>
+          <w:kern w:val="0"/>
+          <w:sz w:val="21"/>
+          <w:szCs w:val="21"/>
+          <w14:ligatures w14:val="none"/>
+        </w:rPr>
+        <w:t>"</w:t>
+      </w:r>
+      <w:r>
+        <w:rPr>
+          <w:rFonts w:ascii="Source Code Pro" w:eastAsia="Times New Roman" w:hAnsi="Source Code Pro" w:cs="Times New Roman"/>
+          <w:color w:val="CCCCCC"/>
+          <w:kern w:val="0"/>
+          <w:sz w:val="21"/>
+          <w:szCs w:val="21"/>
+          <w14:ligatures w14:val="none"/>
+        </w:rPr>
+        <w:t xml:space="preserve">: </w:t>
+      </w:r>
+      <w:proofErr w:type="gramStart"/>
+      <w:r>
+        <w:rPr>
+          <w:rFonts w:ascii="Source Code Pro" w:eastAsia="Times New Roman" w:hAnsi="Source Code Pro" w:cs="Times New Roman"/>
+          <w:color w:val="CCCCCC"/>
+          <w:kern w:val="0"/>
+          <w:sz w:val="21"/>
+          <w:szCs w:val="21"/>
+          <w14:ligatures w14:val="none"/>
+        </w:rPr>
+        <w:t xml:space="preserve">{ </w:t>
+      </w:r>
+      <w:r>
+        <w:rPr>
+          <w:rFonts w:ascii="Source Code Pro" w:eastAsia="Times New Roman" w:hAnsi="Source Code Pro" w:cs="Times New Roman"/>
+          <w:color w:val="9CDCFE"/>
+          <w:kern w:val="0"/>
+          <w:sz w:val="21"/>
+          <w:szCs w:val="21"/>
+          <w14:ligatures w14:val="none"/>
+        </w:rPr>
+        <w:t>"</w:t>
+      </w:r>
+      <w:proofErr w:type="gramEnd"/>
+      <w:r>
+        <w:rPr>
+          <w:rFonts w:ascii="Source Code Pro" w:eastAsia="Times New Roman" w:hAnsi="Source Code Pro" w:cs="Times New Roman"/>
+          <w:color w:val="9CDCFE"/>
+          <w:kern w:val="0"/>
+          <w:sz w:val="21"/>
+          <w:szCs w:val="21"/>
+          <w14:ligatures w14:val="none"/>
+        </w:rPr>
+        <w:t>*"</w:t>
+      </w:r>
+      <w:r>
+        <w:rPr>
+          <w:rFonts w:ascii="Source Code Pro" w:eastAsia="Times New Roman" w:hAnsi="Source Code Pro" w:cs="Times New Roman"/>
+          <w:color w:val="CCCCCC"/>
+          <w:kern w:val="0"/>
+          <w:sz w:val="21"/>
+          <w:szCs w:val="21"/>
+          <w14:ligatures w14:val="none"/>
+        </w:rPr>
+        <w:t xml:space="preserve">: </w:t>
+      </w:r>
+      <w:r>
+        <w:rPr>
+          <w:rFonts w:ascii="Source Code Pro" w:eastAsia="Times New Roman" w:hAnsi="Source Code Pro" w:cs="Times New Roman"/>
+          <w:color w:val="569CD6"/>
+          <w:kern w:val="0"/>
+          <w:sz w:val="21"/>
+          <w:szCs w:val="21"/>
+          <w14:ligatures w14:val="none"/>
+        </w:rPr>
+        <w:t>true</w:t>
+      </w:r>
+      <w:r>
+        <w:rPr>
+          <w:rFonts w:ascii="Source Code Pro" w:eastAsia="Times New Roman" w:hAnsi="Source Code Pro" w:cs="Times New Roman"/>
+          <w:color w:val="CCCCCC"/>
+          <w:kern w:val="0"/>
+          <w:sz w:val="21"/>
+          <w:szCs w:val="21"/>
+          <w14:ligatures w14:val="none"/>
+        </w:rPr>
+        <w:t xml:space="preserve">, </w:t>
+      </w:r>
+      <w:r>
+        <w:rPr>
+          <w:rFonts w:ascii="Source Code Pro" w:eastAsia="Times New Roman" w:hAnsi="Source Code Pro" w:cs="Times New Roman"/>
+          <w:color w:val="9CDCFE"/>
+          <w:kern w:val="0"/>
+          <w:sz w:val="21"/>
+          <w:szCs w:val="21"/>
+          <w14:ligatures w14:val="none"/>
+        </w:rPr>
+        <w:t>"plaintext"</w:t>
+      </w:r>
+      <w:r>
+        <w:rPr>
+          <w:rFonts w:ascii="Source Code Pro" w:eastAsia="Times New Roman" w:hAnsi="Source Code Pro" w:cs="Times New Roman"/>
+          <w:color w:val="CCCCCC"/>
+          <w:kern w:val="0"/>
+          <w:sz w:val="21"/>
+          <w:szCs w:val="21"/>
+          <w14:ligatures w14:val="none"/>
+        </w:rPr>
+        <w:t xml:space="preserve">: </w:t>
+      </w:r>
+      <w:proofErr w:type="gramStart"/>
+      <w:r>
+        <w:rPr>
+          <w:rFonts w:ascii="Source Code Pro" w:eastAsia="Times New Roman" w:hAnsi="Source Code Pro" w:cs="Times New Roman"/>
+          <w:color w:val="569CD6"/>
+          <w:kern w:val="0"/>
+          <w:sz w:val="21"/>
+          <w:szCs w:val="21"/>
+          <w14:ligatures w14:val="none"/>
+        </w:rPr>
+        <w:t>false</w:t>
+      </w:r>
+      <w:r>
+        <w:rPr>
+          <w:rFonts w:ascii="Source Code Pro" w:eastAsia="Times New Roman" w:hAnsi="Source Code Pro" w:cs="Times New Roman"/>
+          <w:color w:val="CCCCCC"/>
+          <w:kern w:val="0"/>
+          <w:sz w:val="21"/>
+          <w:szCs w:val="21"/>
+          <w14:ligatures w14:val="none"/>
+        </w:rPr>
+        <w:t xml:space="preserve"> }</w:t>
+      </w:r>
+      <w:proofErr w:type="gramEnd"/>
+      <w:r>
+        <w:rPr>
+          <w:rFonts w:ascii="Source Code Pro" w:eastAsia="Times New Roman" w:hAnsi="Source Code Pro" w:cs="Times New Roman"/>
+          <w:color w:val="CCCCCC"/>
+          <w:kern w:val="0"/>
+          <w:sz w:val="21"/>
+          <w:szCs w:val="21"/>
+          <w14:ligatures w14:val="none"/>
+        </w:rPr>
+        <w:t>,</w:t>
+      </w:r>
+    </w:p>
+    <w:p>
+      <w:pPr>
+        <w:shd w:val="clear" w:color="auto" w:fill="1F1F1F"/>
+        <w:spacing w:after="0" w:line="315" w:lineRule="atLeast"/>
+        <w:rPr>
+          <w:rFonts w:ascii="Source Code Pro" w:eastAsia="Times New Roman" w:hAnsi="Source Code Pro" w:cs="Times New Roman"/>
+          <w:color w:val="CCCCCC"/>
+          <w:kern w:val="0"/>
+          <w:sz w:val="21"/>
+          <w:szCs w:val="21"/>
+          <w14:ligatures w14:val="none"/>
+        </w:rPr>
+      </w:pPr>
+      <w:r>
+        <w:rPr>
+          <w:rFonts w:ascii="Source Code Pro" w:eastAsia="Times New Roman" w:hAnsi="Source Code Pro" w:cs="Times New Roman"/>
+          <w:color w:val="CCCCCC"/>
+          <w:kern w:val="0"/>
+          <w:sz w:val="21"/>
+          <w:szCs w:val="21"/>
+          <w14:ligatures w14:val="none"/>
+        </w:rPr>
+        <w:t xml:space="preserve">  </w:t>
+      </w:r>
+      <w:r>
+        <w:rPr>
+          <w:rFonts w:ascii="Source Code Pro" w:eastAsia="Times New Roman" w:hAnsi="Source Code Pro" w:cs="Times New Roman"/>
+          <w:color w:val="9CDCFE"/>
+          <w:kern w:val="0"/>
+          <w:sz w:val="21"/>
+          <w:szCs w:val="21"/>
+          <w14:ligatures w14:val="none"/>
+        </w:rPr>
+        <w:t>"</w:t>
+      </w:r>
+      <w:proofErr w:type="spellStart"/>
+      <w:proofErr w:type="gramStart"/>
+      <w:r>
+        <w:rPr>
+          <w:rFonts w:ascii="Source Code Pro" w:eastAsia="Times New Roman" w:hAnsi="Source Code Pro" w:cs="Times New Roman"/>
+          <w:color w:val="9CDCFE"/>
+          <w:kern w:val="0"/>
+          <w:sz w:val="21"/>
+          <w:szCs w:val="21"/>
+          <w14:ligatures w14:val="none"/>
+        </w:rPr>
+        <w:t>terminal.integrated</w:t>
+      </w:r>
+      <w:proofErr w:type="gramEnd"/>
+      <w:r>
+        <w:rPr>
+          <w:rFonts w:ascii="Source Code Pro" w:eastAsia="Times New Roman" w:hAnsi="Source Code Pro" w:cs="Times New Roman"/>
+          <w:color w:val="9CDCFE"/>
+          <w:kern w:val="0"/>
+          <w:sz w:val="21"/>
+          <w:szCs w:val="21"/>
+          <w14:ligatures w14:val="none"/>
+        </w:rPr>
+        <w:t>.fontWeight</w:t>
+      </w:r>
+      <w:proofErr w:type="spellEnd"/>
+      <w:r>
+        <w:rPr>
+          <w:rFonts w:ascii="Source Code Pro" w:eastAsia="Times New Roman" w:hAnsi="Source Code Pro" w:cs="Times New Roman"/>
+          <w:color w:val="9CDCFE"/>
+          <w:kern w:val="0"/>
+          <w:sz w:val="21"/>
+          <w:szCs w:val="21"/>
+          <w14:ligatures w14:val="none"/>
+        </w:rPr>
+        <w:t>"</w:t>
+      </w:r>
+      <w:r>
+        <w:rPr>
+          <w:rFonts w:ascii="Source Code Pro" w:eastAsia="Times New Roman" w:hAnsi="Source Code Pro" w:cs="Times New Roman"/>
+          <w:color w:val="CCCCCC"/>
+          <w:kern w:val="0"/>
+          <w:sz w:val="21"/>
+          <w:szCs w:val="21"/>
+          <w14:ligatures w14:val="none"/>
+        </w:rPr>
+        <w:t xml:space="preserve">: </w:t>
+      </w:r>
+      <w:r>
+        <w:rPr>
+          <w:rFonts w:ascii="Source Code Pro" w:eastAsia="Times New Roman" w:hAnsi="Source Code Pro" w:cs="Times New Roman"/>
+          <w:color w:val="CE9178"/>
+          <w:kern w:val="0"/>
+          <w:sz w:val="21"/>
+          <w:szCs w:val="21"/>
+          <w14:ligatures w14:val="none"/>
+        </w:rPr>
+        <w:t>"700"</w:t>
+      </w:r>
+      <w:r>
+        <w:rPr>
+          <w:rFonts w:ascii="Source Code Pro" w:eastAsia="Times New Roman" w:hAnsi="Source Code Pro" w:cs="Times New Roman"/>
+          <w:color w:val="CCCCCC"/>
+          <w:kern w:val="0"/>
+          <w:sz w:val="21"/>
+          <w:szCs w:val="21"/>
+          <w14:ligatures w14:val="none"/>
+        </w:rPr>
+        <w:t>,</w:t>
+      </w:r>
+    </w:p>
+    <w:p>
+      <w:pPr>
+        <w:shd w:val="clear" w:color="auto" w:fill="1F1F1F"/>
+        <w:spacing w:after="0" w:line="315" w:lineRule="atLeast"/>
+        <w:rPr>
+          <w:rFonts w:ascii="Source Code Pro" w:eastAsia="Times New Roman" w:hAnsi="Source Code Pro" w:cs="Times New Roman"/>
+          <w:color w:val="CCCCCC"/>
+          <w:kern w:val="0"/>
+          <w:sz w:val="21"/>
+          <w:szCs w:val="21"/>
+          <w14:ligatures w14:val="none"/>
+        </w:rPr>
+      </w:pPr>
+      <w:r>
+        <w:rPr>
+          <w:rFonts w:ascii="Source Code Pro" w:eastAsia="Times New Roman" w:hAnsi="Source Code Pro" w:cs="Times New Roman"/>
+          <w:color w:val="CCCCCC"/>
+          <w:kern w:val="0"/>
+          <w:sz w:val="21"/>
+          <w:szCs w:val="21"/>
+          <w14:ligatures w14:val="none"/>
+        </w:rPr>
+        <w:t xml:space="preserve">  </w:t>
+      </w:r>
+      <w:r>
+        <w:rPr>
+          <w:rFonts w:ascii="Source Code Pro" w:eastAsia="Times New Roman" w:hAnsi="Source Code Pro" w:cs="Times New Roman"/>
+          <w:color w:val="9CDCFE"/>
+          <w:kern w:val="0"/>
+          <w:sz w:val="21"/>
+          <w:szCs w:val="21"/>
+          <w14:ligatures w14:val="none"/>
+        </w:rPr>
+        <w:t>"</w:t>
+      </w:r>
+      <w:proofErr w:type="spellStart"/>
+      <w:proofErr w:type="gramStart"/>
+      <w:r>
+        <w:rPr>
+          <w:rFonts w:ascii="Source Code Pro" w:eastAsia="Times New Roman" w:hAnsi="Source Code Pro" w:cs="Times New Roman"/>
+          <w:color w:val="9CDCFE"/>
+          <w:kern w:val="0"/>
+          <w:sz w:val="21"/>
+          <w:szCs w:val="21"/>
+          <w14:ligatures w14:val="none"/>
+        </w:rPr>
+        <w:t>terminal.integrated</w:t>
+      </w:r>
+      <w:proofErr w:type="gramEnd"/>
+      <w:r>
+        <w:rPr>
+          <w:rFonts w:ascii="Source Code Pro" w:eastAsia="Times New Roman" w:hAnsi="Source Code Pro" w:cs="Times New Roman"/>
+          <w:color w:val="9CDCFE"/>
+          <w:kern w:val="0"/>
+          <w:sz w:val="21"/>
+          <w:szCs w:val="21"/>
+          <w14:ligatures w14:val="none"/>
+        </w:rPr>
+        <w:t>.fontFamily</w:t>
+      </w:r>
+      <w:proofErr w:type="spellEnd"/>
+      <w:r>
+        <w:rPr>
+          <w:rFonts w:ascii="Source Code Pro" w:eastAsia="Times New Roman" w:hAnsi="Source Code Pro" w:cs="Times New Roman"/>
+          <w:color w:val="9CDCFE"/>
+          <w:kern w:val="0"/>
+          <w:sz w:val="21"/>
+          <w:szCs w:val="21"/>
+          <w14:ligatures w14:val="none"/>
+        </w:rPr>
+        <w:t>"</w:t>
+      </w:r>
+      <w:r>
+        <w:rPr>
+          <w:rFonts w:ascii="Source Code Pro" w:eastAsia="Times New Roman" w:hAnsi="Source Code Pro" w:cs="Times New Roman"/>
+          <w:color w:val="CCCCCC"/>
+          <w:kern w:val="0"/>
+          <w:sz w:val="21"/>
+          <w:szCs w:val="21"/>
+          <w14:ligatures w14:val="none"/>
+        </w:rPr>
+        <w:t xml:space="preserve">: </w:t>
+      </w:r>
+      <w:r>
+        <w:rPr>
+          <w:rFonts w:ascii="Source Code Pro" w:eastAsia="Times New Roman" w:hAnsi="Source Code Pro" w:cs="Times New Roman"/>
+          <w:color w:val="CE9178"/>
+          <w:kern w:val="0"/>
+          <w:sz w:val="21"/>
+          <w:szCs w:val="21"/>
+          <w14:ligatures w14:val="none"/>
+        </w:rPr>
+        <w:t>"Source Code Pro"</w:t>
+      </w:r>
+      <w:r>
+        <w:rPr>
+          <w:rFonts w:ascii="Source Code Pro" w:eastAsia="Times New Roman" w:hAnsi="Source Code Pro" w:cs="Times New Roman"/>
+          <w:color w:val="CCCCCC"/>
+          <w:kern w:val="0"/>
+          <w:sz w:val="21"/>
+          <w:szCs w:val="21"/>
+          <w14:ligatures w14:val="none"/>
+        </w:rPr>
+        <w:t>,</w:t>
+      </w:r>
+    </w:p>
+    <w:p>
+      <w:pPr>
+        <w:shd w:val="clear" w:color="auto" w:fill="1F1F1F"/>
+        <w:spacing w:after="0" w:line="315" w:lineRule="atLeast"/>
+        <w:rPr>
+          <w:rFonts w:ascii="Source Code Pro" w:eastAsia="Times New Roman" w:hAnsi="Source Code Pro" w:cs="Times New Roman"/>
+          <w:color w:val="CCCCCC"/>
+          <w:kern w:val="0"/>
+          <w:sz w:val="21"/>
+          <w:szCs w:val="21"/>
+          <w14:ligatures w14:val="none"/>
+        </w:rPr>
+      </w:pPr>
+      <w:r>
+        <w:rPr>
+          <w:rFonts w:ascii="Source Code Pro" w:eastAsia="Times New Roman" w:hAnsi="Source Code Pro" w:cs="Times New Roman"/>
+          <w:color w:val="CCCCCC"/>
+          <w:kern w:val="0"/>
+          <w:sz w:val="21"/>
+          <w:szCs w:val="21"/>
+          <w14:ligatures w14:val="none"/>
+        </w:rPr>
+        <w:t xml:space="preserve">  </w:t>
+      </w:r>
+      <w:r>
+        <w:rPr>
+          <w:rFonts w:ascii="Source Code Pro" w:eastAsia="Times New Roman" w:hAnsi="Source Code Pro" w:cs="Times New Roman"/>
+          <w:color w:val="9CDCFE"/>
+          <w:kern w:val="0"/>
+          <w:sz w:val="21"/>
+          <w:szCs w:val="21"/>
+          <w14:ligatures w14:val="none"/>
+        </w:rPr>
+        <w:t>"</w:t>
+      </w:r>
+      <w:proofErr w:type="spellStart"/>
+      <w:proofErr w:type="gramStart"/>
+      <w:r>
+        <w:rPr>
+          <w:rFonts w:ascii="Source Code Pro" w:eastAsia="Times New Roman" w:hAnsi="Source Code Pro" w:cs="Times New Roman"/>
+          <w:color w:val="9CDCFE"/>
+          <w:kern w:val="0"/>
+          <w:sz w:val="21"/>
+          <w:szCs w:val="21"/>
+          <w14:ligatures w14:val="none"/>
+        </w:rPr>
+        <w:t>explorer.confirmDelete</w:t>
       </w:r>
       <w:proofErr w:type="spellEnd"/>
       <w:proofErr w:type="gramEnd"/>
@@ -7588,7 +8692,40 @@
           <w:szCs w:val="21"/>
           <w14:ligatures w14:val="none"/>
         </w:rPr>
-        <w:t>: {</w:t>
+        <w:t xml:space="preserve">: </w:t>
+      </w:r>
+      <w:r>
+        <w:rPr>
+          <w:rFonts w:ascii="Source Code Pro" w:eastAsia="Times New Roman" w:hAnsi="Source Code Pro" w:cs="Times New Roman"/>
+          <w:color w:val="569CD6"/>
+          <w:kern w:val="0"/>
+          <w:sz w:val="21"/>
+          <w:szCs w:val="21"/>
+          <w14:ligatures w14:val="none"/>
+        </w:rPr>
+        <w:t>false</w:t>
+      </w:r>
+      <w:r>
+        <w:rPr>
+          <w:rFonts w:ascii="Source Code Pro" w:eastAsia="Times New Roman" w:hAnsi="Source Code Pro" w:cs="Times New Roman"/>
+          <w:color w:val="CCCCCC"/>
+          <w:kern w:val="0"/>
+          <w:sz w:val="21"/>
+          <w:szCs w:val="21"/>
+          <w14:ligatures w14:val="none"/>
+        </w:rPr>
+        <w:t xml:space="preserve">, </w:t>
+      </w:r>
+      <w:r>
+        <w:rPr>
+          <w:rFonts w:ascii="Source Code Pro" w:eastAsia="Times New Roman" w:hAnsi="Source Code Pro" w:cs="Times New Roman"/>
+          <w:color w:val="6A9955"/>
+          <w:kern w:val="0"/>
+          <w:sz w:val="21"/>
+          <w:szCs w:val="21"/>
+          <w14:ligatures w14:val="none"/>
+        </w:rPr>
+        <w:t>// Fixed typo</w:t>
       </w:r>
     </w:p>
     <w:p>
@@ -7613,76 +8750,39 @@
           <w:szCs w:val="21"/>
           <w14:ligatures w14:val="none"/>
         </w:rPr>
-        <w:t xml:space="preserve">    </w:t>
-      </w:r>
-      <w:r>
-        <w:rPr>
-          <w:rFonts w:ascii="Source Code Pro" w:eastAsia="Times New Roman" w:hAnsi="Source Code Pro" w:cs="Times New Roman"/>
-          <w:color w:val="9CDCFE"/>
-          <w:kern w:val="0"/>
-          <w:sz w:val="21"/>
-          <w:szCs w:val="21"/>
-          <w14:ligatures w14:val="none"/>
-        </w:rPr>
-        <w:t>"*.html"</w:t>
-      </w:r>
-      <w:r>
-        <w:rPr>
-          <w:rFonts w:ascii="Source Code Pro" w:eastAsia="Times New Roman" w:hAnsi="Source Code Pro" w:cs="Times New Roman"/>
-          <w:color w:val="CCCCCC"/>
-          <w:kern w:val="0"/>
-          <w:sz w:val="21"/>
-          <w:szCs w:val="21"/>
-          <w14:ligatures w14:val="none"/>
-        </w:rPr>
-        <w:t xml:space="preserve">: </w:t>
-      </w:r>
-      <w:r>
-        <w:rPr>
-          <w:rFonts w:ascii="Source Code Pro" w:eastAsia="Times New Roman" w:hAnsi="Source Code Pro" w:cs="Times New Roman"/>
-          <w:color w:val="CE9178"/>
-          <w:kern w:val="0"/>
-          <w:sz w:val="21"/>
-          <w:szCs w:val="21"/>
-          <w14:ligatures w14:val="none"/>
-        </w:rPr>
-        <w:t>"</w:t>
+        <w:t>}</w:t>
+      </w:r>
+    </w:p>
+    <w:p>
+      <w:pPr>
+        <w:shd w:val="clear" w:color="auto" w:fill="1F1F1F"/>
+        <w:spacing w:after="0" w:line="315" w:lineRule="atLeast"/>
+        <w:rPr>
+          <w:rFonts w:ascii="Source Code Pro" w:eastAsia="Times New Roman" w:hAnsi="Source Code Pro" w:cs="Times New Roman"/>
+          <w:color w:val="CCCCCC"/>
+          <w:kern w:val="0"/>
+          <w:sz w:val="21"/>
+          <w:szCs w:val="21"/>
+          <w14:ligatures w14:val="none"/>
+        </w:rPr>
+      </w:pPr>
+    </w:p>
+    <w:p/>
+    <w:p/>
+    <w:p>
+      <w:pPr>
+        <w:pStyle w:val="Heading1"/>
+      </w:pPr>
+      <w:bookmarkStart w:id="1" w:name="_Toc224500205"/>
+      <w:r>
+        <w:t xml:space="preserve">Ruff - </w:t>
       </w:r>
       <w:proofErr w:type="spellStart"/>
       <w:r>
-        <w:rPr>
-          <w:rFonts w:ascii="Source Code Pro" w:eastAsia="Times New Roman" w:hAnsi="Source Code Pro" w:cs="Times New Roman"/>
-          <w:color w:val="CE9178"/>
-          <w:kern w:val="0"/>
-          <w:sz w:val="21"/>
-          <w:szCs w:val="21"/>
-          <w14:ligatures w14:val="none"/>
-        </w:rPr>
-        <w:t>django</w:t>
-      </w:r>
+        <w:t>toml</w:t>
+      </w:r>
+      <w:bookmarkEnd w:id="1"/>
       <w:proofErr w:type="spellEnd"/>
-      <w:r>
-        <w:rPr>
-          <w:rFonts w:ascii="Source Code Pro" w:eastAsia="Times New Roman" w:hAnsi="Source Code Pro" w:cs="Times New Roman"/>
-          <w:color w:val="CE9178"/>
-          <w:kern w:val="0"/>
-          <w:sz w:val="21"/>
-          <w:szCs w:val="21"/>
-          <w14:ligatures w14:val="none"/>
-        </w:rPr>
-        <w:t>-html"</w:t>
-      </w:r>
-      <w:r>
-        <w:rPr>
-          <w:rFonts w:ascii="Source Code Pro" w:eastAsia="Times New Roman" w:hAnsi="Source Code Pro" w:cs="Times New Roman"/>
-          <w:color w:val="CCCCCC"/>
-          <w:kern w:val="0"/>
-          <w:sz w:val="21"/>
-          <w:szCs w:val="21"/>
-          <w14:ligatures w14:val="none"/>
-        </w:rPr>
-        <w:t>,</w:t>
-      </w:r>
     </w:p>
     <w:p>
       <w:pPr>
@@ -7706,208 +8806,7 @@
           <w:szCs w:val="21"/>
           <w14:ligatures w14:val="none"/>
         </w:rPr>
-        <w:t xml:space="preserve">    </w:t>
-      </w:r>
-      <w:r>
-        <w:rPr>
-          <w:rFonts w:ascii="Source Code Pro" w:eastAsia="Times New Roman" w:hAnsi="Source Code Pro" w:cs="Times New Roman"/>
-          <w:color w:val="9CDCFE"/>
-          <w:kern w:val="0"/>
-          <w:sz w:val="21"/>
-          <w:szCs w:val="21"/>
-          <w14:ligatures w14:val="none"/>
-        </w:rPr>
-        <w:t>"*.</w:t>
-      </w:r>
-      <w:proofErr w:type="spellStart"/>
-      <w:r>
-        <w:rPr>
-          <w:rFonts w:ascii="Source Code Pro" w:eastAsia="Times New Roman" w:hAnsi="Source Code Pro" w:cs="Times New Roman"/>
-          <w:color w:val="9CDCFE"/>
-          <w:kern w:val="0"/>
-          <w:sz w:val="21"/>
-          <w:szCs w:val="21"/>
-          <w14:ligatures w14:val="none"/>
-        </w:rPr>
-        <w:t>svg</w:t>
-      </w:r>
-      <w:proofErr w:type="spellEnd"/>
-      <w:r>
-        <w:rPr>
-          <w:rFonts w:ascii="Source Code Pro" w:eastAsia="Times New Roman" w:hAnsi="Source Code Pro" w:cs="Times New Roman"/>
-          <w:color w:val="9CDCFE"/>
-          <w:kern w:val="0"/>
-          <w:sz w:val="21"/>
-          <w:szCs w:val="21"/>
-          <w14:ligatures w14:val="none"/>
-        </w:rPr>
-        <w:t>"</w:t>
-      </w:r>
-      <w:r>
-        <w:rPr>
-          <w:rFonts w:ascii="Source Code Pro" w:eastAsia="Times New Roman" w:hAnsi="Source Code Pro" w:cs="Times New Roman"/>
-          <w:color w:val="CCCCCC"/>
-          <w:kern w:val="0"/>
-          <w:sz w:val="21"/>
-          <w:szCs w:val="21"/>
-          <w14:ligatures w14:val="none"/>
-        </w:rPr>
-        <w:t xml:space="preserve">: </w:t>
-      </w:r>
-      <w:r>
-        <w:rPr>
-          <w:rFonts w:ascii="Source Code Pro" w:eastAsia="Times New Roman" w:hAnsi="Source Code Pro" w:cs="Times New Roman"/>
-          <w:color w:val="CE9178"/>
-          <w:kern w:val="0"/>
-          <w:sz w:val="21"/>
-          <w:szCs w:val="21"/>
-          <w14:ligatures w14:val="none"/>
-        </w:rPr>
-        <w:t>"html"</w:t>
-      </w:r>
-      <w:r>
-        <w:rPr>
-          <w:rFonts w:ascii="Source Code Pro" w:eastAsia="Times New Roman" w:hAnsi="Source Code Pro" w:cs="Times New Roman"/>
-          <w:color w:val="CCCCCC"/>
-          <w:kern w:val="0"/>
-          <w:sz w:val="21"/>
-          <w:szCs w:val="21"/>
-          <w14:ligatures w14:val="none"/>
-        </w:rPr>
-        <w:t>,</w:t>
-      </w:r>
-    </w:p>
-    <w:p>
-      <w:pPr>
-        <w:shd w:val="clear" w:color="auto" w:fill="1F1F1F"/>
-        <w:spacing w:after="0" w:line="315" w:lineRule="atLeast"/>
-        <w:rPr>
-          <w:rFonts w:ascii="Source Code Pro" w:eastAsia="Times New Roman" w:hAnsi="Source Code Pro" w:cs="Times New Roman"/>
-          <w:color w:val="CCCCCC"/>
-          <w:kern w:val="0"/>
-          <w:sz w:val="21"/>
-          <w:szCs w:val="21"/>
-          <w14:ligatures w14:val="none"/>
-        </w:rPr>
-      </w:pPr>
-      <w:r>
-        <w:rPr>
-          <w:rFonts w:ascii="Source Code Pro" w:eastAsia="Times New Roman" w:hAnsi="Source Code Pro" w:cs="Times New Roman"/>
-          <w:color w:val="CCCCCC"/>
-          <w:kern w:val="0"/>
-          <w:sz w:val="21"/>
-          <w:szCs w:val="21"/>
-          <w14:ligatures w14:val="none"/>
-        </w:rPr>
-        <w:lastRenderedPageBreak/>
-        <w:t xml:space="preserve">  },</w:t>
-      </w:r>
-    </w:p>
-    <w:p>
-      <w:pPr>
-        <w:shd w:val="clear" w:color="auto" w:fill="1F1F1F"/>
-        <w:spacing w:after="0" w:line="315" w:lineRule="atLeast"/>
-        <w:rPr>
-          <w:rFonts w:ascii="Source Code Pro" w:eastAsia="Times New Roman" w:hAnsi="Source Code Pro" w:cs="Times New Roman"/>
-          <w:color w:val="CCCCCC"/>
-          <w:kern w:val="0"/>
-          <w:sz w:val="21"/>
-          <w:szCs w:val="21"/>
-          <w14:ligatures w14:val="none"/>
-        </w:rPr>
-      </w:pPr>
-      <w:r>
-        <w:rPr>
-          <w:rFonts w:ascii="Source Code Pro" w:eastAsia="Times New Roman" w:hAnsi="Source Code Pro" w:cs="Times New Roman"/>
-          <w:color w:val="CCCCCC"/>
-          <w:kern w:val="0"/>
-          <w:sz w:val="21"/>
-          <w:szCs w:val="21"/>
-          <w14:ligatures w14:val="none"/>
-        </w:rPr>
-        <w:t xml:space="preserve">  </w:t>
-      </w:r>
-      <w:r>
-        <w:rPr>
-          <w:rFonts w:ascii="Source Code Pro" w:eastAsia="Times New Roman" w:hAnsi="Source Code Pro" w:cs="Times New Roman"/>
-          <w:color w:val="9CDCFE"/>
-          <w:kern w:val="0"/>
-          <w:sz w:val="21"/>
-          <w:szCs w:val="21"/>
-          <w14:ligatures w14:val="none"/>
-        </w:rPr>
-        <w:t>"[</w:t>
-      </w:r>
-      <w:proofErr w:type="spellStart"/>
-      <w:r>
-        <w:rPr>
-          <w:rFonts w:ascii="Source Code Pro" w:eastAsia="Times New Roman" w:hAnsi="Source Code Pro" w:cs="Times New Roman"/>
-          <w:color w:val="9CDCFE"/>
-          <w:kern w:val="0"/>
-          <w:sz w:val="21"/>
-          <w:szCs w:val="21"/>
-          <w14:ligatures w14:val="none"/>
-        </w:rPr>
-        <w:t>toml</w:t>
-      </w:r>
-      <w:proofErr w:type="spellEnd"/>
-      <w:r>
-        <w:rPr>
-          <w:rFonts w:ascii="Source Code Pro" w:eastAsia="Times New Roman" w:hAnsi="Source Code Pro" w:cs="Times New Roman"/>
-          <w:color w:val="9CDCFE"/>
-          <w:kern w:val="0"/>
-          <w:sz w:val="21"/>
-          <w:szCs w:val="21"/>
-          <w14:ligatures w14:val="none"/>
-        </w:rPr>
-        <w:t>]"</w:t>
-      </w:r>
-      <w:r>
-        <w:rPr>
-          <w:rFonts w:ascii="Source Code Pro" w:eastAsia="Times New Roman" w:hAnsi="Source Code Pro" w:cs="Times New Roman"/>
-          <w:color w:val="CCCCCC"/>
-          <w:kern w:val="0"/>
-          <w:sz w:val="21"/>
-          <w:szCs w:val="21"/>
-          <w14:ligatures w14:val="none"/>
-        </w:rPr>
-        <w:t>: {</w:t>
-      </w:r>
-    </w:p>
-    <w:p>
-      <w:pPr>
-        <w:shd w:val="clear" w:color="auto" w:fill="1F1F1F"/>
-        <w:spacing w:after="0" w:line="315" w:lineRule="atLeast"/>
-        <w:rPr>
-          <w:rFonts w:ascii="Source Code Pro" w:eastAsia="Times New Roman" w:hAnsi="Source Code Pro" w:cs="Times New Roman"/>
-          <w:color w:val="CCCCCC"/>
-          <w:kern w:val="0"/>
-          <w:sz w:val="21"/>
-          <w:szCs w:val="21"/>
-          <w14:ligatures w14:val="none"/>
-        </w:rPr>
-      </w:pPr>
-      <w:r>
-        <w:rPr>
-          <w:rFonts w:ascii="Source Code Pro" w:eastAsia="Times New Roman" w:hAnsi="Source Code Pro" w:cs="Times New Roman"/>
-          <w:color w:val="CCCCCC"/>
-          <w:kern w:val="0"/>
-          <w:sz w:val="21"/>
-          <w:szCs w:val="21"/>
-          <w14:ligatures w14:val="none"/>
-        </w:rPr>
-        <w:t xml:space="preserve">    </w:t>
-      </w:r>
-      <w:r>
-        <w:rPr>
-          <w:rFonts w:ascii="Source Code Pro" w:eastAsia="Times New Roman" w:hAnsi="Source Code Pro" w:cs="Times New Roman"/>
-          <w:color w:val="9CDCFE"/>
-          <w:kern w:val="0"/>
-          <w:sz w:val="21"/>
-          <w:szCs w:val="21"/>
-          <w14:ligatures w14:val="none"/>
-        </w:rPr>
-        <w:t>"</w:t>
+        <w:t>[</w:t>
       </w:r>
       <w:proofErr w:type="spellStart"/>
       <w:proofErr w:type="gramStart"/>
@@ -7920,948 +8819,156 @@
           <w:szCs w:val="21"/>
           <w14:ligatures w14:val="none"/>
         </w:rPr>
-        <w:t>editor.defaultFormatter</w:t>
+        <w:t>tool</w:t>
+      </w:r>
+      <w:r>
+        <w:rPr>
+          <w:rFonts w:ascii="Source Code Pro" w:eastAsia="Times New Roman" w:hAnsi="Source Code Pro" w:cs="Times New Roman"/>
+          <w:color w:val="CCCCCC"/>
+          <w:kern w:val="0"/>
+          <w:sz w:val="21"/>
+          <w:szCs w:val="21"/>
+          <w14:ligatures w14:val="none"/>
+        </w:rPr>
+        <w:t>.</w:t>
+      </w:r>
+      <w:r>
+        <w:rPr>
+          <w:rFonts w:ascii="Source Code Pro" w:eastAsia="Times New Roman" w:hAnsi="Source Code Pro" w:cs="Times New Roman"/>
+          <w:color w:val="9CDCFE"/>
+          <w:kern w:val="0"/>
+          <w:sz w:val="21"/>
+          <w:szCs w:val="21"/>
+          <w14:ligatures w14:val="none"/>
+        </w:rPr>
+        <w:t>ruff</w:t>
       </w:r>
       <w:proofErr w:type="spellEnd"/>
       <w:proofErr w:type="gramEnd"/>
       <w:r>
         <w:rPr>
           <w:rFonts w:ascii="Source Code Pro" w:eastAsia="Times New Roman" w:hAnsi="Source Code Pro" w:cs="Times New Roman"/>
-          <w:color w:val="9CDCFE"/>
-          <w:kern w:val="0"/>
-          <w:sz w:val="21"/>
-          <w:szCs w:val="21"/>
-          <w14:ligatures w14:val="none"/>
-        </w:rPr>
-        <w:t>"</w:t>
-      </w:r>
-      <w:r>
-        <w:rPr>
-          <w:rFonts w:ascii="Source Code Pro" w:eastAsia="Times New Roman" w:hAnsi="Source Code Pro" w:cs="Times New Roman"/>
-          <w:color w:val="CCCCCC"/>
-          <w:kern w:val="0"/>
-          <w:sz w:val="21"/>
-          <w:szCs w:val="21"/>
-          <w14:ligatures w14:val="none"/>
-        </w:rPr>
-        <w:t xml:space="preserve">: </w:t>
-      </w:r>
-      <w:r>
-        <w:rPr>
-          <w:rFonts w:ascii="Source Code Pro" w:eastAsia="Times New Roman" w:hAnsi="Source Code Pro" w:cs="Times New Roman"/>
-          <w:color w:val="CE9178"/>
-          <w:kern w:val="0"/>
-          <w:sz w:val="21"/>
-          <w:szCs w:val="21"/>
-          <w14:ligatures w14:val="none"/>
-        </w:rPr>
-        <w:t>"</w:t>
+          <w:color w:val="CCCCCC"/>
+          <w:kern w:val="0"/>
+          <w:sz w:val="21"/>
+          <w:szCs w:val="21"/>
+          <w14:ligatures w14:val="none"/>
+        </w:rPr>
+        <w:t>]</w:t>
+      </w:r>
+    </w:p>
+    <w:p>
+      <w:pPr>
+        <w:shd w:val="clear" w:color="auto" w:fill="1F1F1F"/>
+        <w:spacing w:after="0" w:line="315" w:lineRule="atLeast"/>
+        <w:rPr>
+          <w:rFonts w:ascii="Source Code Pro" w:eastAsia="Times New Roman" w:hAnsi="Source Code Pro" w:cs="Times New Roman"/>
+          <w:color w:val="CCCCCC"/>
+          <w:kern w:val="0"/>
+          <w:sz w:val="21"/>
+          <w:szCs w:val="21"/>
+          <w14:ligatures w14:val="none"/>
+        </w:rPr>
+      </w:pPr>
+      <w:r>
+        <w:rPr>
+          <w:rFonts w:ascii="Source Code Pro" w:eastAsia="Times New Roman" w:hAnsi="Source Code Pro" w:cs="Times New Roman"/>
+          <w:color w:val="9CDCFE"/>
+          <w:kern w:val="0"/>
+          <w:sz w:val="21"/>
+          <w:szCs w:val="21"/>
+          <w14:ligatures w14:val="none"/>
+        </w:rPr>
+        <w:t>line-length</w:t>
+      </w:r>
+      <w:r>
+        <w:rPr>
+          <w:rFonts w:ascii="Source Code Pro" w:eastAsia="Times New Roman" w:hAnsi="Source Code Pro" w:cs="Times New Roman"/>
+          <w:color w:val="CCCCCC"/>
+          <w:kern w:val="0"/>
+          <w:sz w:val="21"/>
+          <w:szCs w:val="21"/>
+          <w14:ligatures w14:val="none"/>
+        </w:rPr>
+        <w:t xml:space="preserve"> = </w:t>
+      </w:r>
+      <w:r>
+        <w:rPr>
+          <w:rFonts w:ascii="Source Code Pro" w:eastAsia="Times New Roman" w:hAnsi="Source Code Pro" w:cs="Times New Roman"/>
+          <w:color w:val="B5CEA8"/>
+          <w:kern w:val="0"/>
+          <w:sz w:val="21"/>
+          <w:szCs w:val="21"/>
+          <w14:ligatures w14:val="none"/>
+        </w:rPr>
+        <w:t>88</w:t>
+      </w:r>
+      <w:r>
+        <w:rPr>
+          <w:rFonts w:ascii="Source Code Pro" w:eastAsia="Times New Roman" w:hAnsi="Source Code Pro" w:cs="Times New Roman"/>
+          <w:color w:val="CCCCCC"/>
+          <w:kern w:val="0"/>
+          <w:sz w:val="21"/>
+          <w:szCs w:val="21"/>
+          <w14:ligatures w14:val="none"/>
+        </w:rPr>
+        <w:t xml:space="preserve"> </w:t>
+      </w:r>
+      <w:r>
+        <w:rPr>
+          <w:rFonts w:ascii="Source Code Pro" w:eastAsia="Times New Roman" w:hAnsi="Source Code Pro" w:cs="Times New Roman"/>
+          <w:color w:val="6A9955"/>
+          <w:kern w:val="0"/>
+          <w:sz w:val="21"/>
+          <w:szCs w:val="21"/>
+          <w14:ligatures w14:val="none"/>
+        </w:rPr>
+        <w:t># The default standard for Ruff and Black</w:t>
+      </w:r>
+    </w:p>
+    <w:p>
+      <w:pPr>
+        <w:shd w:val="clear" w:color="auto" w:fill="1F1F1F"/>
+        <w:spacing w:after="0" w:line="315" w:lineRule="atLeast"/>
+        <w:rPr>
+          <w:rFonts w:ascii="Source Code Pro" w:eastAsia="Times New Roman" w:hAnsi="Source Code Pro" w:cs="Times New Roman"/>
+          <w:color w:val="CCCCCC"/>
+          <w:kern w:val="0"/>
+          <w:sz w:val="21"/>
+          <w:szCs w:val="21"/>
+          <w14:ligatures w14:val="none"/>
+        </w:rPr>
+      </w:pPr>
+    </w:p>
+    <w:p>
+      <w:pPr>
+        <w:shd w:val="clear" w:color="auto" w:fill="1F1F1F"/>
+        <w:spacing w:after="0" w:line="315" w:lineRule="atLeast"/>
+        <w:rPr>
+          <w:rFonts w:ascii="Source Code Pro" w:eastAsia="Times New Roman" w:hAnsi="Source Code Pro" w:cs="Times New Roman"/>
+          <w:color w:val="CCCCCC"/>
+          <w:kern w:val="0"/>
+          <w:sz w:val="21"/>
+          <w:szCs w:val="21"/>
+          <w14:ligatures w14:val="none"/>
+        </w:rPr>
+      </w:pPr>
+      <w:r>
+        <w:rPr>
+          <w:rFonts w:ascii="Source Code Pro" w:eastAsia="Times New Roman" w:hAnsi="Source Code Pro" w:cs="Times New Roman"/>
+          <w:color w:val="CCCCCC"/>
+          <w:kern w:val="0"/>
+          <w:sz w:val="21"/>
+          <w:szCs w:val="21"/>
+          <w14:ligatures w14:val="none"/>
+        </w:rPr>
+        <w:t>[</w:t>
       </w:r>
       <w:proofErr w:type="spellStart"/>
       <w:proofErr w:type="gramStart"/>
       <w:r>
         <w:rPr>
           <w:rFonts w:ascii="Source Code Pro" w:eastAsia="Times New Roman" w:hAnsi="Source Code Pro" w:cs="Times New Roman"/>
-          <w:color w:val="CE9178"/>
-          <w:kern w:val="0"/>
-          <w:sz w:val="21"/>
-          <w:szCs w:val="21"/>
-          <w14:ligatures w14:val="none"/>
-        </w:rPr>
-        <w:t>tamasfe.even</w:t>
-      </w:r>
-      <w:proofErr w:type="spellEnd"/>
-      <w:proofErr w:type="gramEnd"/>
-      <w:r>
-        <w:rPr>
-          <w:rFonts w:ascii="Source Code Pro" w:eastAsia="Times New Roman" w:hAnsi="Source Code Pro" w:cs="Times New Roman"/>
-          <w:color w:val="CE9178"/>
-          <w:kern w:val="0"/>
-          <w:sz w:val="21"/>
-          <w:szCs w:val="21"/>
-          <w14:ligatures w14:val="none"/>
-        </w:rPr>
-        <w:t>-better-</w:t>
-      </w:r>
-      <w:proofErr w:type="spellStart"/>
-      <w:r>
-        <w:rPr>
-          <w:rFonts w:ascii="Source Code Pro" w:eastAsia="Times New Roman" w:hAnsi="Source Code Pro" w:cs="Times New Roman"/>
-          <w:color w:val="CE9178"/>
-          <w:kern w:val="0"/>
-          <w:sz w:val="21"/>
-          <w:szCs w:val="21"/>
-          <w14:ligatures w14:val="none"/>
-        </w:rPr>
-        <w:t>toml</w:t>
-      </w:r>
-      <w:proofErr w:type="spellEnd"/>
-      <w:r>
-        <w:rPr>
-          <w:rFonts w:ascii="Source Code Pro" w:eastAsia="Times New Roman" w:hAnsi="Source Code Pro" w:cs="Times New Roman"/>
-          <w:color w:val="CE9178"/>
-          <w:kern w:val="0"/>
-          <w:sz w:val="21"/>
-          <w:szCs w:val="21"/>
-          <w14:ligatures w14:val="none"/>
-        </w:rPr>
-        <w:t>"</w:t>
-      </w:r>
-      <w:r>
-        <w:rPr>
-          <w:rFonts w:ascii="Source Code Pro" w:eastAsia="Times New Roman" w:hAnsi="Source Code Pro" w:cs="Times New Roman"/>
-          <w:color w:val="CCCCCC"/>
-          <w:kern w:val="0"/>
-          <w:sz w:val="21"/>
-          <w:szCs w:val="21"/>
-          <w14:ligatures w14:val="none"/>
-        </w:rPr>
-        <w:t>,</w:t>
-      </w:r>
-    </w:p>
-    <w:p>
-      <w:pPr>
-        <w:shd w:val="clear" w:color="auto" w:fill="1F1F1F"/>
-        <w:spacing w:after="0" w:line="315" w:lineRule="atLeast"/>
-        <w:rPr>
-          <w:rFonts w:ascii="Source Code Pro" w:eastAsia="Times New Roman" w:hAnsi="Source Code Pro" w:cs="Times New Roman"/>
-          <w:color w:val="CCCCCC"/>
-          <w:kern w:val="0"/>
-          <w:sz w:val="21"/>
-          <w:szCs w:val="21"/>
-          <w14:ligatures w14:val="none"/>
-        </w:rPr>
-      </w:pPr>
-      <w:r>
-        <w:rPr>
-          <w:rFonts w:ascii="Source Code Pro" w:eastAsia="Times New Roman" w:hAnsi="Source Code Pro" w:cs="Times New Roman"/>
-          <w:color w:val="CCCCCC"/>
-          <w:kern w:val="0"/>
-          <w:sz w:val="21"/>
-          <w:szCs w:val="21"/>
-          <w14:ligatures w14:val="none"/>
-        </w:rPr>
-        <w:t xml:space="preserve">  },</w:t>
-      </w:r>
-    </w:p>
-    <w:p>
-      <w:pPr>
-        <w:shd w:val="clear" w:color="auto" w:fill="1F1F1F"/>
-        <w:spacing w:after="0" w:line="315" w:lineRule="atLeast"/>
-        <w:rPr>
-          <w:rFonts w:ascii="Source Code Pro" w:eastAsia="Times New Roman" w:hAnsi="Source Code Pro" w:cs="Times New Roman"/>
-          <w:color w:val="CCCCCC"/>
-          <w:kern w:val="0"/>
-          <w:sz w:val="21"/>
-          <w:szCs w:val="21"/>
-          <w14:ligatures w14:val="none"/>
-        </w:rPr>
-      </w:pPr>
-    </w:p>
-    <w:p>
-      <w:pPr>
-        <w:shd w:val="clear" w:color="auto" w:fill="1F1F1F"/>
-        <w:spacing w:after="0" w:line="315" w:lineRule="atLeast"/>
-        <w:rPr>
-          <w:rFonts w:ascii="Source Code Pro" w:eastAsia="Times New Roman" w:hAnsi="Source Code Pro" w:cs="Times New Roman"/>
-          <w:color w:val="CCCCCC"/>
-          <w:kern w:val="0"/>
-          <w:sz w:val="21"/>
-          <w:szCs w:val="21"/>
-          <w14:ligatures w14:val="none"/>
-        </w:rPr>
-      </w:pPr>
-      <w:r>
-        <w:rPr>
-          <w:rFonts w:ascii="Source Code Pro" w:eastAsia="Times New Roman" w:hAnsi="Source Code Pro" w:cs="Times New Roman"/>
-          <w:color w:val="CCCCCC"/>
-          <w:kern w:val="0"/>
-          <w:sz w:val="21"/>
-          <w:szCs w:val="21"/>
-          <w14:ligatures w14:val="none"/>
-        </w:rPr>
-        <w:t xml:space="preserve">  </w:t>
-      </w:r>
-      <w:r>
-        <w:rPr>
-          <w:rFonts w:ascii="Source Code Pro" w:eastAsia="Times New Roman" w:hAnsi="Source Code Pro" w:cs="Times New Roman"/>
-          <w:color w:val="6A9955"/>
-          <w:kern w:val="0"/>
-          <w:sz w:val="21"/>
-          <w:szCs w:val="21"/>
-          <w14:ligatures w14:val="none"/>
-        </w:rPr>
-        <w:t>// --- 6. AI &amp; TERMINAL ---</w:t>
-      </w:r>
-    </w:p>
-    <w:p>
-      <w:pPr>
-        <w:shd w:val="clear" w:color="auto" w:fill="1F1F1F"/>
-        <w:spacing w:after="0" w:line="315" w:lineRule="atLeast"/>
-        <w:rPr>
-          <w:rFonts w:ascii="Source Code Pro" w:eastAsia="Times New Roman" w:hAnsi="Source Code Pro" w:cs="Times New Roman"/>
-          <w:color w:val="CCCCCC"/>
-          <w:kern w:val="0"/>
-          <w:sz w:val="21"/>
-          <w:szCs w:val="21"/>
-          <w14:ligatures w14:val="none"/>
-        </w:rPr>
-      </w:pPr>
-      <w:r>
-        <w:rPr>
-          <w:rFonts w:ascii="Source Code Pro" w:eastAsia="Times New Roman" w:hAnsi="Source Code Pro" w:cs="Times New Roman"/>
-          <w:color w:val="CCCCCC"/>
-          <w:kern w:val="0"/>
-          <w:sz w:val="21"/>
-          <w:szCs w:val="21"/>
-          <w14:ligatures w14:val="none"/>
-        </w:rPr>
-        <w:t xml:space="preserve">  </w:t>
-      </w:r>
-      <w:r>
-        <w:rPr>
-          <w:rFonts w:ascii="Source Code Pro" w:eastAsia="Times New Roman" w:hAnsi="Source Code Pro" w:cs="Times New Roman"/>
-          <w:color w:val="9CDCFE"/>
-          <w:kern w:val="0"/>
-          <w:sz w:val="21"/>
-          <w:szCs w:val="21"/>
-          <w14:ligatures w14:val="none"/>
-        </w:rPr>
-        <w:t>"</w:t>
-      </w:r>
-      <w:proofErr w:type="spellStart"/>
-      <w:proofErr w:type="gramStart"/>
-      <w:r>
-        <w:rPr>
-          <w:rFonts w:ascii="Source Code Pro" w:eastAsia="Times New Roman" w:hAnsi="Source Code Pro" w:cs="Times New Roman"/>
-          <w:color w:val="9CDCFE"/>
-          <w:kern w:val="0"/>
-          <w:sz w:val="21"/>
-          <w:szCs w:val="21"/>
-          <w14:ligatures w14:val="none"/>
-        </w:rPr>
-        <w:t>github.copilot</w:t>
-      </w:r>
-      <w:proofErr w:type="gramEnd"/>
-      <w:r>
-        <w:rPr>
-          <w:rFonts w:ascii="Source Code Pro" w:eastAsia="Times New Roman" w:hAnsi="Source Code Pro" w:cs="Times New Roman"/>
-          <w:color w:val="9CDCFE"/>
-          <w:kern w:val="0"/>
-          <w:sz w:val="21"/>
-          <w:szCs w:val="21"/>
-          <w14:ligatures w14:val="none"/>
-        </w:rPr>
-        <w:t>.enable</w:t>
-      </w:r>
-      <w:proofErr w:type="spellEnd"/>
-      <w:r>
-        <w:rPr>
-          <w:rFonts w:ascii="Source Code Pro" w:eastAsia="Times New Roman" w:hAnsi="Source Code Pro" w:cs="Times New Roman"/>
-          <w:color w:val="9CDCFE"/>
-          <w:kern w:val="0"/>
-          <w:sz w:val="21"/>
-          <w:szCs w:val="21"/>
-          <w14:ligatures w14:val="none"/>
-        </w:rPr>
-        <w:t>"</w:t>
-      </w:r>
-      <w:r>
-        <w:rPr>
-          <w:rFonts w:ascii="Source Code Pro" w:eastAsia="Times New Roman" w:hAnsi="Source Code Pro" w:cs="Times New Roman"/>
-          <w:color w:val="CCCCCC"/>
-          <w:kern w:val="0"/>
-          <w:sz w:val="21"/>
-          <w:szCs w:val="21"/>
-          <w14:ligatures w14:val="none"/>
-        </w:rPr>
-        <w:t xml:space="preserve">: </w:t>
-      </w:r>
-      <w:proofErr w:type="gramStart"/>
-      <w:r>
-        <w:rPr>
-          <w:rFonts w:ascii="Source Code Pro" w:eastAsia="Times New Roman" w:hAnsi="Source Code Pro" w:cs="Times New Roman"/>
-          <w:color w:val="CCCCCC"/>
-          <w:kern w:val="0"/>
-          <w:sz w:val="21"/>
-          <w:szCs w:val="21"/>
-          <w14:ligatures w14:val="none"/>
-        </w:rPr>
-        <w:t xml:space="preserve">{ </w:t>
-      </w:r>
-      <w:r>
-        <w:rPr>
-          <w:rFonts w:ascii="Source Code Pro" w:eastAsia="Times New Roman" w:hAnsi="Source Code Pro" w:cs="Times New Roman"/>
-          <w:color w:val="9CDCFE"/>
-          <w:kern w:val="0"/>
-          <w:sz w:val="21"/>
-          <w:szCs w:val="21"/>
-          <w14:ligatures w14:val="none"/>
-        </w:rPr>
-        <w:t>"</w:t>
-      </w:r>
-      <w:proofErr w:type="gramEnd"/>
-      <w:r>
-        <w:rPr>
-          <w:rFonts w:ascii="Source Code Pro" w:eastAsia="Times New Roman" w:hAnsi="Source Code Pro" w:cs="Times New Roman"/>
-          <w:color w:val="9CDCFE"/>
-          <w:kern w:val="0"/>
-          <w:sz w:val="21"/>
-          <w:szCs w:val="21"/>
-          <w14:ligatures w14:val="none"/>
-        </w:rPr>
-        <w:t>*"</w:t>
-      </w:r>
-      <w:r>
-        <w:rPr>
-          <w:rFonts w:ascii="Source Code Pro" w:eastAsia="Times New Roman" w:hAnsi="Source Code Pro" w:cs="Times New Roman"/>
-          <w:color w:val="CCCCCC"/>
-          <w:kern w:val="0"/>
-          <w:sz w:val="21"/>
-          <w:szCs w:val="21"/>
-          <w14:ligatures w14:val="none"/>
-        </w:rPr>
-        <w:t xml:space="preserve">: </w:t>
-      </w:r>
-      <w:r>
-        <w:rPr>
-          <w:rFonts w:ascii="Source Code Pro" w:eastAsia="Times New Roman" w:hAnsi="Source Code Pro" w:cs="Times New Roman"/>
-          <w:color w:val="569CD6"/>
-          <w:kern w:val="0"/>
-          <w:sz w:val="21"/>
-          <w:szCs w:val="21"/>
-          <w14:ligatures w14:val="none"/>
-        </w:rPr>
-        <w:t>true</w:t>
-      </w:r>
-      <w:r>
-        <w:rPr>
-          <w:rFonts w:ascii="Source Code Pro" w:eastAsia="Times New Roman" w:hAnsi="Source Code Pro" w:cs="Times New Roman"/>
-          <w:color w:val="CCCCCC"/>
-          <w:kern w:val="0"/>
-          <w:sz w:val="21"/>
-          <w:szCs w:val="21"/>
-          <w14:ligatures w14:val="none"/>
-        </w:rPr>
-        <w:t xml:space="preserve">, </w:t>
-      </w:r>
-      <w:r>
-        <w:rPr>
-          <w:rFonts w:ascii="Source Code Pro" w:eastAsia="Times New Roman" w:hAnsi="Source Code Pro" w:cs="Times New Roman"/>
-          <w:color w:val="9CDCFE"/>
-          <w:kern w:val="0"/>
-          <w:sz w:val="21"/>
-          <w:szCs w:val="21"/>
-          <w14:ligatures w14:val="none"/>
-        </w:rPr>
-        <w:t>"plaintext"</w:t>
-      </w:r>
-      <w:r>
-        <w:rPr>
-          <w:rFonts w:ascii="Source Code Pro" w:eastAsia="Times New Roman" w:hAnsi="Source Code Pro" w:cs="Times New Roman"/>
-          <w:color w:val="CCCCCC"/>
-          <w:kern w:val="0"/>
-          <w:sz w:val="21"/>
-          <w:szCs w:val="21"/>
-          <w14:ligatures w14:val="none"/>
-        </w:rPr>
-        <w:t xml:space="preserve">: </w:t>
-      </w:r>
-      <w:proofErr w:type="gramStart"/>
-      <w:r>
-        <w:rPr>
-          <w:rFonts w:ascii="Source Code Pro" w:eastAsia="Times New Roman" w:hAnsi="Source Code Pro" w:cs="Times New Roman"/>
-          <w:color w:val="569CD6"/>
-          <w:kern w:val="0"/>
-          <w:sz w:val="21"/>
-          <w:szCs w:val="21"/>
-          <w14:ligatures w14:val="none"/>
-        </w:rPr>
-        <w:t>false</w:t>
-      </w:r>
-      <w:r>
-        <w:rPr>
-          <w:rFonts w:ascii="Source Code Pro" w:eastAsia="Times New Roman" w:hAnsi="Source Code Pro" w:cs="Times New Roman"/>
-          <w:color w:val="CCCCCC"/>
-          <w:kern w:val="0"/>
-          <w:sz w:val="21"/>
-          <w:szCs w:val="21"/>
-          <w14:ligatures w14:val="none"/>
-        </w:rPr>
-        <w:t xml:space="preserve"> }</w:t>
-      </w:r>
-      <w:proofErr w:type="gramEnd"/>
-      <w:r>
-        <w:rPr>
-          <w:rFonts w:ascii="Source Code Pro" w:eastAsia="Times New Roman" w:hAnsi="Source Code Pro" w:cs="Times New Roman"/>
-          <w:color w:val="CCCCCC"/>
-          <w:kern w:val="0"/>
-          <w:sz w:val="21"/>
-          <w:szCs w:val="21"/>
-          <w14:ligatures w14:val="none"/>
-        </w:rPr>
-        <w:t>,</w:t>
-      </w:r>
-    </w:p>
-    <w:p>
-      <w:pPr>
-        <w:shd w:val="clear" w:color="auto" w:fill="1F1F1F"/>
-        <w:spacing w:after="0" w:line="315" w:lineRule="atLeast"/>
-        <w:rPr>
-          <w:rFonts w:ascii="Source Code Pro" w:eastAsia="Times New Roman" w:hAnsi="Source Code Pro" w:cs="Times New Roman"/>
-          <w:color w:val="CCCCCC"/>
-          <w:kern w:val="0"/>
-          <w:sz w:val="21"/>
-          <w:szCs w:val="21"/>
-          <w14:ligatures w14:val="none"/>
-        </w:rPr>
-      </w:pPr>
-      <w:r>
-        <w:rPr>
-          <w:rFonts w:ascii="Source Code Pro" w:eastAsia="Times New Roman" w:hAnsi="Source Code Pro" w:cs="Times New Roman"/>
-          <w:color w:val="CCCCCC"/>
-          <w:kern w:val="0"/>
-          <w:sz w:val="21"/>
-          <w:szCs w:val="21"/>
-          <w14:ligatures w14:val="none"/>
-        </w:rPr>
-        <w:t xml:space="preserve">  </w:t>
-      </w:r>
-      <w:r>
-        <w:rPr>
-          <w:rFonts w:ascii="Source Code Pro" w:eastAsia="Times New Roman" w:hAnsi="Source Code Pro" w:cs="Times New Roman"/>
-          <w:color w:val="9CDCFE"/>
-          <w:kern w:val="0"/>
-          <w:sz w:val="21"/>
-          <w:szCs w:val="21"/>
-          <w14:ligatures w14:val="none"/>
-        </w:rPr>
-        <w:t>"</w:t>
-      </w:r>
-      <w:proofErr w:type="spellStart"/>
-      <w:proofErr w:type="gramStart"/>
-      <w:r>
-        <w:rPr>
-          <w:rFonts w:ascii="Source Code Pro" w:eastAsia="Times New Roman" w:hAnsi="Source Code Pro" w:cs="Times New Roman"/>
-          <w:color w:val="9CDCFE"/>
-          <w:kern w:val="0"/>
-          <w:sz w:val="21"/>
-          <w:szCs w:val="21"/>
-          <w14:ligatures w14:val="none"/>
-        </w:rPr>
-        <w:t>terminal.integrated</w:t>
-      </w:r>
-      <w:proofErr w:type="gramEnd"/>
-      <w:r>
-        <w:rPr>
-          <w:rFonts w:ascii="Source Code Pro" w:eastAsia="Times New Roman" w:hAnsi="Source Code Pro" w:cs="Times New Roman"/>
-          <w:color w:val="9CDCFE"/>
-          <w:kern w:val="0"/>
-          <w:sz w:val="21"/>
-          <w:szCs w:val="21"/>
-          <w14:ligatures w14:val="none"/>
-        </w:rPr>
-        <w:t>.fontWeight</w:t>
-      </w:r>
-      <w:proofErr w:type="spellEnd"/>
-      <w:r>
-        <w:rPr>
-          <w:rFonts w:ascii="Source Code Pro" w:eastAsia="Times New Roman" w:hAnsi="Source Code Pro" w:cs="Times New Roman"/>
-          <w:color w:val="9CDCFE"/>
-          <w:kern w:val="0"/>
-          <w:sz w:val="21"/>
-          <w:szCs w:val="21"/>
-          <w14:ligatures w14:val="none"/>
-        </w:rPr>
-        <w:t>"</w:t>
-      </w:r>
-      <w:r>
-        <w:rPr>
-          <w:rFonts w:ascii="Source Code Pro" w:eastAsia="Times New Roman" w:hAnsi="Source Code Pro" w:cs="Times New Roman"/>
-          <w:color w:val="CCCCCC"/>
-          <w:kern w:val="0"/>
-          <w:sz w:val="21"/>
-          <w:szCs w:val="21"/>
-          <w14:ligatures w14:val="none"/>
-        </w:rPr>
-        <w:t xml:space="preserve">: </w:t>
-      </w:r>
-      <w:r>
-        <w:rPr>
-          <w:rFonts w:ascii="Source Code Pro" w:eastAsia="Times New Roman" w:hAnsi="Source Code Pro" w:cs="Times New Roman"/>
-          <w:color w:val="CE9178"/>
-          <w:kern w:val="0"/>
-          <w:sz w:val="21"/>
-          <w:szCs w:val="21"/>
-          <w14:ligatures w14:val="none"/>
-        </w:rPr>
-        <w:t>"700"</w:t>
-      </w:r>
-      <w:r>
-        <w:rPr>
-          <w:rFonts w:ascii="Source Code Pro" w:eastAsia="Times New Roman" w:hAnsi="Source Code Pro" w:cs="Times New Roman"/>
-          <w:color w:val="CCCCCC"/>
-          <w:kern w:val="0"/>
-          <w:sz w:val="21"/>
-          <w:szCs w:val="21"/>
-          <w14:ligatures w14:val="none"/>
-        </w:rPr>
-        <w:t>,</w:t>
-      </w:r>
-    </w:p>
-    <w:p>
-      <w:pPr>
-        <w:shd w:val="clear" w:color="auto" w:fill="1F1F1F"/>
-        <w:spacing w:after="0" w:line="315" w:lineRule="atLeast"/>
-        <w:rPr>
-          <w:rFonts w:ascii="Source Code Pro" w:eastAsia="Times New Roman" w:hAnsi="Source Code Pro" w:cs="Times New Roman"/>
-          <w:color w:val="CCCCCC"/>
-          <w:kern w:val="0"/>
-          <w:sz w:val="21"/>
-          <w:szCs w:val="21"/>
-          <w14:ligatures w14:val="none"/>
-        </w:rPr>
-      </w:pPr>
-      <w:r>
-        <w:rPr>
-          <w:rFonts w:ascii="Source Code Pro" w:eastAsia="Times New Roman" w:hAnsi="Source Code Pro" w:cs="Times New Roman"/>
-          <w:color w:val="CCCCCC"/>
-          <w:kern w:val="0"/>
-          <w:sz w:val="21"/>
-          <w:szCs w:val="21"/>
-          <w14:ligatures w14:val="none"/>
-        </w:rPr>
-        <w:t xml:space="preserve">  </w:t>
-      </w:r>
-      <w:r>
-        <w:rPr>
-          <w:rFonts w:ascii="Source Code Pro" w:eastAsia="Times New Roman" w:hAnsi="Source Code Pro" w:cs="Times New Roman"/>
-          <w:color w:val="9CDCFE"/>
-          <w:kern w:val="0"/>
-          <w:sz w:val="21"/>
-          <w:szCs w:val="21"/>
-          <w14:ligatures w14:val="none"/>
-        </w:rPr>
-        <w:t>"</w:t>
-      </w:r>
-      <w:proofErr w:type="spellStart"/>
-      <w:proofErr w:type="gramStart"/>
-      <w:r>
-        <w:rPr>
-          <w:rFonts w:ascii="Source Code Pro" w:eastAsia="Times New Roman" w:hAnsi="Source Code Pro" w:cs="Times New Roman"/>
-          <w:color w:val="9CDCFE"/>
-          <w:kern w:val="0"/>
-          <w:sz w:val="21"/>
-          <w:szCs w:val="21"/>
-          <w14:ligatures w14:val="none"/>
-        </w:rPr>
-        <w:t>terminal.integrated</w:t>
-      </w:r>
-      <w:proofErr w:type="gramEnd"/>
-      <w:r>
-        <w:rPr>
-          <w:rFonts w:ascii="Source Code Pro" w:eastAsia="Times New Roman" w:hAnsi="Source Code Pro" w:cs="Times New Roman"/>
-          <w:color w:val="9CDCFE"/>
-          <w:kern w:val="0"/>
-          <w:sz w:val="21"/>
-          <w:szCs w:val="21"/>
-          <w14:ligatures w14:val="none"/>
-        </w:rPr>
-        <w:t>.fontFamily</w:t>
-      </w:r>
-      <w:proofErr w:type="spellEnd"/>
-      <w:r>
-        <w:rPr>
-          <w:rFonts w:ascii="Source Code Pro" w:eastAsia="Times New Roman" w:hAnsi="Source Code Pro" w:cs="Times New Roman"/>
-          <w:color w:val="9CDCFE"/>
-          <w:kern w:val="0"/>
-          <w:sz w:val="21"/>
-          <w:szCs w:val="21"/>
-          <w14:ligatures w14:val="none"/>
-        </w:rPr>
-        <w:t>"</w:t>
-      </w:r>
-      <w:r>
-        <w:rPr>
-          <w:rFonts w:ascii="Source Code Pro" w:eastAsia="Times New Roman" w:hAnsi="Source Code Pro" w:cs="Times New Roman"/>
-          <w:color w:val="CCCCCC"/>
-          <w:kern w:val="0"/>
-          <w:sz w:val="21"/>
-          <w:szCs w:val="21"/>
-          <w14:ligatures w14:val="none"/>
-        </w:rPr>
-        <w:t xml:space="preserve">: </w:t>
-      </w:r>
-      <w:r>
-        <w:rPr>
-          <w:rFonts w:ascii="Source Code Pro" w:eastAsia="Times New Roman" w:hAnsi="Source Code Pro" w:cs="Times New Roman"/>
-          <w:color w:val="CE9178"/>
-          <w:kern w:val="0"/>
-          <w:sz w:val="21"/>
-          <w:szCs w:val="21"/>
-          <w14:ligatures w14:val="none"/>
-        </w:rPr>
-        <w:t>"Source Code Pro"</w:t>
-      </w:r>
-      <w:r>
-        <w:rPr>
-          <w:rFonts w:ascii="Source Code Pro" w:eastAsia="Times New Roman" w:hAnsi="Source Code Pro" w:cs="Times New Roman"/>
-          <w:color w:val="CCCCCC"/>
-          <w:kern w:val="0"/>
-          <w:sz w:val="21"/>
-          <w:szCs w:val="21"/>
-          <w14:ligatures w14:val="none"/>
-        </w:rPr>
-        <w:t>,</w:t>
-      </w:r>
-    </w:p>
-    <w:p>
-      <w:pPr>
-        <w:shd w:val="clear" w:color="auto" w:fill="1F1F1F"/>
-        <w:spacing w:after="0" w:line="315" w:lineRule="atLeast"/>
-        <w:rPr>
-          <w:rFonts w:ascii="Source Code Pro" w:eastAsia="Times New Roman" w:hAnsi="Source Code Pro" w:cs="Times New Roman"/>
-          <w:color w:val="CCCCCC"/>
-          <w:kern w:val="0"/>
-          <w:sz w:val="21"/>
-          <w:szCs w:val="21"/>
-          <w14:ligatures w14:val="none"/>
-        </w:rPr>
-      </w:pPr>
-      <w:r>
-        <w:rPr>
-          <w:rFonts w:ascii="Source Code Pro" w:eastAsia="Times New Roman" w:hAnsi="Source Code Pro" w:cs="Times New Roman"/>
-          <w:color w:val="CCCCCC"/>
-          <w:kern w:val="0"/>
-          <w:sz w:val="21"/>
-          <w:szCs w:val="21"/>
-          <w14:ligatures w14:val="none"/>
-        </w:rPr>
-        <w:t xml:space="preserve">  </w:t>
-      </w:r>
-      <w:r>
-        <w:rPr>
-          <w:rFonts w:ascii="Source Code Pro" w:eastAsia="Times New Roman" w:hAnsi="Source Code Pro" w:cs="Times New Roman"/>
-          <w:color w:val="9CDCFE"/>
-          <w:kern w:val="0"/>
-          <w:sz w:val="21"/>
-          <w:szCs w:val="21"/>
-          <w14:ligatures w14:val="none"/>
-        </w:rPr>
-        <w:t>"</w:t>
-      </w:r>
-      <w:proofErr w:type="spellStart"/>
-      <w:proofErr w:type="gramStart"/>
-      <w:r>
-        <w:rPr>
-          <w:rFonts w:ascii="Source Code Pro" w:eastAsia="Times New Roman" w:hAnsi="Source Code Pro" w:cs="Times New Roman"/>
-          <w:color w:val="9CDCFE"/>
-          <w:kern w:val="0"/>
-          <w:sz w:val="21"/>
-          <w:szCs w:val="21"/>
-          <w14:ligatures w14:val="none"/>
-        </w:rPr>
-        <w:t>explorer.confirmDelete</w:t>
-      </w:r>
-      <w:proofErr w:type="spellEnd"/>
-      <w:proofErr w:type="gramEnd"/>
-      <w:r>
-        <w:rPr>
-          <w:rFonts w:ascii="Source Code Pro" w:eastAsia="Times New Roman" w:hAnsi="Source Code Pro" w:cs="Times New Roman"/>
-          <w:color w:val="9CDCFE"/>
-          <w:kern w:val="0"/>
-          <w:sz w:val="21"/>
-          <w:szCs w:val="21"/>
-          <w14:ligatures w14:val="none"/>
-        </w:rPr>
-        <w:t>"</w:t>
-      </w:r>
-      <w:r>
-        <w:rPr>
-          <w:rFonts w:ascii="Source Code Pro" w:eastAsia="Times New Roman" w:hAnsi="Source Code Pro" w:cs="Times New Roman"/>
-          <w:color w:val="CCCCCC"/>
-          <w:kern w:val="0"/>
-          <w:sz w:val="21"/>
-          <w:szCs w:val="21"/>
-          <w14:ligatures w14:val="none"/>
-        </w:rPr>
-        <w:t xml:space="preserve">: </w:t>
-      </w:r>
-      <w:r>
-        <w:rPr>
-          <w:rFonts w:ascii="Source Code Pro" w:eastAsia="Times New Roman" w:hAnsi="Source Code Pro" w:cs="Times New Roman"/>
-          <w:color w:val="569CD6"/>
-          <w:kern w:val="0"/>
-          <w:sz w:val="21"/>
-          <w:szCs w:val="21"/>
-          <w14:ligatures w14:val="none"/>
-        </w:rPr>
-        <w:t>false</w:t>
-      </w:r>
-      <w:r>
-        <w:rPr>
-          <w:rFonts w:ascii="Source Code Pro" w:eastAsia="Times New Roman" w:hAnsi="Source Code Pro" w:cs="Times New Roman"/>
-          <w:color w:val="CCCCCC"/>
-          <w:kern w:val="0"/>
-          <w:sz w:val="21"/>
-          <w:szCs w:val="21"/>
-          <w14:ligatures w14:val="none"/>
-        </w:rPr>
-        <w:t xml:space="preserve">, </w:t>
-      </w:r>
-      <w:r>
-        <w:rPr>
-          <w:rFonts w:ascii="Source Code Pro" w:eastAsia="Times New Roman" w:hAnsi="Source Code Pro" w:cs="Times New Roman"/>
-          <w:color w:val="6A9955"/>
-          <w:kern w:val="0"/>
-          <w:sz w:val="21"/>
-          <w:szCs w:val="21"/>
-          <w14:ligatures w14:val="none"/>
-        </w:rPr>
-        <w:t>// Fixed typo</w:t>
-      </w:r>
-    </w:p>
-    <w:p>
-      <w:pPr>
-        <w:shd w:val="clear" w:color="auto" w:fill="1F1F1F"/>
-        <w:spacing w:after="0" w:line="315" w:lineRule="atLeast"/>
-        <w:rPr>
-          <w:rFonts w:ascii="Source Code Pro" w:eastAsia="Times New Roman" w:hAnsi="Source Code Pro" w:cs="Times New Roman"/>
-          <w:color w:val="CCCCCC"/>
-          <w:kern w:val="0"/>
-          <w:sz w:val="21"/>
-          <w:szCs w:val="21"/>
-          <w14:ligatures w14:val="none"/>
-        </w:rPr>
-      </w:pPr>
-      <w:r>
-        <w:rPr>
-          <w:rFonts w:ascii="Source Code Pro" w:eastAsia="Times New Roman" w:hAnsi="Source Code Pro" w:cs="Times New Roman"/>
-          <w:color w:val="CCCCCC"/>
-          <w:kern w:val="0"/>
-          <w:sz w:val="21"/>
-          <w:szCs w:val="21"/>
-          <w14:ligatures w14:val="none"/>
-        </w:rPr>
-        <w:t>}</w:t>
-      </w:r>
-    </w:p>
-    <w:p>
-      <w:pPr>
-        <w:shd w:val="clear" w:color="auto" w:fill="1F1F1F"/>
-        <w:spacing w:after="0" w:line="315" w:lineRule="atLeast"/>
-        <w:rPr>
-          <w:rFonts w:ascii="Source Code Pro" w:eastAsia="Times New Roman" w:hAnsi="Source Code Pro" w:cs="Times New Roman"/>
-          <w:color w:val="CCCCCC"/>
-          <w:kern w:val="0"/>
-          <w:sz w:val="21"/>
-          <w:szCs w:val="21"/>
-          <w14:ligatures w14:val="none"/>
-        </w:rPr>
-      </w:pPr>
-    </w:p>
-    <w:p/>
-    <w:p/>
-    <w:p>
-      <w:pPr>
-        <w:pStyle w:val="Heading1"/>
-      </w:pPr>
-      <w:bookmarkStart w:id="1" w:name="_Toc224500205"/>
-      <w:r>
-        <w:t xml:space="preserve">Ruff - </w:t>
-      </w:r>
-      <w:proofErr w:type="spellStart"/>
-      <w:r>
-        <w:t>toml</w:t>
-      </w:r>
-      <w:bookmarkEnd w:id="1"/>
-      <w:proofErr w:type="spellEnd"/>
-    </w:p>
-    <w:p>
-      <w:pPr>
-        <w:shd w:val="clear" w:color="auto" w:fill="1F1F1F"/>
-        <w:spacing w:after="0" w:line="315" w:lineRule="atLeast"/>
-        <w:rPr>
-          <w:rFonts w:ascii="Source Code Pro" w:eastAsia="Times New Roman" w:hAnsi="Source Code Pro" w:cs="Times New Roman"/>
-          <w:color w:val="CCCCCC"/>
-          <w:kern w:val="0"/>
-          <w:sz w:val="21"/>
-          <w:szCs w:val="21"/>
-          <w14:ligatures w14:val="none"/>
-        </w:rPr>
-      </w:pPr>
-      <w:r>
-        <w:rPr>
-          <w:rFonts w:ascii="Source Code Pro" w:eastAsia="Times New Roman" w:hAnsi="Source Code Pro" w:cs="Times New Roman"/>
-          <w:color w:val="CCCCCC"/>
-          <w:kern w:val="0"/>
-          <w:sz w:val="21"/>
-          <w:szCs w:val="21"/>
-          <w14:ligatures w14:val="none"/>
-        </w:rPr>
-        <w:t>[</w:t>
-      </w:r>
-      <w:proofErr w:type="spellStart"/>
-      <w:proofErr w:type="gramStart"/>
-      <w:r>
-        <w:rPr>
-          <w:rFonts w:ascii="Source Code Pro" w:eastAsia="Times New Roman" w:hAnsi="Source Code Pro" w:cs="Times New Roman"/>
-          <w:color w:val="9CDCFE"/>
-          <w:kern w:val="0"/>
-          <w:sz w:val="21"/>
-          <w:szCs w:val="21"/>
-          <w14:ligatures w14:val="none"/>
-        </w:rPr>
-        <w:t>tool</w:t>
-      </w:r>
-      <w:r>
-        <w:rPr>
-          <w:rFonts w:ascii="Source Code Pro" w:eastAsia="Times New Roman" w:hAnsi="Source Code Pro" w:cs="Times New Roman"/>
-          <w:color w:val="CCCCCC"/>
-          <w:kern w:val="0"/>
-          <w:sz w:val="21"/>
-          <w:szCs w:val="21"/>
-          <w14:ligatures w14:val="none"/>
-        </w:rPr>
-        <w:t>.</w:t>
-      </w:r>
-      <w:r>
-        <w:rPr>
-          <w:rFonts w:ascii="Source Code Pro" w:eastAsia="Times New Roman" w:hAnsi="Source Code Pro" w:cs="Times New Roman"/>
-          <w:color w:val="9CDCFE"/>
-          <w:kern w:val="0"/>
-          <w:sz w:val="21"/>
-          <w:szCs w:val="21"/>
-          <w14:ligatures w14:val="none"/>
-        </w:rPr>
-        <w:t>ruff</w:t>
-      </w:r>
-      <w:proofErr w:type="spellEnd"/>
-      <w:proofErr w:type="gramEnd"/>
-      <w:r>
-        <w:rPr>
-          <w:rFonts w:ascii="Source Code Pro" w:eastAsia="Times New Roman" w:hAnsi="Source Code Pro" w:cs="Times New Roman"/>
-          <w:color w:val="CCCCCC"/>
-          <w:kern w:val="0"/>
-          <w:sz w:val="21"/>
-          <w:szCs w:val="21"/>
-          <w14:ligatures w14:val="none"/>
-        </w:rPr>
-        <w:t>]</w:t>
-      </w:r>
-    </w:p>
-    <w:p>
-      <w:pPr>
-        <w:shd w:val="clear" w:color="auto" w:fill="1F1F1F"/>
-        <w:spacing w:after="0" w:line="315" w:lineRule="atLeast"/>
-        <w:rPr>
-          <w:rFonts w:ascii="Source Code Pro" w:eastAsia="Times New Roman" w:hAnsi="Source Code Pro" w:cs="Times New Roman"/>
-          <w:color w:val="CCCCCC"/>
-          <w:kern w:val="0"/>
-          <w:sz w:val="21"/>
-          <w:szCs w:val="21"/>
-          <w14:ligatures w14:val="none"/>
-        </w:rPr>
-      </w:pPr>
-      <w:r>
-        <w:rPr>
-          <w:rFonts w:ascii="Source Code Pro" w:eastAsia="Times New Roman" w:hAnsi="Source Code Pro" w:cs="Times New Roman"/>
-          <w:color w:val="9CDCFE"/>
-          <w:kern w:val="0"/>
-          <w:sz w:val="21"/>
-          <w:szCs w:val="21"/>
-          <w14:ligatures w14:val="none"/>
-        </w:rPr>
-        <w:t>line-length</w:t>
-      </w:r>
-      <w:r>
-        <w:rPr>
-          <w:rFonts w:ascii="Source Code Pro" w:eastAsia="Times New Roman" w:hAnsi="Source Code Pro" w:cs="Times New Roman"/>
-          <w:color w:val="CCCCCC"/>
-          <w:kern w:val="0"/>
-          <w:sz w:val="21"/>
-          <w:szCs w:val="21"/>
-          <w14:ligatures w14:val="none"/>
-        </w:rPr>
-        <w:t xml:space="preserve"> = </w:t>
-      </w:r>
-      <w:r>
-        <w:rPr>
-          <w:rFonts w:ascii="Source Code Pro" w:eastAsia="Times New Roman" w:hAnsi="Source Code Pro" w:cs="Times New Roman"/>
-          <w:color w:val="B5CEA8"/>
-          <w:kern w:val="0"/>
-          <w:sz w:val="21"/>
-          <w:szCs w:val="21"/>
-          <w14:ligatures w14:val="none"/>
-        </w:rPr>
-        <w:t>88</w:t>
-      </w:r>
-      <w:r>
-        <w:rPr>
-          <w:rFonts w:ascii="Source Code Pro" w:eastAsia="Times New Roman" w:hAnsi="Source Code Pro" w:cs="Times New Roman"/>
-          <w:color w:val="CCCCCC"/>
-          <w:kern w:val="0"/>
-          <w:sz w:val="21"/>
-          <w:szCs w:val="21"/>
-          <w14:ligatures w14:val="none"/>
-        </w:rPr>
-        <w:t xml:space="preserve"> </w:t>
-      </w:r>
-      <w:r>
-        <w:rPr>
-          <w:rFonts w:ascii="Source Code Pro" w:eastAsia="Times New Roman" w:hAnsi="Source Code Pro" w:cs="Times New Roman"/>
-          <w:color w:val="6A9955"/>
-          <w:kern w:val="0"/>
-          <w:sz w:val="21"/>
-          <w:szCs w:val="21"/>
-          <w14:ligatures w14:val="none"/>
-        </w:rPr>
-        <w:t># The default standard for Ruff and Black</w:t>
-      </w:r>
-    </w:p>
-    <w:p>
-      <w:pPr>
-        <w:shd w:val="clear" w:color="auto" w:fill="1F1F1F"/>
-        <w:spacing w:after="0" w:line="315" w:lineRule="atLeast"/>
-        <w:rPr>
-          <w:rFonts w:ascii="Source Code Pro" w:eastAsia="Times New Roman" w:hAnsi="Source Code Pro" w:cs="Times New Roman"/>
-          <w:color w:val="CCCCCC"/>
-          <w:kern w:val="0"/>
-          <w:sz w:val="21"/>
-          <w:szCs w:val="21"/>
-          <w14:ligatures w14:val="none"/>
-        </w:rPr>
-      </w:pPr>
-    </w:p>
-    <w:p>
-      <w:pPr>
-        <w:shd w:val="clear" w:color="auto" w:fill="1F1F1F"/>
-        <w:spacing w:after="0" w:line="315" w:lineRule="atLeast"/>
-        <w:rPr>
-          <w:rFonts w:ascii="Source Code Pro" w:eastAsia="Times New Roman" w:hAnsi="Source Code Pro" w:cs="Times New Roman"/>
-          <w:color w:val="CCCCCC"/>
-          <w:kern w:val="0"/>
-          <w:sz w:val="21"/>
-          <w:szCs w:val="21"/>
-          <w14:ligatures w14:val="none"/>
-        </w:rPr>
-      </w:pPr>
-      <w:r>
-        <w:rPr>
-          <w:rFonts w:ascii="Source Code Pro" w:eastAsia="Times New Roman" w:hAnsi="Source Code Pro" w:cs="Times New Roman"/>
-          <w:color w:val="CCCCCC"/>
-          <w:kern w:val="0"/>
-          <w:sz w:val="21"/>
-          <w:szCs w:val="21"/>
-          <w14:ligatures w14:val="none"/>
-        </w:rPr>
-        <w:t>[</w:t>
-      </w:r>
-      <w:proofErr w:type="spellStart"/>
-      <w:proofErr w:type="gramStart"/>
-      <w:r>
-        <w:rPr>
-          <w:rFonts w:ascii="Source Code Pro" w:eastAsia="Times New Roman" w:hAnsi="Source Code Pro" w:cs="Times New Roman"/>
           <w:color w:val="9CDCFE"/>
           <w:kern w:val="0"/>
           <w:sz w:val="21"/>
@@ -9281,6 +9388,16 @@
     </w:p>
     <w:sdt>
       <w:sdtPr>
+        <w:rPr>
+          <w:rFonts w:asciiTheme="minorHAnsi" w:eastAsiaTheme="minorHAnsi" w:hAnsiTheme="minorHAnsi" w:cstheme="minorBidi"/>
+          <w:b w:val="0"/>
+          <w:bCs w:val="0"/>
+          <w:color w:val="auto"/>
+          <w:kern w:val="2"/>
+          <w:sz w:val="24"/>
+          <w:szCs w:val="24"/>
+          <w14:ligatures w14:val="standardContextual"/>
+        </w:rPr>
         <w:id w:val="142081055"/>
         <w:docPartObj>
           <w:docPartGallery w:val="Table of Contents"/>
@@ -9289,13 +9406,7 @@
       </w:sdtPr>
       <w:sdtEndPr>
         <w:rPr>
-          <w:rFonts w:asciiTheme="minorHAnsi" w:eastAsiaTheme="minorHAnsi" w:hAnsiTheme="minorHAnsi" w:cstheme="minorBidi"/>
           <w:noProof/>
-          <w:color w:val="auto"/>
-          <w:kern w:val="2"/>
-          <w:sz w:val="24"/>
-          <w:szCs w:val="24"/>
-          <w14:ligatures w14:val="standardContextual"/>
         </w:rPr>
       </w:sdtEndPr>
       <w:sdtContent>
@@ -9849,6 +9960,7 @@
     </w:p>
     <w:p>
       <w:r>
+        <w:lastRenderedPageBreak/>
         <w:t xml:space="preserve">    "A</w:t>
       </w:r>
       <w:proofErr w:type="gramStart"/>
@@ -9862,370 +9974,369 @@
     </w:p>
     <w:p>
       <w:r>
+        <w:t xml:space="preserve">    "COM</w:t>
+      </w:r>
+      <w:proofErr w:type="gramStart"/>
+      <w:r>
+        <w:t>",  #</w:t>
+      </w:r>
+      <w:proofErr w:type="gramEnd"/>
+      <w:r>
+        <w:t xml:space="preserve"> Flake8-commas – trailing/comma issues</w:t>
+      </w:r>
+    </w:p>
+    <w:p>
+      <w:r>
+        <w:t xml:space="preserve">    # "CPY</w:t>
+      </w:r>
+      <w:proofErr w:type="gramStart"/>
+      <w:r>
+        <w:t>",  #</w:t>
+      </w:r>
+      <w:proofErr w:type="gramEnd"/>
+      <w:r>
+        <w:t xml:space="preserve"> Flake8-copyright – copyright header checks</w:t>
+      </w:r>
+    </w:p>
+    <w:p>
+      <w:r>
+        <w:t xml:space="preserve">    "C4</w:t>
+      </w:r>
+      <w:proofErr w:type="gramStart"/>
+      <w:r>
+        <w:t xml:space="preserve">",   </w:t>
+      </w:r>
+      <w:proofErr w:type="gramEnd"/>
+      <w:r>
+        <w:t># Flake8-comprehensions – best practices in comprehensions</w:t>
+      </w:r>
+    </w:p>
+    <w:p>
+      <w:r>
+        <w:t xml:space="preserve">    "DTZ</w:t>
+      </w:r>
+      <w:proofErr w:type="gramStart"/>
+      <w:r>
+        <w:t>",  #</w:t>
+      </w:r>
+      <w:proofErr w:type="gramEnd"/>
+      <w:r>
+        <w:t xml:space="preserve"> Flake8-datetimez – requires </w:t>
+      </w:r>
+      <w:proofErr w:type="spellStart"/>
+      <w:r>
+        <w:t>timezone</w:t>
+      </w:r>
+      <w:proofErr w:type="spellEnd"/>
+      <w:r>
+        <w:t>-aware datetime objects</w:t>
+      </w:r>
+    </w:p>
+    <w:p>
+      <w:r>
+        <w:t xml:space="preserve">    "T10</w:t>
+      </w:r>
+      <w:proofErr w:type="gramStart"/>
+      <w:r>
+        <w:t>",  #</w:t>
+      </w:r>
+      <w:proofErr w:type="gramEnd"/>
+      <w:r>
+        <w:t xml:space="preserve"> Flake8-debugger – debugger statements (e.g. </w:t>
+      </w:r>
+      <w:proofErr w:type="spellStart"/>
+      <w:r>
+        <w:t>pdb</w:t>
+      </w:r>
+      <w:proofErr w:type="spellEnd"/>
+      <w:r>
+        <w:t>)</w:t>
+      </w:r>
+    </w:p>
+    <w:p>
+      <w:r>
+        <w:t xml:space="preserve">    "DJ</w:t>
+      </w:r>
+      <w:proofErr w:type="gramStart"/>
+      <w:r>
+        <w:t xml:space="preserve">",   </w:t>
+      </w:r>
+      <w:proofErr w:type="gramEnd"/>
+      <w:r>
+        <w:t># Flake8-django – Django-specific conventions</w:t>
+      </w:r>
+    </w:p>
+    <w:p>
+      <w:r>
+        <w:t xml:space="preserve">    "EM</w:t>
+      </w:r>
+      <w:proofErr w:type="gramStart"/>
+      <w:r>
+        <w:t xml:space="preserve">",   </w:t>
+      </w:r>
+      <w:proofErr w:type="gramEnd"/>
+      <w:r>
+        <w:t># Flake8-errmsg – error message style</w:t>
+      </w:r>
+    </w:p>
+    <w:p>
+      <w:r>
+        <w:t xml:space="preserve">    "EXE</w:t>
+      </w:r>
+      <w:proofErr w:type="gramStart"/>
+      <w:r>
+        <w:t>",  #</w:t>
+      </w:r>
+      <w:proofErr w:type="gramEnd"/>
+      <w:r>
+        <w:t xml:space="preserve"> Flake8-executable – executable file checks</w:t>
+      </w:r>
+    </w:p>
+    <w:p>
+      <w:r>
+        <w:t xml:space="preserve">    "FA</w:t>
+      </w:r>
+      <w:proofErr w:type="gramStart"/>
+      <w:r>
+        <w:t xml:space="preserve">",   </w:t>
+      </w:r>
+      <w:proofErr w:type="gramEnd"/>
+      <w:r>
+        <w:t># Flake8-future-annotations – future import for annotations</w:t>
+      </w:r>
+    </w:p>
+    <w:p>
+      <w:r>
+        <w:t xml:space="preserve">    "ISC</w:t>
+      </w:r>
+      <w:proofErr w:type="gramStart"/>
+      <w:r>
+        <w:t>",  #</w:t>
+      </w:r>
+      <w:proofErr w:type="gramEnd"/>
+      <w:r>
+        <w:t xml:space="preserve"> Flake8-implicit-str-concat – warns on implicit string concatenation</w:t>
+      </w:r>
+    </w:p>
+    <w:p>
+      <w:r>
+        <w:t xml:space="preserve">    "ICN</w:t>
+      </w:r>
+      <w:proofErr w:type="gramStart"/>
+      <w:r>
+        <w:t>",  #</w:t>
+      </w:r>
+      <w:proofErr w:type="gramEnd"/>
+      <w:r>
+        <w:t xml:space="preserve"> Flake8-import-conventions – enforces conventional import aliases</w:t>
+      </w:r>
+    </w:p>
+    <w:p>
+      <w:r>
+        <w:t xml:space="preserve">    "LOG</w:t>
+      </w:r>
+      <w:proofErr w:type="gramStart"/>
+      <w:r>
+        <w:t>",  #</w:t>
+      </w:r>
+      <w:proofErr w:type="gramEnd"/>
+      <w:r>
+        <w:t xml:space="preserve"> Flake8-logging – proper logging usage</w:t>
+      </w:r>
+    </w:p>
+    <w:p>
+      <w:r>
+        <w:t xml:space="preserve">    "G</w:t>
+      </w:r>
+      <w:proofErr w:type="gramStart"/>
+      <w:r>
+        <w:t xml:space="preserve">",   </w:t>
+      </w:r>
+      <w:proofErr w:type="gramEnd"/>
+      <w:r>
+        <w:t xml:space="preserve"> # Flake8-logging-format – logging format string issues</w:t>
+      </w:r>
+    </w:p>
+    <w:p>
+      <w:r>
+        <w:t xml:space="preserve">    "INP</w:t>
+      </w:r>
+      <w:proofErr w:type="gramStart"/>
+      <w:r>
+        <w:t>",  #</w:t>
+      </w:r>
+      <w:proofErr w:type="gramEnd"/>
+      <w:r>
+        <w:t xml:space="preserve"> Flake8-no-pep420 – requires __init__.py files (no implicit namespace packages)</w:t>
+      </w:r>
+    </w:p>
+    <w:p>
+      <w:r>
+        <w:t xml:space="preserve">    "PIE</w:t>
+      </w:r>
+      <w:proofErr w:type="gramStart"/>
+      <w:r>
+        <w:t>",  #</w:t>
+      </w:r>
+      <w:proofErr w:type="gramEnd"/>
+      <w:r>
+        <w:t xml:space="preserve"> Flake8-pie – Python improvement suggestions</w:t>
+      </w:r>
+    </w:p>
+    <w:p>
+      <w:r>
+        <w:t xml:space="preserve">    # "T20</w:t>
+      </w:r>
+      <w:proofErr w:type="gramStart"/>
+      <w:r>
+        <w:t>",  #</w:t>
+      </w:r>
+      <w:proofErr w:type="gramEnd"/>
+      <w:r>
+        <w:t xml:space="preserve"> Flake8-print – disallows print statements</w:t>
+      </w:r>
+    </w:p>
+    <w:p>
+      <w:r>
+        <w:t xml:space="preserve">    "PYI</w:t>
+      </w:r>
+      <w:proofErr w:type="gramStart"/>
+      <w:r>
+        <w:t>",  #</w:t>
+      </w:r>
+      <w:proofErr w:type="gramEnd"/>
+      <w:r>
+        <w:t xml:space="preserve"> Flake8-pyi – checks for type stub (.</w:t>
+      </w:r>
+      <w:proofErr w:type="spellStart"/>
+      <w:r>
+        <w:t>pyi</w:t>
+      </w:r>
+      <w:proofErr w:type="spellEnd"/>
+      <w:r>
+        <w:t>) consistency</w:t>
+      </w:r>
+    </w:p>
+    <w:p>
+      <w:r>
+        <w:t xml:space="preserve">    "PT</w:t>
+      </w:r>
+      <w:proofErr w:type="gramStart"/>
+      <w:r>
+        <w:t xml:space="preserve">",   </w:t>
+      </w:r>
+      <w:proofErr w:type="gramEnd"/>
+      <w:r>
+        <w:t xml:space="preserve"># Flake8-pytest-style – </w:t>
+      </w:r>
+      <w:proofErr w:type="spellStart"/>
+      <w:r>
+        <w:t>pytest</w:t>
+      </w:r>
+      <w:proofErr w:type="spellEnd"/>
+      <w:r>
+        <w:t xml:space="preserve"> best practices</w:t>
+      </w:r>
+    </w:p>
+    <w:p>
+      <w:r>
+        <w:t xml:space="preserve">    "Q</w:t>
+      </w:r>
+      <w:proofErr w:type="gramStart"/>
+      <w:r>
+        <w:t xml:space="preserve">",   </w:t>
+      </w:r>
+      <w:proofErr w:type="gramEnd"/>
+      <w:r>
+        <w:t xml:space="preserve"> # Flake8-quotes – enforces quote style consistency</w:t>
+      </w:r>
+    </w:p>
+    <w:p>
+      <w:r>
+        <w:t xml:space="preserve">    "RSE</w:t>
+      </w:r>
+      <w:proofErr w:type="gramStart"/>
+      <w:r>
+        <w:t>",  #</w:t>
+      </w:r>
+      <w:proofErr w:type="gramEnd"/>
+      <w:r>
+        <w:t xml:space="preserve"> Flake8-raise – proper raise statement usage</w:t>
+      </w:r>
+    </w:p>
+    <w:p>
+      <w:r>
+        <w:t xml:space="preserve">    "RET</w:t>
+      </w:r>
+      <w:proofErr w:type="gramStart"/>
+      <w:r>
+        <w:t>",  #</w:t>
+      </w:r>
+      <w:proofErr w:type="gramEnd"/>
+      <w:r>
+        <w:t xml:space="preserve"> Flake8-return – return statement issues</w:t>
+      </w:r>
+    </w:p>
+    <w:p>
+      <w:r>
+        <w:t xml:space="preserve">    "SLF</w:t>
+      </w:r>
+      <w:proofErr w:type="gramStart"/>
+      <w:r>
+        <w:t>",  #</w:t>
+      </w:r>
+      <w:proofErr w:type="gramEnd"/>
+      <w:r>
+        <w:t xml:space="preserve"> Flake8-self – flags instance methods that don't use self</w:t>
+      </w:r>
+    </w:p>
+    <w:p>
+      <w:r>
+        <w:t xml:space="preserve">    "SLOT", # Flake8-slots – suggests use of __slots__ where appropriate</w:t>
+      </w:r>
+    </w:p>
+    <w:p>
+      <w:r>
+        <w:t xml:space="preserve">    "SIM</w:t>
+      </w:r>
+      <w:proofErr w:type="gramStart"/>
+      <w:r>
+        <w:t>",  #</w:t>
+      </w:r>
+      <w:proofErr w:type="gramEnd"/>
+      <w:r>
+        <w:t xml:space="preserve"> Flake8-simplify – code simplification hints</w:t>
+      </w:r>
+    </w:p>
+    <w:p>
+      <w:r>
+        <w:t xml:space="preserve">    "TID</w:t>
+      </w:r>
+      <w:proofErr w:type="gramStart"/>
+      <w:r>
+        <w:t>",  #</w:t>
+      </w:r>
+      <w:proofErr w:type="gramEnd"/>
+      <w:r>
+        <w:t xml:space="preserve"> Flake8-tidy-imports – enforces specific import styles (e.g., no relative imports)</w:t>
+      </w:r>
+    </w:p>
+    <w:p>
+      <w:r>
         <w:lastRenderedPageBreak/>
-        <w:t xml:space="preserve">    "COM</w:t>
+        <w:t xml:space="preserve">    "TC</w:t>
       </w:r>
       <w:proofErr w:type="gramStart"/>
       <w:r>
-        <w:t>",  #</w:t>
+        <w:t xml:space="preserve">",   </w:t>
       </w:r>
       <w:proofErr w:type="gramEnd"/>
       <w:r>
-        <w:t xml:space="preserve"> Flake8-commas – trailing/comma issues</w:t>
-      </w:r>
-    </w:p>
-    <w:p>
-      <w:r>
-        <w:t xml:space="preserve">    # "CPY</w:t>
-      </w:r>
-      <w:proofErr w:type="gramStart"/>
-      <w:r>
-        <w:t>",  #</w:t>
-      </w:r>
-      <w:proofErr w:type="gramEnd"/>
-      <w:r>
-        <w:t xml:space="preserve"> Flake8-copyright – copyright header checks</w:t>
-      </w:r>
-    </w:p>
-    <w:p>
-      <w:r>
-        <w:t xml:space="preserve">    "C4</w:t>
-      </w:r>
-      <w:proofErr w:type="gramStart"/>
-      <w:r>
-        <w:t xml:space="preserve">",   </w:t>
-      </w:r>
-      <w:proofErr w:type="gramEnd"/>
-      <w:r>
-        <w:t># Flake8-comprehensions – best practices in comprehensions</w:t>
-      </w:r>
-    </w:p>
-    <w:p>
-      <w:r>
-        <w:t xml:space="preserve">    "DTZ</w:t>
-      </w:r>
-      <w:proofErr w:type="gramStart"/>
-      <w:r>
-        <w:t>",  #</w:t>
-      </w:r>
-      <w:proofErr w:type="gramEnd"/>
-      <w:r>
-        <w:t xml:space="preserve"> Flake8-datetimez – requires </w:t>
-      </w:r>
-      <w:proofErr w:type="spellStart"/>
-      <w:r>
-        <w:t>timezone</w:t>
-      </w:r>
-      <w:proofErr w:type="spellEnd"/>
-      <w:r>
-        <w:t>-aware datetime objects</w:t>
-      </w:r>
-    </w:p>
-    <w:p>
-      <w:r>
-        <w:t xml:space="preserve">    "T10</w:t>
-      </w:r>
-      <w:proofErr w:type="gramStart"/>
-      <w:r>
-        <w:t>",  #</w:t>
-      </w:r>
-      <w:proofErr w:type="gramEnd"/>
-      <w:r>
-        <w:t xml:space="preserve"> Flake8-debugger – debugger statements (e.g. </w:t>
-      </w:r>
-      <w:proofErr w:type="spellStart"/>
-      <w:r>
-        <w:t>pdb</w:t>
-      </w:r>
-      <w:proofErr w:type="spellEnd"/>
-      <w:r>
-        <w:t>)</w:t>
-      </w:r>
-    </w:p>
-    <w:p>
-      <w:r>
-        <w:t xml:space="preserve">    "DJ</w:t>
-      </w:r>
-      <w:proofErr w:type="gramStart"/>
-      <w:r>
-        <w:t xml:space="preserve">",   </w:t>
-      </w:r>
-      <w:proofErr w:type="gramEnd"/>
-      <w:r>
-        <w:t># Flake8-django – Django-specific conventions</w:t>
-      </w:r>
-    </w:p>
-    <w:p>
-      <w:r>
-        <w:t xml:space="preserve">    "EM</w:t>
-      </w:r>
-      <w:proofErr w:type="gramStart"/>
-      <w:r>
-        <w:t xml:space="preserve">",   </w:t>
-      </w:r>
-      <w:proofErr w:type="gramEnd"/>
-      <w:r>
-        <w:t># Flake8-errmsg – error message style</w:t>
-      </w:r>
-    </w:p>
-    <w:p>
-      <w:r>
-        <w:t xml:space="preserve">    "EXE</w:t>
-      </w:r>
-      <w:proofErr w:type="gramStart"/>
-      <w:r>
-        <w:t>",  #</w:t>
-      </w:r>
-      <w:proofErr w:type="gramEnd"/>
-      <w:r>
-        <w:t xml:space="preserve"> Flake8-executable – executable file checks</w:t>
-      </w:r>
-    </w:p>
-    <w:p>
-      <w:r>
-        <w:t xml:space="preserve">    "FA</w:t>
-      </w:r>
-      <w:proofErr w:type="gramStart"/>
-      <w:r>
-        <w:t xml:space="preserve">",   </w:t>
-      </w:r>
-      <w:proofErr w:type="gramEnd"/>
-      <w:r>
-        <w:t># Flake8-future-annotations – future import for annotations</w:t>
-      </w:r>
-    </w:p>
-    <w:p>
-      <w:r>
-        <w:t xml:space="preserve">    "ISC</w:t>
-      </w:r>
-      <w:proofErr w:type="gramStart"/>
-      <w:r>
-        <w:t>",  #</w:t>
-      </w:r>
-      <w:proofErr w:type="gramEnd"/>
-      <w:r>
-        <w:t xml:space="preserve"> Flake8-implicit-str-concat – warns on implicit string concatenation</w:t>
-      </w:r>
-    </w:p>
-    <w:p>
-      <w:r>
-        <w:t xml:space="preserve">    "ICN</w:t>
-      </w:r>
-      <w:proofErr w:type="gramStart"/>
-      <w:r>
-        <w:t>",  #</w:t>
-      </w:r>
-      <w:proofErr w:type="gramEnd"/>
-      <w:r>
-        <w:t xml:space="preserve"> Flake8-import-conventions – enforces conventional import aliases</w:t>
-      </w:r>
-    </w:p>
-    <w:p>
-      <w:r>
-        <w:t xml:space="preserve">    "LOG</w:t>
-      </w:r>
-      <w:proofErr w:type="gramStart"/>
-      <w:r>
-        <w:t>",  #</w:t>
-      </w:r>
-      <w:proofErr w:type="gramEnd"/>
-      <w:r>
-        <w:t xml:space="preserve"> Flake8-logging – proper logging usage</w:t>
-      </w:r>
-    </w:p>
-    <w:p>
-      <w:r>
-        <w:t xml:space="preserve">    "G</w:t>
-      </w:r>
-      <w:proofErr w:type="gramStart"/>
-      <w:r>
-        <w:t xml:space="preserve">",   </w:t>
-      </w:r>
-      <w:proofErr w:type="gramEnd"/>
-      <w:r>
-        <w:t xml:space="preserve"> # Flake8-logging-format – logging format string issues</w:t>
-      </w:r>
-    </w:p>
-    <w:p>
-      <w:r>
-        <w:t xml:space="preserve">    "INP</w:t>
-      </w:r>
-      <w:proofErr w:type="gramStart"/>
-      <w:r>
-        <w:t>",  #</w:t>
-      </w:r>
-      <w:proofErr w:type="gramEnd"/>
-      <w:r>
-        <w:t xml:space="preserve"> Flake8-no-pep420 – requires __init__.py files (no implicit namespace packages)</w:t>
-      </w:r>
-    </w:p>
-    <w:p>
-      <w:r>
-        <w:t xml:space="preserve">    "PIE</w:t>
-      </w:r>
-      <w:proofErr w:type="gramStart"/>
-      <w:r>
-        <w:t>",  #</w:t>
-      </w:r>
-      <w:proofErr w:type="gramEnd"/>
-      <w:r>
-        <w:t xml:space="preserve"> Flake8-pie – Python improvement suggestions</w:t>
-      </w:r>
-    </w:p>
-    <w:p>
-      <w:r>
-        <w:t xml:space="preserve">    # "T20</w:t>
-      </w:r>
-      <w:proofErr w:type="gramStart"/>
-      <w:r>
-        <w:t>",  #</w:t>
-      </w:r>
-      <w:proofErr w:type="gramEnd"/>
-      <w:r>
-        <w:t xml:space="preserve"> Flake8-print – disallows print statements</w:t>
-      </w:r>
-    </w:p>
-    <w:p>
-      <w:r>
-        <w:t xml:space="preserve">    "PYI</w:t>
-      </w:r>
-      <w:proofErr w:type="gramStart"/>
-      <w:r>
-        <w:t>",  #</w:t>
-      </w:r>
-      <w:proofErr w:type="gramEnd"/>
-      <w:r>
-        <w:t xml:space="preserve"> Flake8-pyi – checks for type stub (.</w:t>
-      </w:r>
-      <w:proofErr w:type="spellStart"/>
-      <w:r>
-        <w:t>pyi</w:t>
-      </w:r>
-      <w:proofErr w:type="spellEnd"/>
-      <w:r>
-        <w:t>) consistency</w:t>
-      </w:r>
-    </w:p>
-    <w:p>
-      <w:r>
-        <w:t xml:space="preserve">    "PT</w:t>
-      </w:r>
-      <w:proofErr w:type="gramStart"/>
-      <w:r>
-        <w:t xml:space="preserve">",   </w:t>
-      </w:r>
-      <w:proofErr w:type="gramEnd"/>
-      <w:r>
-        <w:t xml:space="preserve"># Flake8-pytest-style – </w:t>
-      </w:r>
-      <w:proofErr w:type="spellStart"/>
-      <w:r>
-        <w:t>pytest</w:t>
-      </w:r>
-      <w:proofErr w:type="spellEnd"/>
-      <w:r>
-        <w:t xml:space="preserve"> best practices</w:t>
-      </w:r>
-    </w:p>
-    <w:p>
-      <w:r>
-        <w:t xml:space="preserve">    "Q</w:t>
-      </w:r>
-      <w:proofErr w:type="gramStart"/>
-      <w:r>
-        <w:t xml:space="preserve">",   </w:t>
-      </w:r>
-      <w:proofErr w:type="gramEnd"/>
-      <w:r>
-        <w:t xml:space="preserve"> # Flake8-quotes – enforces quote style consistency</w:t>
-      </w:r>
-    </w:p>
-    <w:p>
-      <w:r>
-        <w:t xml:space="preserve">    "RSE</w:t>
-      </w:r>
-      <w:proofErr w:type="gramStart"/>
-      <w:r>
-        <w:t>",  #</w:t>
-      </w:r>
-      <w:proofErr w:type="gramEnd"/>
-      <w:r>
-        <w:t xml:space="preserve"> Flake8-raise – proper raise statement usage</w:t>
-      </w:r>
-    </w:p>
-    <w:p>
-      <w:r>
-        <w:t xml:space="preserve">    "RET</w:t>
-      </w:r>
-      <w:proofErr w:type="gramStart"/>
-      <w:r>
-        <w:t>",  #</w:t>
-      </w:r>
-      <w:proofErr w:type="gramEnd"/>
-      <w:r>
-        <w:t xml:space="preserve"> Flake8-return – return statement issues</w:t>
-      </w:r>
-    </w:p>
-    <w:p>
-      <w:r>
-        <w:t xml:space="preserve">    "SLF</w:t>
-      </w:r>
-      <w:proofErr w:type="gramStart"/>
-      <w:r>
-        <w:t>",  #</w:t>
-      </w:r>
-      <w:proofErr w:type="gramEnd"/>
-      <w:r>
-        <w:t xml:space="preserve"> Flake8-self – flags instance methods that don't use self</w:t>
-      </w:r>
-    </w:p>
-    <w:p>
-      <w:r>
-        <w:t xml:space="preserve">    "SLOT", # Flake8-slots – suggests use of __slots__ where appropriate</w:t>
-      </w:r>
-    </w:p>
-    <w:p>
-      <w:r>
-        <w:t xml:space="preserve">    "SIM</w:t>
-      </w:r>
-      <w:proofErr w:type="gramStart"/>
-      <w:r>
-        <w:t>",  #</w:t>
-      </w:r>
-      <w:proofErr w:type="gramEnd"/>
-      <w:r>
-        <w:t xml:space="preserve"> Flake8-simplify – code simplification hints</w:t>
-      </w:r>
-    </w:p>
-    <w:p>
-      <w:r>
-        <w:t xml:space="preserve">    "TID</w:t>
-      </w:r>
-      <w:proofErr w:type="gramStart"/>
-      <w:r>
-        <w:t>",  #</w:t>
-      </w:r>
-      <w:proofErr w:type="gramEnd"/>
-      <w:r>
-        <w:t xml:space="preserve"> Flake8-tidy-imports – enforces specific import styles (e.g., no relative imports)</w:t>
-      </w:r>
-    </w:p>
-    <w:p>
-      <w:r>
-        <w:t xml:space="preserve">    "TC</w:t>
-      </w:r>
-      <w:proofErr w:type="gramStart"/>
-      <w:r>
-        <w:t xml:space="preserve">",   </w:t>
-      </w:r>
-      <w:proofErr w:type="gramEnd"/>
-      <w:r>
         <w:t># Flake8-type-checking – proper import of typing in type checks</w:t>
       </w:r>
     </w:p>
     <w:p>
       <w:r>
-        <w:lastRenderedPageBreak/>
         <w:t xml:space="preserve">    "INT</w:t>
       </w:r>
       <w:proofErr w:type="gramStart"/>
@@ -10609,6 +10720,7 @@
     </w:p>
     <w:p>
       <w:r>
+        <w:lastRenderedPageBreak/>
         <w:t xml:space="preserve">    "D212</w:t>
       </w:r>
       <w:proofErr w:type="gramStart"/>
@@ -10630,194 +10742,193 @@
     </w:p>
     <w:p>
       <w:r>
+        <w:t xml:space="preserve">    "D401</w:t>
+      </w:r>
+      <w:proofErr w:type="gramStart"/>
+      <w:r>
+        <w:t>",  #</w:t>
+      </w:r>
+      <w:proofErr w:type="gramEnd"/>
+      <w:r>
+        <w:t xml:space="preserve"> </w:t>
+      </w:r>
+      <w:proofErr w:type="spellStart"/>
+      <w:r>
+        <w:t>Pydocstyle</w:t>
+      </w:r>
+      <w:proofErr w:type="spellEnd"/>
+      <w:r>
+        <w:t xml:space="preserve"> - Checks for docstring first lines that are not in an imperative mood.</w:t>
+      </w:r>
+    </w:p>
+    <w:p>
+      <w:r>
+        <w:t xml:space="preserve">    "S311</w:t>
+      </w:r>
+      <w:proofErr w:type="gramStart"/>
+      <w:r>
+        <w:t>",  #</w:t>
+      </w:r>
+      <w:proofErr w:type="gramEnd"/>
+      <w:r>
+        <w:t xml:space="preserve"> Flake8-bandit - Standard pseudo-random generators are not suitable for security/cryptographic purposes</w:t>
+      </w:r>
+    </w:p>
+    <w:p>
+      <w:r>
+        <w:t xml:space="preserve">    "PERF401", # </w:t>
+      </w:r>
+      <w:proofErr w:type="spellStart"/>
+      <w:r>
+        <w:t>Perflint</w:t>
+      </w:r>
+      <w:proofErr w:type="spellEnd"/>
+      <w:r>
+        <w:t xml:space="preserve"> - Checks for </w:t>
+      </w:r>
+      <w:proofErr w:type="spellStart"/>
+      <w:r>
+        <w:t>for</w:t>
+      </w:r>
+      <w:proofErr w:type="spellEnd"/>
+      <w:r>
+        <w:t xml:space="preserve"> loops that can be replaced by a list comprehension.</w:t>
+      </w:r>
+    </w:p>
+    <w:p>
+      <w:r>
+        <w:t xml:space="preserve">    "RET504", # Flake8-return - Checks for variable assignments that immediately precede a return of the assigned variable.</w:t>
+      </w:r>
+    </w:p>
+    <w:p>
+      <w:r>
+        <w:t xml:space="preserve">    "FA102", # Flake8-future-annotations - Missing `from __future__ import annotations`, but uses PEP 604 union</w:t>
+      </w:r>
+    </w:p>
+    <w:p>
+      <w:r>
+        <w:t xml:space="preserve">    "TRY003", # </w:t>
+      </w:r>
+      <w:proofErr w:type="spellStart"/>
+      <w:r>
+        <w:t>Tryceratops</w:t>
+      </w:r>
+      <w:proofErr w:type="spellEnd"/>
+      <w:r>
+        <w:t xml:space="preserve"> - Checks for long exception messages that are not defined in the exception class itself.</w:t>
+      </w:r>
+    </w:p>
+    <w:p>
+      <w:r>
+        <w:t xml:space="preserve">    "EM101", # Flake8-errmsg - Checks for the use of string literals in exception constructors.</w:t>
+      </w:r>
+    </w:p>
+    <w:p>
+      <w:r>
+        <w:t xml:space="preserve">    "TC002", # Flake8-type-checking - Checks for usage of typing imports outside of TYPE_CHECKING blocks.</w:t>
+      </w:r>
+    </w:p>
+    <w:p>
+      <w:r>
+        <w:t xml:space="preserve">    "TC003", # Flake8-type-checking - Checks for imports from typing that are not within TYPE_CHECKING blocks.</w:t>
+      </w:r>
+    </w:p>
+    <w:p>
+      <w:r>
+        <w:t>]</w:t>
+      </w:r>
+    </w:p>
+    <w:p/>
+    <w:p>
+      <w:r>
+        <w:t>[</w:t>
+      </w:r>
+      <w:proofErr w:type="spellStart"/>
+      <w:r>
+        <w:t>lint.per</w:t>
+      </w:r>
+      <w:proofErr w:type="spellEnd"/>
+      <w:r>
+        <w:t>-file-ignores]</w:t>
+      </w:r>
+    </w:p>
+    <w:p>
+      <w:r>
+        <w:t># IGNORE RULES FOR TESTS</w:t>
+      </w:r>
+    </w:p>
+    <w:p>
+      <w:r>
+        <w:t xml:space="preserve"># S101    # Flake8-bandit – asserts are standard in </w:t>
+      </w:r>
+      <w:proofErr w:type="spellStart"/>
+      <w:r>
+        <w:t>pytest</w:t>
+      </w:r>
+      <w:proofErr w:type="spellEnd"/>
+    </w:p>
+    <w:p>
+      <w:r>
+        <w:t># S105    # Flake8-bandit – possible hardcoded password</w:t>
+      </w:r>
+    </w:p>
+    <w:p>
+      <w:r>
+        <w:t># S106    # Flake8-bandit – possible hardcoded password in function argument</w:t>
+      </w:r>
+    </w:p>
+    <w:p>
+      <w:r>
+        <w:t># S107    # Flake8-bandit – hardcoded passwords in function defaults (test helpers need defaults)</w:t>
+      </w:r>
+    </w:p>
+    <w:p>
+      <w:r>
+        <w:t xml:space="preserve"># PLR2004 # </w:t>
+      </w:r>
+      <w:proofErr w:type="spellStart"/>
+      <w:r>
+        <w:t>Pylint</w:t>
+      </w:r>
+      <w:proofErr w:type="spellEnd"/>
+      <w:r>
+        <w:t xml:space="preserve"> – magic values (e.g. 404, 200) are common in tests</w:t>
+      </w:r>
+    </w:p>
+    <w:p>
+      <w:r>
+        <w:t># SLF</w:t>
+      </w:r>
+      <w:proofErr w:type="gramStart"/>
+      <w:r>
+        <w:t>001  #</w:t>
+      </w:r>
+      <w:proofErr w:type="gramEnd"/>
+      <w:r>
+        <w:t xml:space="preserve"> Flake8-self – private member access needed to test internal state</w:t>
+      </w:r>
+    </w:p>
+    <w:p>
+      <w:r>
+        <w:t xml:space="preserve"># D       # </w:t>
+      </w:r>
+      <w:proofErr w:type="spellStart"/>
+      <w:r>
+        <w:t>Pydocstyle</w:t>
+      </w:r>
+      <w:proofErr w:type="spellEnd"/>
+      <w:r>
+        <w:t xml:space="preserve"> – docstrings are often redundant in verbose test names</w:t>
+      </w:r>
+    </w:p>
+    <w:p>
+      <w:r>
         <w:lastRenderedPageBreak/>
-        <w:t xml:space="preserve">    "D401</w:t>
-      </w:r>
-      <w:proofErr w:type="gramStart"/>
-      <w:r>
-        <w:t>",  #</w:t>
-      </w:r>
-      <w:proofErr w:type="gramEnd"/>
-      <w:r>
-        <w:t xml:space="preserve"> </w:t>
-      </w:r>
-      <w:proofErr w:type="spellStart"/>
-      <w:r>
-        <w:t>Pydocstyle</w:t>
-      </w:r>
-      <w:proofErr w:type="spellEnd"/>
-      <w:r>
-        <w:t xml:space="preserve"> - Checks for docstring first lines that are not in an imperative mood.</w:t>
-      </w:r>
-    </w:p>
-    <w:p>
-      <w:r>
-        <w:t xml:space="preserve">    "S311</w:t>
-      </w:r>
-      <w:proofErr w:type="gramStart"/>
-      <w:r>
-        <w:t>",  #</w:t>
-      </w:r>
-      <w:proofErr w:type="gramEnd"/>
-      <w:r>
-        <w:t xml:space="preserve"> Flake8-bandit - Standard pseudo-random generators are not suitable for security/cryptographic purposes</w:t>
-      </w:r>
-    </w:p>
-    <w:p>
-      <w:r>
-        <w:t xml:space="preserve">    "PERF401", # </w:t>
-      </w:r>
-      <w:proofErr w:type="spellStart"/>
-      <w:r>
-        <w:t>Perflint</w:t>
-      </w:r>
-      <w:proofErr w:type="spellEnd"/>
-      <w:r>
-        <w:t xml:space="preserve"> - Checks for </w:t>
-      </w:r>
-      <w:proofErr w:type="spellStart"/>
-      <w:r>
-        <w:t>for</w:t>
-      </w:r>
-      <w:proofErr w:type="spellEnd"/>
-      <w:r>
-        <w:t xml:space="preserve"> loops that can be replaced by a list comprehension.</w:t>
-      </w:r>
-    </w:p>
-    <w:p>
-      <w:r>
-        <w:t xml:space="preserve">    "RET504", # Flake8-return - Checks for variable assignments that immediately precede a return of the assigned variable.</w:t>
-      </w:r>
-    </w:p>
-    <w:p>
-      <w:r>
-        <w:t xml:space="preserve">    "FA102", # Flake8-future-annotations - Missing `from __future__ import annotations`, but uses PEP 604 union</w:t>
-      </w:r>
-    </w:p>
-    <w:p>
-      <w:r>
-        <w:t xml:space="preserve">    "TRY003", # </w:t>
-      </w:r>
-      <w:proofErr w:type="spellStart"/>
-      <w:r>
-        <w:t>Tryceratops</w:t>
-      </w:r>
-      <w:proofErr w:type="spellEnd"/>
-      <w:r>
-        <w:t xml:space="preserve"> - Checks for long exception messages that are not defined in the exception class itself.</w:t>
-      </w:r>
-    </w:p>
-    <w:p>
-      <w:r>
-        <w:t xml:space="preserve">    "EM101", # Flake8-errmsg - Checks for the use of string literals in exception constructors.</w:t>
-      </w:r>
-    </w:p>
-    <w:p>
-      <w:r>
-        <w:t xml:space="preserve">    "TC002", # Flake8-type-checking - Checks for usage of typing imports outside of TYPE_CHECKING blocks.</w:t>
-      </w:r>
-    </w:p>
-    <w:p>
-      <w:r>
-        <w:t xml:space="preserve">    "TC003", # Flake8-type-checking - Checks for imports from typing that are not within TYPE_CHECKING blocks.</w:t>
-      </w:r>
-    </w:p>
-    <w:p>
-      <w:r>
-        <w:t>]</w:t>
-      </w:r>
-    </w:p>
-    <w:p/>
-    <w:p>
-      <w:r>
-        <w:t>[</w:t>
-      </w:r>
-      <w:proofErr w:type="spellStart"/>
-      <w:r>
-        <w:t>lint.per</w:t>
-      </w:r>
-      <w:proofErr w:type="spellEnd"/>
-      <w:r>
-        <w:t>-file-ignores]</w:t>
-      </w:r>
-    </w:p>
-    <w:p>
-      <w:r>
-        <w:t># IGNORE RULES FOR TESTS</w:t>
-      </w:r>
-    </w:p>
-    <w:p>
-      <w:r>
-        <w:t xml:space="preserve"># S101    # Flake8-bandit – asserts are standard in </w:t>
-      </w:r>
-      <w:proofErr w:type="spellStart"/>
-      <w:r>
-        <w:t>pytest</w:t>
-      </w:r>
-      <w:proofErr w:type="spellEnd"/>
-    </w:p>
-    <w:p>
-      <w:r>
-        <w:t># S105    # Flake8-bandit – possible hardcoded password</w:t>
-      </w:r>
-    </w:p>
-    <w:p>
-      <w:r>
-        <w:t># S106    # Flake8-bandit – possible hardcoded password in function argument</w:t>
-      </w:r>
-    </w:p>
-    <w:p>
-      <w:r>
-        <w:t># S107    # Flake8-bandit – hardcoded passwords in function defaults (test helpers need defaults)</w:t>
-      </w:r>
-    </w:p>
-    <w:p>
-      <w:r>
-        <w:t xml:space="preserve"># PLR2004 # </w:t>
-      </w:r>
-      <w:proofErr w:type="spellStart"/>
-      <w:r>
-        <w:t>Pylint</w:t>
-      </w:r>
-      <w:proofErr w:type="spellEnd"/>
-      <w:r>
-        <w:t xml:space="preserve"> – magic values (e.g. 404, 200) are common in tests</w:t>
-      </w:r>
-    </w:p>
-    <w:p>
-      <w:r>
-        <w:t># SLF</w:t>
-      </w:r>
-      <w:proofErr w:type="gramStart"/>
-      <w:r>
-        <w:t>001  #</w:t>
-      </w:r>
-      <w:proofErr w:type="gramEnd"/>
-      <w:r>
-        <w:t xml:space="preserve"> Flake8-self – private member access needed to test internal state</w:t>
-      </w:r>
-    </w:p>
-    <w:p>
-      <w:r>
-        <w:t xml:space="preserve"># D       # </w:t>
-      </w:r>
-      <w:proofErr w:type="spellStart"/>
-      <w:r>
-        <w:t>Pydocstyle</w:t>
-      </w:r>
-      <w:proofErr w:type="spellEnd"/>
-      <w:r>
-        <w:t xml:space="preserve"> – docstrings are often redundant in verbose test names</w:t>
-      </w:r>
-    </w:p>
-    <w:p>
-      <w:r>
         <w:t># ANN     # Flake8-annotations – type annotations are unnecessary overhead for tests</w:t>
       </w:r>
     </w:p>
     <w:p>
       <w:r>
-        <w:lastRenderedPageBreak/>
         <w:t># ARG</w:t>
       </w:r>
       <w:proofErr w:type="gramStart"/>
